--- a/Client/React/Notes.docx
+++ b/Client/React/Notes.docx
@@ -14,34 +14,19 @@
       </w:r>
     </w:p>
     <w:p>
-      <w:proofErr w:type="spellStart"/>
-      <w:r>
-        <w:t>npm</w:t>
-      </w:r>
-      <w:proofErr w:type="spellEnd"/>
-      <w:r>
-        <w:t xml:space="preserve"> -v </w:t>
+      <w:r>
+        <w:t xml:space="preserve">npm -v </w:t>
       </w:r>
       <w:r>
         <w:sym w:font="Wingdings" w:char="F0E0"/>
       </w:r>
       <w:r>
-        <w:t xml:space="preserve"> returns the version of </w:t>
-      </w:r>
-      <w:proofErr w:type="spellStart"/>
-      <w:r>
-        <w:t>npm</w:t>
-      </w:r>
-      <w:proofErr w:type="spellEnd"/>
-    </w:p>
-    <w:p>
-      <w:proofErr w:type="spellStart"/>
-      <w:r>
-        <w:t>npm</w:t>
-      </w:r>
-      <w:proofErr w:type="spellEnd"/>
-      <w:r>
-        <w:t xml:space="preserve"> install create-react-app </w:t>
+        <w:t xml:space="preserve"> returns the version of npm</w:t>
+      </w:r>
+    </w:p>
+    <w:p>
+      <w:r>
+        <w:t xml:space="preserve">npm install create-react-app </w:t>
       </w:r>
       <w:r>
         <w:sym w:font="Wingdings" w:char="F0E0"/>
@@ -51,15 +36,9 @@
       </w:r>
     </w:p>
     <w:p>
-      <w:proofErr w:type="spellStart"/>
-      <w:r>
-        <w:t>npx</w:t>
-      </w:r>
-      <w:proofErr w:type="spellEnd"/>
-      <w:r>
-        <w:t xml:space="preserve"> create-react-app my-</w:t>
-      </w:r>
-      <w:proofErr w:type="spellStart"/>
+      <w:r>
+        <w:t>npx create-react-app my-</w:t>
+      </w:r>
       <w:r>
         <w:t>f</w:t>
       </w:r>
@@ -70,11 +49,7 @@
         <w:t>a</w:t>
       </w:r>
       <w:r>
-        <w:t>pp</w:t>
-      </w:r>
-      <w:proofErr w:type="spellEnd"/>
-      <w:r>
-        <w:t xml:space="preserve"> </w:t>
+        <w:t xml:space="preserve">pp </w:t>
       </w:r>
       <w:r>
         <w:t xml:space="preserve">OR </w:t>
@@ -83,52 +58,24 @@
         <w:sym w:font="Wingdings" w:char="F0E0"/>
       </w:r>
       <w:r>
-        <w:t xml:space="preserve"> Creates a react app by name ‘my-</w:t>
-      </w:r>
-      <w:proofErr w:type="spellStart"/>
-      <w:r>
-        <w:t>FirstApp</w:t>
-      </w:r>
-      <w:proofErr w:type="spellEnd"/>
-      <w:r>
-        <w:t>’</w:t>
-      </w:r>
-    </w:p>
-    <w:p>
-      <w:r>
-        <w:t xml:space="preserve">Open </w:t>
-      </w:r>
-      <w:proofErr w:type="spellStart"/>
-      <w:r>
-        <w:t>package.config</w:t>
-      </w:r>
-      <w:proofErr w:type="spellEnd"/>
-      <w:r>
-        <w:t xml:space="preserve"> and press Ctrl + S to resolve any build errors if you get know</w:t>
-      </w:r>
-    </w:p>
-    <w:p>
-      <w:proofErr w:type="spellStart"/>
-      <w:r>
-        <w:t>npm</w:t>
-      </w:r>
-      <w:proofErr w:type="spellEnd"/>
-      <w:r>
-        <w:t xml:space="preserve"> install </w:t>
+        <w:t xml:space="preserve"> Creates a react app by name ‘my-FirstApp’</w:t>
+      </w:r>
+    </w:p>
+    <w:p>
+      <w:r>
+        <w:t>Open package.config and press Ctrl + S to resolve any build errors if you get know</w:t>
+      </w:r>
+    </w:p>
+    <w:p>
+      <w:r>
+        <w:t xml:space="preserve">npm install </w:t>
       </w:r>
       <w:r>
         <w:sym w:font="Wingdings" w:char="F0E0"/>
       </w:r>
       <w:r>
-        <w:t xml:space="preserve"> It installs node modules folder from </w:t>
-      </w:r>
-      <w:proofErr w:type="spellStart"/>
-      <w:proofErr w:type="gramStart"/>
-      <w:r>
-        <w:t>packages.json</w:t>
-      </w:r>
-      <w:proofErr w:type="spellEnd"/>
-      <w:proofErr w:type="gramEnd"/>
+        <w:t xml:space="preserve"> It installs node modules folder from packages.json</w:t>
+      </w:r>
     </w:p>
     <w:p>
       <w:pPr>
@@ -154,15 +101,7 @@
         </w:numPr>
       </w:pPr>
       <w:r>
-        <w:t xml:space="preserve">It started as a way to run </w:t>
-      </w:r>
-      <w:proofErr w:type="spellStart"/>
-      <w:r>
-        <w:t>Javascript</w:t>
-      </w:r>
-      <w:proofErr w:type="spellEnd"/>
-      <w:r>
-        <w:t xml:space="preserve"> on web servers so that same language can be used in both server side and client side </w:t>
+        <w:t xml:space="preserve">It started as a way to run Javascript on web servers so that same language can be used in both server side and client side </w:t>
       </w:r>
     </w:p>
     <w:p>
@@ -302,15 +241,7 @@
         <w:t xml:space="preserve">The process of </w:t>
       </w:r>
       <w:r>
-        <w:t xml:space="preserve">removing white spaces, </w:t>
-      </w:r>
-      <w:proofErr w:type="gramStart"/>
-      <w:r>
-        <w:t>comments ,</w:t>
-      </w:r>
-      <w:proofErr w:type="gramEnd"/>
-      <w:r>
-        <w:t xml:space="preserve"> line breaks making scripts, web pages and stylesheets more efficient and faster. </w:t>
+        <w:t xml:space="preserve">removing white spaces, comments , line breaks making scripts, web pages and stylesheets more efficient and faster. </w:t>
       </w:r>
     </w:p>
     <w:p>
@@ -325,48 +256,15 @@
           <w:bCs/>
         </w:rPr>
       </w:pPr>
-      <w:proofErr w:type="spellStart"/>
       <w:r>
         <w:rPr>
           <w:b/>
           <w:bCs/>
         </w:rPr>
-        <w:t>Transpiling</w:t>
-      </w:r>
-      <w:proofErr w:type="spellEnd"/>
-      <w:r>
-        <w:rPr>
-          <w:b/>
-          <w:bCs/>
-        </w:rPr>
-        <w:t xml:space="preserve">: </w:t>
-      </w:r>
-      <w:r>
-        <w:t xml:space="preserve">Not all browsers support the same version of </w:t>
-      </w:r>
-      <w:proofErr w:type="spellStart"/>
-      <w:r>
-        <w:t>javascript</w:t>
-      </w:r>
-      <w:proofErr w:type="spellEnd"/>
-      <w:r>
-        <w:t xml:space="preserve"> code. The process of converting one version of </w:t>
-      </w:r>
-      <w:proofErr w:type="spellStart"/>
-      <w:r>
-        <w:t>javascript</w:t>
-      </w:r>
-      <w:proofErr w:type="spellEnd"/>
-      <w:r>
-        <w:t xml:space="preserve"> code into another version is called as </w:t>
-      </w:r>
-      <w:proofErr w:type="spellStart"/>
-      <w:r>
-        <w:t>Transpiling</w:t>
-      </w:r>
-      <w:proofErr w:type="spellEnd"/>
-      <w:r>
-        <w:t xml:space="preserve">.  </w:t>
+        <w:t xml:space="preserve">Transpiling: </w:t>
+      </w:r>
+      <w:r>
+        <w:t xml:space="preserve">Not all browsers support the same version of javascript code. The process of converting one version of javascript code into another version is called as Transpiling.  </w:t>
       </w:r>
       <w:r>
         <w:rPr>
@@ -436,15 +334,7 @@
       </w:r>
       <w:r>
         <w:lastRenderedPageBreak/>
-        <w:t xml:space="preserve">the bundler is to combine/bundle the </w:t>
-      </w:r>
-      <w:proofErr w:type="spellStart"/>
-      <w:r>
-        <w:t>javascript</w:t>
-      </w:r>
-      <w:proofErr w:type="spellEnd"/>
-      <w:r>
-        <w:t xml:space="preserve"> code so that it loads in the browser much faster. </w:t>
+        <w:t xml:space="preserve">the bundler is to combine/bundle the javascript code so that it loads in the browser much faster. </w:t>
       </w:r>
       <w:r>
         <w:rPr>
@@ -507,15 +397,7 @@
         <w:t xml:space="preserve">Package Management: </w:t>
       </w:r>
       <w:r>
-        <w:t xml:space="preserve">As so many different programs are involved in JavaScript Development just installing, upgrading and keeping track of them can be quite complex. </w:t>
-      </w:r>
-      <w:proofErr w:type="gramStart"/>
-      <w:r>
-        <w:t>Hence</w:t>
-      </w:r>
-      <w:proofErr w:type="gramEnd"/>
-      <w:r>
-        <w:t xml:space="preserve"> we need a strong package manager.</w:t>
+        <w:t>As so many different programs are involved in JavaScript Development just installing, upgrading and keeping track of them can be quite complex. Hence we need a strong package manager.</w:t>
       </w:r>
     </w:p>
     <w:p>
@@ -680,23 +562,7 @@
           </w:p>
           <w:p>
             <w:r>
-              <w:t xml:space="preserve">Ex: </w:t>
-            </w:r>
-            <w:proofErr w:type="spellStart"/>
-            <w:r>
-              <w:t>npm</w:t>
-            </w:r>
-            <w:proofErr w:type="spellEnd"/>
-            <w:r>
-              <w:t xml:space="preserve"> </w:t>
-            </w:r>
-            <w:proofErr w:type="spellStart"/>
-            <w:r>
-              <w:t>init</w:t>
-            </w:r>
-            <w:proofErr w:type="spellEnd"/>
-            <w:r>
-              <w:t xml:space="preserve"> </w:t>
+              <w:t xml:space="preserve">Ex: npm init </w:t>
             </w:r>
             <w:r>
               <w:sym w:font="Wingdings" w:char="F0E0"/>
@@ -786,17 +652,7 @@
           </w:tcPr>
           <w:p>
             <w:r>
-              <w:t>NPM uses package-</w:t>
-            </w:r>
-            <w:proofErr w:type="spellStart"/>
-            <w:proofErr w:type="gramStart"/>
-            <w:r>
-              <w:t>lock.json</w:t>
-            </w:r>
-            <w:proofErr w:type="spellEnd"/>
-            <w:proofErr w:type="gramEnd"/>
-            <w:r>
-              <w:t xml:space="preserve"> for dependencies.</w:t>
+              <w:t>NPM uses package-lock.json for dependencies.</w:t>
             </w:r>
           </w:p>
         </w:tc>
@@ -806,17 +662,7 @@
           </w:tcPr>
           <w:p>
             <w:r>
-              <w:t xml:space="preserve">Yarn uses </w:t>
-            </w:r>
-            <w:proofErr w:type="spellStart"/>
-            <w:proofErr w:type="gramStart"/>
-            <w:r>
-              <w:t>yarn.lock</w:t>
-            </w:r>
-            <w:proofErr w:type="spellEnd"/>
-            <w:proofErr w:type="gramEnd"/>
-            <w:r>
-              <w:t xml:space="preserve"> to lock dependencies. Yarn’s lock file ensures more consistency across different environments.</w:t>
+              <w:t>Yarn uses yarn.lock to lock dependencies. Yarn’s lock file ensures more consistency across different environments.</w:t>
             </w:r>
           </w:p>
           <w:p/>
@@ -891,15 +737,8 @@
           </w:tcPr>
           <w:p>
             <w:r>
-              <w:t>NPM 5 and above improved on this with package-</w:t>
-            </w:r>
-            <w:proofErr w:type="spellStart"/>
-            <w:proofErr w:type="gramStart"/>
-            <w:r>
-              <w:t>lock.json</w:t>
-            </w:r>
-            <w:proofErr w:type="spellEnd"/>
-            <w:proofErr w:type="gramEnd"/>
+              <w:t>NPM 5 and above improved on this with package-lock.json</w:t>
+            </w:r>
           </w:p>
         </w:tc>
         <w:tc>
@@ -908,17 +747,7 @@
           </w:tcPr>
           <w:p>
             <w:r>
-              <w:t xml:space="preserve">Provides deterministic dependency tree through </w:t>
-            </w:r>
-            <w:proofErr w:type="spellStart"/>
-            <w:proofErr w:type="gramStart"/>
-            <w:r>
-              <w:t>yarn.lock</w:t>
-            </w:r>
-            <w:proofErr w:type="spellEnd"/>
-            <w:proofErr w:type="gramEnd"/>
-            <w:r>
-              <w:t xml:space="preserve"> ensuring same dependencies are installed every time.</w:t>
+              <w:t>Provides deterministic dependency tree through yarn.lock ensuring same dependencies are installed every time.</w:t>
             </w:r>
           </w:p>
         </w:tc>
@@ -949,29 +778,8 @@
             <w:tcW w:w="5076" w:type="dxa"/>
           </w:tcPr>
           <w:p>
-            <w:proofErr w:type="spellStart"/>
-            <w:r>
-              <w:t>npm</w:t>
-            </w:r>
-            <w:proofErr w:type="spellEnd"/>
-            <w:r>
-              <w:t xml:space="preserve"> </w:t>
-            </w:r>
-            <w:proofErr w:type="gramStart"/>
-            <w:r>
-              <w:t>install ,</w:t>
-            </w:r>
-            <w:proofErr w:type="gramEnd"/>
-            <w:r>
-              <w:t xml:space="preserve"> </w:t>
-            </w:r>
-            <w:proofErr w:type="spellStart"/>
-            <w:r>
-              <w:t>npm</w:t>
-            </w:r>
-            <w:proofErr w:type="spellEnd"/>
-            <w:r>
-              <w:t xml:space="preserve"> start</w:t>
+            <w:r>
+              <w:t>npm install , npm start</w:t>
             </w:r>
           </w:p>
         </w:tc>
@@ -981,15 +789,7 @@
           </w:tcPr>
           <w:p>
             <w:r>
-              <w:t xml:space="preserve">yarn </w:t>
-            </w:r>
-            <w:proofErr w:type="gramStart"/>
-            <w:r>
-              <w:t>add ,</w:t>
-            </w:r>
-            <w:proofErr w:type="gramEnd"/>
-            <w:r>
-              <w:t xml:space="preserve"> yarn start</w:t>
+              <w:t>yarn add , yarn start</w:t>
             </w:r>
           </w:p>
         </w:tc>
@@ -1031,15 +831,7 @@
           </w:tcPr>
           <w:p>
             <w:r>
-              <w:t xml:space="preserve">Yarn also has security features and integrates with </w:t>
-            </w:r>
-            <w:proofErr w:type="spellStart"/>
-            <w:r>
-              <w:t>npm’s</w:t>
-            </w:r>
-            <w:proofErr w:type="spellEnd"/>
-            <w:r>
-              <w:t xml:space="preserve"> audit system.</w:t>
+              <w:t>Yarn also has security features and integrates with npm’s audit system.</w:t>
             </w:r>
           </w:p>
         </w:tc>
@@ -1098,7 +890,6 @@
                 <w:bCs/>
               </w:rPr>
             </w:pPr>
-            <w:proofErr w:type="spellStart"/>
             <w:r>
               <w:rPr>
                 <w:b/>
@@ -1106,7 +897,6 @@
               </w:rPr>
               <w:t>Plug’n’Play</w:t>
             </w:r>
-            <w:proofErr w:type="spellEnd"/>
           </w:p>
           <w:p>
             <w:pPr>
@@ -1133,23 +923,7 @@
           </w:tcPr>
           <w:p>
             <w:r>
-              <w:t xml:space="preserve">Yarn 2 introduced </w:t>
-            </w:r>
-            <w:proofErr w:type="spellStart"/>
-            <w:r>
-              <w:t>Plug’n’Play</w:t>
-            </w:r>
-            <w:proofErr w:type="spellEnd"/>
-            <w:r>
-              <w:t xml:space="preserve"> feature that eliminates the need for having ‘</w:t>
-            </w:r>
-            <w:proofErr w:type="spellStart"/>
-            <w:r>
-              <w:t>node_modules</w:t>
-            </w:r>
-            <w:proofErr w:type="spellEnd"/>
-            <w:r>
-              <w:t>’ folder as it will directly reference the dependencies from cache.</w:t>
+              <w:t>Yarn 2 introduced Plug’n’Play feature that eliminates the need for having ‘node_modules’ folder as it will directly reference the dependencies from cache.</w:t>
             </w:r>
           </w:p>
         </w:tc>
@@ -1374,29 +1148,8 @@
                 <w:bCs/>
               </w:rPr>
             </w:pPr>
-            <w:proofErr w:type="spellStart"/>
-            <w:r>
-              <w:t>npx</w:t>
-            </w:r>
-            <w:proofErr w:type="spellEnd"/>
-            <w:r>
-              <w:t xml:space="preserve"> is Node Package Executor. </w:t>
-            </w:r>
-            <w:proofErr w:type="gramStart"/>
-            <w:r>
-              <w:t>It’s</w:t>
-            </w:r>
-            <w:proofErr w:type="gramEnd"/>
-            <w:r>
-              <w:t xml:space="preserve"> main job is to execute the binaries present in </w:t>
-            </w:r>
-            <w:proofErr w:type="spellStart"/>
-            <w:r>
-              <w:t>node_modules</w:t>
-            </w:r>
-            <w:proofErr w:type="spellEnd"/>
-            <w:r>
-              <w:t>/bin folder</w:t>
+            <w:r>
+              <w:t>npx is Node Package Executor. It’s main job is to execute the binaries present in node_modules/bin folder</w:t>
             </w:r>
           </w:p>
         </w:tc>
@@ -1420,15 +1173,7 @@
               </w:rPr>
             </w:pPr>
             <w:r>
-              <w:t xml:space="preserve">Allows developers to publish their own packages to the </w:t>
-            </w:r>
-            <w:proofErr w:type="spellStart"/>
-            <w:r>
-              <w:t>npm</w:t>
-            </w:r>
-            <w:proofErr w:type="spellEnd"/>
-            <w:r>
-              <w:t xml:space="preserve"> registry. </w:t>
+              <w:t xml:space="preserve">Allows developers to publish their own packages to the npm registry. </w:t>
             </w:r>
           </w:p>
         </w:tc>
@@ -1449,21 +1194,8 @@
                 <w:bCs/>
               </w:rPr>
             </w:pPr>
-            <w:proofErr w:type="spellStart"/>
-            <w:r>
-              <w:t>Npx</w:t>
-            </w:r>
-            <w:proofErr w:type="spellEnd"/>
-            <w:r>
-              <w:t xml:space="preserve"> executes binaries locally or from </w:t>
-            </w:r>
-            <w:proofErr w:type="spellStart"/>
-            <w:r>
-              <w:t>npm</w:t>
-            </w:r>
-            <w:proofErr w:type="spellEnd"/>
-            <w:r>
-              <w:t xml:space="preserve"> registry without the need to install them globally.</w:t>
+            <w:r>
+              <w:t>Npx executes binaries locally or from npm registry without the need to install them globally.</w:t>
             </w:r>
           </w:p>
         </w:tc>
@@ -1509,15 +1241,8 @@
               </w:rPr>
             </w:pPr>
             <w:r>
-              <w:t xml:space="preserve">Directly executes binaries without needing a script in </w:t>
-            </w:r>
-            <w:proofErr w:type="spellStart"/>
-            <w:proofErr w:type="gramStart"/>
-            <w:r>
-              <w:t>package.json</w:t>
-            </w:r>
-            <w:proofErr w:type="spellEnd"/>
-            <w:proofErr w:type="gramEnd"/>
+              <w:t>Directly executes binaries without needing a script in package.json</w:t>
+            </w:r>
           </w:p>
         </w:tc>
       </w:tr>
@@ -1531,13 +1256,8 @@
               <w:pStyle w:val="ListParagraph"/>
               <w:ind w:left="0"/>
             </w:pPr>
-            <w:proofErr w:type="spellStart"/>
-            <w:r>
-              <w:t>npm</w:t>
-            </w:r>
-            <w:proofErr w:type="spellEnd"/>
-            <w:r>
-              <w:t xml:space="preserve"> install express // installs locally</w:t>
+            <w:r>
+              <w:t>npm install express // installs locally</w:t>
             </w:r>
           </w:p>
           <w:p>
@@ -1545,13 +1265,8 @@
               <w:pStyle w:val="ListParagraph"/>
               <w:ind w:left="0"/>
             </w:pPr>
-            <w:proofErr w:type="spellStart"/>
-            <w:r>
-              <w:t>npm</w:t>
-            </w:r>
-            <w:proofErr w:type="spellEnd"/>
-            <w:r>
-              <w:t xml:space="preserve"> install -g express // installs globally</w:t>
+            <w:r>
+              <w:t>npm install -g express // installs globally</w:t>
             </w:r>
           </w:p>
           <w:p>
@@ -1559,21 +1274,9 @@
               <w:pStyle w:val="ListParagraph"/>
               <w:ind w:left="0"/>
             </w:pPr>
-            <w:proofErr w:type="spellStart"/>
-            <w:r>
-              <w:t>npm</w:t>
-            </w:r>
-            <w:proofErr w:type="spellEnd"/>
-            <w:r>
-              <w:t xml:space="preserve"> run start // runs a script in </w:t>
-            </w:r>
-            <w:proofErr w:type="spellStart"/>
-            <w:proofErr w:type="gramStart"/>
-            <w:r>
-              <w:t>package.json</w:t>
-            </w:r>
-            <w:proofErr w:type="spellEnd"/>
-            <w:proofErr w:type="gramEnd"/>
+            <w:r>
+              <w:t>npm run start // runs a script in package.json</w:t>
+            </w:r>
           </w:p>
         </w:tc>
         <w:tc>
@@ -1585,13 +1288,8 @@
               <w:pStyle w:val="ListParagraph"/>
               <w:ind w:left="0"/>
             </w:pPr>
-            <w:proofErr w:type="spellStart"/>
-            <w:r>
-              <w:t>npx</w:t>
-            </w:r>
-            <w:proofErr w:type="spellEnd"/>
-            <w:r>
-              <w:t xml:space="preserve"> create-react-app my-app // runs a package without installing</w:t>
+            <w:r>
+              <w:t>npx create-react-app my-app // runs a package without installing</w:t>
             </w:r>
           </w:p>
           <w:p>
@@ -1599,26 +1297,8 @@
               <w:pStyle w:val="ListParagraph"/>
               <w:ind w:left="0"/>
             </w:pPr>
-            <w:proofErr w:type="spellStart"/>
-            <w:r>
-              <w:t>npx</w:t>
-            </w:r>
-            <w:proofErr w:type="spellEnd"/>
-            <w:r>
-              <w:t xml:space="preserve"> </w:t>
-            </w:r>
-            <w:proofErr w:type="spellStart"/>
-            <w:proofErr w:type="gramStart"/>
-            <w:r>
-              <w:t>eslint</w:t>
-            </w:r>
-            <w:proofErr w:type="spellEnd"/>
-            <w:r>
-              <w:t xml:space="preserve"> .</w:t>
-            </w:r>
-            <w:proofErr w:type="gramEnd"/>
-            <w:r>
-              <w:t xml:space="preserve"> // runs locally installed package</w:t>
+            <w:r>
+              <w:t>npx eslint . // runs locally installed package</w:t>
             </w:r>
           </w:p>
         </w:tc>
@@ -1637,13 +1317,8 @@
         <w:pStyle w:val="ListParagraph"/>
       </w:pPr>
       <w:r>
-        <w:t xml:space="preserve">To create an app name below are the </w:t>
-      </w:r>
-      <w:proofErr w:type="gramStart"/>
-      <w:r>
-        <w:t>rules :</w:t>
-      </w:r>
-      <w:proofErr w:type="gramEnd"/>
+        <w:t>To create an app name below are the rules :</w:t>
+      </w:r>
     </w:p>
     <w:p>
       <w:pPr>
@@ -1943,21 +1618,12 @@
           <w:szCs w:val="24"/>
         </w:rPr>
       </w:pPr>
-      <w:proofErr w:type="spellStart"/>
       <w:r>
         <w:rPr>
           <w:sz w:val="24"/>
           <w:szCs w:val="24"/>
         </w:rPr>
-        <w:t>React.render</w:t>
-      </w:r>
-      <w:proofErr w:type="spellEnd"/>
-      <w:r>
-        <w:rPr>
-          <w:sz w:val="24"/>
-          <w:szCs w:val="24"/>
-        </w:rPr>
-        <w:t xml:space="preserve">() </w:t>
+        <w:t xml:space="preserve">React.render() </w:t>
       </w:r>
       <w:r>
         <w:rPr>
@@ -1986,21 +1652,12 @@
           <w:szCs w:val="24"/>
         </w:rPr>
       </w:pPr>
-      <w:proofErr w:type="spellStart"/>
       <w:r>
         <w:rPr>
           <w:sz w:val="24"/>
           <w:szCs w:val="24"/>
         </w:rPr>
-        <w:t>ReactDOM.render</w:t>
-      </w:r>
-      <w:proofErr w:type="spellEnd"/>
-      <w:r>
-        <w:rPr>
-          <w:sz w:val="24"/>
-          <w:szCs w:val="24"/>
-        </w:rPr>
-        <w:t xml:space="preserve">() </w:t>
+        <w:t xml:space="preserve">ReactDOM.render() </w:t>
       </w:r>
       <w:r>
         <w:rPr>
@@ -2034,23 +1691,7 @@
           <w:sz w:val="24"/>
           <w:szCs w:val="24"/>
         </w:rPr>
-        <w:t xml:space="preserve">React just renders the components and how these components </w:t>
-      </w:r>
-      <w:proofErr w:type="gramStart"/>
-      <w:r>
-        <w:rPr>
-          <w:sz w:val="24"/>
-          <w:szCs w:val="24"/>
-        </w:rPr>
-        <w:t>gets</w:t>
-      </w:r>
-      <w:proofErr w:type="gramEnd"/>
-      <w:r>
-        <w:rPr>
-          <w:sz w:val="24"/>
-          <w:szCs w:val="24"/>
-        </w:rPr>
-        <w:t xml:space="preserve"> rendered to user is up to separate library.</w:t>
+        <w:t>React just renders the components and how these components gets rendered to user is up to separate library.</w:t>
       </w:r>
     </w:p>
     <w:p>
@@ -2070,46 +1711,14 @@
           <w:sz w:val="24"/>
           <w:szCs w:val="24"/>
         </w:rPr>
-        <w:t xml:space="preserve">The library that handles rendering of React components in web browsers is called </w:t>
-      </w:r>
-      <w:proofErr w:type="spellStart"/>
+        <w:t>The library that handles rendering of React components in web browsers is called ReactDOM.</w:t>
+      </w:r>
       <w:r>
         <w:rPr>
           <w:sz w:val="24"/>
           <w:szCs w:val="24"/>
         </w:rPr>
-        <w:t>ReactDOM</w:t>
-      </w:r>
-      <w:proofErr w:type="spellEnd"/>
-      <w:r>
-        <w:rPr>
-          <w:sz w:val="24"/>
-          <w:szCs w:val="24"/>
-        </w:rPr>
-        <w:t>.</w:t>
-      </w:r>
-      <w:r>
-        <w:rPr>
-          <w:sz w:val="24"/>
-          <w:szCs w:val="24"/>
-        </w:rPr>
-        <w:t xml:space="preserve"> If we want to react components to static HTML then we use </w:t>
-      </w:r>
-      <w:proofErr w:type="spellStart"/>
-      <w:r>
-        <w:rPr>
-          <w:sz w:val="24"/>
-          <w:szCs w:val="24"/>
-        </w:rPr>
-        <w:t>ReactDOMServer</w:t>
-      </w:r>
-      <w:proofErr w:type="spellEnd"/>
-      <w:r>
-        <w:rPr>
-          <w:sz w:val="24"/>
-          <w:szCs w:val="24"/>
-        </w:rPr>
-        <w:t>.</w:t>
+        <w:t xml:space="preserve"> If we want to react components to static HTML then we use ReactDOMServer.</w:t>
       </w:r>
     </w:p>
     <w:p>
@@ -2176,7 +1785,6 @@
           <w:szCs w:val="24"/>
         </w:rPr>
       </w:pPr>
-      <w:proofErr w:type="gramStart"/>
       <w:r>
         <w:rPr>
           <w:b/>
@@ -2195,7 +1803,6 @@
         </w:rPr>
         <w:t xml:space="preserve"> :</w:t>
       </w:r>
-      <w:proofErr w:type="gramEnd"/>
       <w:r>
         <w:rPr>
           <w:sz w:val="24"/>
@@ -2230,13 +1837,8 @@
           <w:numId w:val="5"/>
         </w:numPr>
       </w:pPr>
-      <w:proofErr w:type="spellStart"/>
-      <w:r>
-        <w:t>ReactDOM's</w:t>
-      </w:r>
-      <w:proofErr w:type="spellEnd"/>
-      <w:r>
-        <w:t xml:space="preserve"> render method creates a lightweight and simplified representation of the React element in memory (this is the </w:t>
+      <w:r>
+        <w:t xml:space="preserve">ReactDOM's render method creates a lightweight and simplified representation of the React element in memory (this is the </w:t>
       </w:r>
       <w:r>
         <w:rPr>
@@ -2265,13 +1867,8 @@
           <w:numId w:val="5"/>
         </w:numPr>
       </w:pPr>
-      <w:proofErr w:type="spellStart"/>
-      <w:r>
-        <w:t>ReactDOM</w:t>
-      </w:r>
-      <w:proofErr w:type="spellEnd"/>
-      <w:r>
-        <w:t xml:space="preserve"> listens for events that require changes to the web page.</w:t>
+      <w:r>
+        <w:t>ReactDOM listens for events that require changes to the web page.</w:t>
       </w:r>
     </w:p>
     <w:p>
@@ -2289,15 +1886,7 @@
         </w:numPr>
       </w:pPr>
       <w:r>
-        <w:t xml:space="preserve">The </w:t>
-      </w:r>
-      <w:proofErr w:type="spellStart"/>
-      <w:r>
-        <w:t>ReactDOM.render</w:t>
-      </w:r>
-      <w:proofErr w:type="spellEnd"/>
-      <w:r>
-        <w:t xml:space="preserve"> method creates a new in-memory representation of the web page.</w:t>
+        <w:t>The ReactDOM.render method creates a new in-memory representation of the web page.</w:t>
       </w:r>
     </w:p>
     <w:p>
@@ -2315,15 +1904,7 @@
         </w:numPr>
       </w:pPr>
       <w:r>
-        <w:t xml:space="preserve">The </w:t>
-      </w:r>
-      <w:proofErr w:type="spellStart"/>
-      <w:r>
-        <w:t>ReactDOM</w:t>
-      </w:r>
-      <w:proofErr w:type="spellEnd"/>
-      <w:r>
-        <w:t xml:space="preserve"> library compares the new Virtual DOM representation of the web page to the previous Virtual DOM representation and calculates the difference between the two. This process is called </w:t>
+        <w:t xml:space="preserve">The ReactDOM library compares the new Virtual DOM representation of the web page to the previous Virtual DOM representation and calculates the difference between the two. This process is called </w:t>
       </w:r>
       <w:r>
         <w:rPr>
@@ -2358,13 +1939,8 @@
           <w:szCs w:val="24"/>
         </w:rPr>
       </w:pPr>
-      <w:proofErr w:type="spellStart"/>
-      <w:r>
-        <w:t>ReactDOM</w:t>
-      </w:r>
-      <w:proofErr w:type="spellEnd"/>
-      <w:r>
-        <w:t xml:space="preserve"> applies just the minimal set of changes to the browser DOM in the most efficient way that it can and using the most efficient batching and timing of changes</w:t>
+      <w:r>
+        <w:t>ReactDOM applies just the minimal set of changes to the browser DOM in the most efficient way that it can and using the most efficient batching and timing of changes</w:t>
       </w:r>
       <w:r>
         <w:rPr>
@@ -2391,9 +1967,10 @@
         <w:rPr>
           <w:noProof/>
         </w:rPr>
+        <w:lastRenderedPageBreak/>
         <w:drawing>
-          <wp:inline distT="0" distB="0" distL="0" distR="0" wp14:anchorId="7FDE564F" wp14:editId="4FBFBA23">
-            <wp:extent cx="2426819" cy="2118360"/>
+          <wp:inline distT="0" distB="0" distL="0" distR="0" wp14:anchorId="7FDE564F" wp14:editId="3CF017BD">
+            <wp:extent cx="4221480" cy="3684913"/>
             <wp:effectExtent l="0" t="0" r="0" b="0"/>
             <wp:docPr id="2033841374" name="Picture 1"/>
             <wp:cNvGraphicFramePr>
@@ -2415,7 +1992,7 @@
                   <pic:spPr>
                     <a:xfrm>
                       <a:off x="0" y="0"/>
-                      <a:ext cx="2436939" cy="2127194"/>
+                      <a:ext cx="4241731" cy="3702590"/>
                     </a:xfrm>
                     <a:prstGeom prst="rect">
                       <a:avLst/>
@@ -2445,7 +2022,6 @@
           <w:sz w:val="24"/>
           <w:szCs w:val="24"/>
         </w:rPr>
-        <w:lastRenderedPageBreak/>
         <w:t>React is a library for creating and putting together components to build user interfaces.</w:t>
       </w:r>
     </w:p>
@@ -2579,23 +2155,7 @@
           <w:sz w:val="24"/>
           <w:szCs w:val="24"/>
         </w:rPr>
-        <w:t xml:space="preserve"> Once we create such generic </w:t>
-      </w:r>
-      <w:proofErr w:type="gramStart"/>
-      <w:r>
-        <w:rPr>
-          <w:sz w:val="24"/>
-          <w:szCs w:val="24"/>
-        </w:rPr>
-        <w:t>components</w:t>
-      </w:r>
-      <w:proofErr w:type="gramEnd"/>
-      <w:r>
-        <w:rPr>
-          <w:sz w:val="24"/>
-          <w:szCs w:val="24"/>
-        </w:rPr>
-        <w:t xml:space="preserve"> we can create specific components by combining more generalized ones. This is called </w:t>
+        <w:t xml:space="preserve"> Once we create such generic components we can create specific components by combining more generalized ones. This is called </w:t>
       </w:r>
       <w:r>
         <w:rPr>
@@ -2755,15 +2315,7 @@
         </w:rPr>
       </w:pPr>
       <w:r>
-        <w:t xml:space="preserve">JavaScript were in small size in early days but when </w:t>
-      </w:r>
-      <w:proofErr w:type="spellStart"/>
-      <w:r>
-        <w:t>javascript</w:t>
-      </w:r>
-      <w:proofErr w:type="spellEnd"/>
-      <w:r>
-        <w:t xml:space="preserve"> code started to increase the programmers wanted them to split into difference parts. This gave raise to modularization in JavaScript.</w:t>
+        <w:t>JavaScript were in small size in early days but when javascript code started to increase the programmers wanted them to split into difference parts. This gave raise to modularization in JavaScript.</w:t>
       </w:r>
     </w:p>
     <w:p>
@@ -2781,26 +2333,10 @@
         </w:rPr>
       </w:pPr>
       <w:r>
-        <w:t>First came ‘</w:t>
-      </w:r>
-      <w:proofErr w:type="spellStart"/>
-      <w:r>
-        <w:t>re</w:t>
-      </w:r>
-      <w:r>
-        <w:t>quireJS</w:t>
-      </w:r>
-      <w:proofErr w:type="spellEnd"/>
-      <w:r>
-        <w:t xml:space="preserve">’ which used to load modules in AMD (Asynchronous Module Definition) way </w:t>
-      </w:r>
-      <w:proofErr w:type="gramStart"/>
-      <w:r>
-        <w:t>i.e..</w:t>
-      </w:r>
-      <w:proofErr w:type="gramEnd"/>
-      <w:r>
-        <w:t xml:space="preserve"> all the imports in a module run prior to any of the code in those modules being executed.</w:t>
+        <w:t>First came ‘re</w:t>
+      </w:r>
+      <w:r>
+        <w:t>quireJS’ which used to load modules in AMD (Asynchronous Module Definition) way i.e.. all the imports in a module run prior to any of the code in those modules being executed.</w:t>
       </w:r>
     </w:p>
     <w:p>
@@ -2818,42 +2354,10 @@
         </w:rPr>
       </w:pPr>
       <w:r>
-        <w:t>Later came ‘</w:t>
-      </w:r>
-      <w:proofErr w:type="spellStart"/>
-      <w:r>
-        <w:t>CommonJS</w:t>
-      </w:r>
-      <w:proofErr w:type="spellEnd"/>
-      <w:r>
-        <w:t>’ which was built into Node.js and it became a way for modularization library. With ‘</w:t>
-      </w:r>
-      <w:proofErr w:type="spellStart"/>
-      <w:r>
-        <w:t>CommonJS</w:t>
-      </w:r>
-      <w:proofErr w:type="spellEnd"/>
-      <w:r>
-        <w:t>’ we can export variables, modules, functions or objects in a file. But ‘</w:t>
-      </w:r>
-      <w:proofErr w:type="spellStart"/>
-      <w:r>
-        <w:t>CommonJS</w:t>
-      </w:r>
-      <w:proofErr w:type="spellEnd"/>
-      <w:r>
-        <w:t xml:space="preserve">’ used to load the modules </w:t>
-      </w:r>
-      <w:proofErr w:type="gramStart"/>
-      <w:r>
-        <w:t xml:space="preserve">synchronously </w:t>
-      </w:r>
-      <w:r>
-        <w:t>,</w:t>
-      </w:r>
-      <w:proofErr w:type="gramEnd"/>
-      <w:r>
-        <w:t xml:space="preserve"> parsing and executing </w:t>
+        <w:t xml:space="preserve">Later came ‘CommonJS’ which was built into Node.js and it became a way for modularization library. With ‘CommonJS’ we can export variables, modules, functions or objects in a file. But ‘CommonJS’ used to load the modules synchronously </w:t>
+      </w:r>
+      <w:r>
+        <w:t xml:space="preserve">, parsing and executing </w:t>
       </w:r>
       <w:r>
         <w:t xml:space="preserve">each module as it’s loaded. </w:t>
@@ -2861,6 +2365,7 @@
     </w:p>
     <w:p>
       <w:r>
+        <w:lastRenderedPageBreak/>
         <w:tab/>
       </w:r>
       <w:r>
@@ -2925,46 +2430,10 @@
           <w:sz w:val="24"/>
           <w:szCs w:val="24"/>
         </w:rPr>
-        <w:t xml:space="preserve">ES </w:t>
-      </w:r>
-      <w:proofErr w:type="gramStart"/>
-      <w:r>
-        <w:rPr>
-          <w:b/>
-          <w:bCs/>
-          <w:sz w:val="24"/>
-          <w:szCs w:val="24"/>
-        </w:rPr>
-        <w:t>Modules :</w:t>
-      </w:r>
-      <w:proofErr w:type="gramEnd"/>
-      <w:r>
-        <w:rPr>
-          <w:b/>
-          <w:bCs/>
-          <w:sz w:val="24"/>
-          <w:szCs w:val="24"/>
-        </w:rPr>
-        <w:t xml:space="preserve"> </w:t>
-      </w:r>
-      <w:r>
-        <w:t>ECMAScript Modules (ESA) features Asynchronous Module Definition like ‘</w:t>
-      </w:r>
-      <w:proofErr w:type="spellStart"/>
-      <w:r>
-        <w:t>requireJS</w:t>
-      </w:r>
-      <w:proofErr w:type="spellEnd"/>
-      <w:r>
-        <w:t>’ and has simple syntax like ‘</w:t>
-      </w:r>
-      <w:proofErr w:type="spellStart"/>
-      <w:r>
-        <w:t>commonJS</w:t>
-      </w:r>
-      <w:proofErr w:type="spellEnd"/>
-      <w:r>
-        <w:t xml:space="preserve">’. </w:t>
+        <w:t xml:space="preserve">ES Modules : </w:t>
+      </w:r>
+      <w:r>
+        <w:t xml:space="preserve">ECMAScript Modules (ESA) features Asynchronous Module Definition like ‘requireJS’ and has simple syntax like ‘commonJS’. </w:t>
       </w:r>
     </w:p>
     <w:p>
@@ -2982,15 +2451,7 @@
         </w:rPr>
       </w:pPr>
       <w:r>
-        <w:t xml:space="preserve">export creates modules </w:t>
-      </w:r>
-      <w:proofErr w:type="spellStart"/>
-      <w:r>
-        <w:t>where as</w:t>
-      </w:r>
-      <w:proofErr w:type="spellEnd"/>
-      <w:r>
-        <w:t xml:space="preserve"> import statement imports modules into JavaScript Code.</w:t>
+        <w:t>export creates modules where as import statement imports modules into JavaScript Code.</w:t>
       </w:r>
     </w:p>
     <w:p>
@@ -3014,69 +2475,7 @@
           <w:sz w:val="20"/>
           <w:szCs w:val="20"/>
         </w:rPr>
-        <w:t xml:space="preserve">import </w:t>
-      </w:r>
-      <w:proofErr w:type="gramStart"/>
-      <w:r>
-        <w:rPr>
-          <w:i/>
-          <w:iCs/>
-          <w:sz w:val="20"/>
-          <w:szCs w:val="20"/>
-        </w:rPr>
-        <w:t xml:space="preserve">{ </w:t>
-      </w:r>
-      <w:proofErr w:type="spellStart"/>
-      <w:r>
-        <w:rPr>
-          <w:i/>
-          <w:iCs/>
-          <w:sz w:val="20"/>
-          <w:szCs w:val="20"/>
-        </w:rPr>
-        <w:t>shippingMethods</w:t>
-      </w:r>
-      <w:proofErr w:type="spellEnd"/>
-      <w:proofErr w:type="gramEnd"/>
-      <w:r>
-        <w:rPr>
-          <w:i/>
-          <w:iCs/>
-          <w:sz w:val="20"/>
-          <w:szCs w:val="20"/>
-        </w:rPr>
-        <w:t xml:space="preserve">, </w:t>
-      </w:r>
-      <w:proofErr w:type="spellStart"/>
-      <w:proofErr w:type="gramStart"/>
-      <w:r>
-        <w:rPr>
-          <w:i/>
-          <w:iCs/>
-          <w:sz w:val="20"/>
-          <w:szCs w:val="20"/>
-        </w:rPr>
-        <w:t>calculateShippingCharges</w:t>
-      </w:r>
-      <w:proofErr w:type="spellEnd"/>
-      <w:r>
-        <w:rPr>
-          <w:i/>
-          <w:iCs/>
-          <w:sz w:val="20"/>
-          <w:szCs w:val="20"/>
-        </w:rPr>
-        <w:t xml:space="preserve"> }</w:t>
-      </w:r>
-      <w:proofErr w:type="gramEnd"/>
-      <w:r>
-        <w:rPr>
-          <w:i/>
-          <w:iCs/>
-          <w:sz w:val="20"/>
-          <w:szCs w:val="20"/>
-        </w:rPr>
-        <w:t xml:space="preserve"> from './modules/ecommerce-utilities.js'</w:t>
+        <w:t>import { shippingMethods, calculateShippingCharges } from './modules/ecommerce-utilities.js'</w:t>
       </w:r>
     </w:p>
     <w:p>
@@ -3133,9 +2532,8 @@
           <w:sz w:val="16"/>
           <w:szCs w:val="16"/>
         </w:rPr>
-        <w:t xml:space="preserve">function </w:t>
-      </w:r>
-      <w:proofErr w:type="spellStart"/>
+        <w:t>function calculateShippingCharge(weight,shippingMethod){</w:t>
+      </w:r>
       <w:r>
         <w:rPr>
           <w:rStyle w:val="HTMLCode"/>
@@ -3144,9 +2542,8 @@
           <w:sz w:val="16"/>
           <w:szCs w:val="16"/>
         </w:rPr>
-        <w:t>calculateShippingCharge</w:t>
-      </w:r>
-      <w:proofErr w:type="spellEnd"/>
+        <w:t xml:space="preserve">                          </w:t>
+      </w:r>
       <w:r>
         <w:rPr>
           <w:rStyle w:val="HTMLCode"/>
@@ -3155,10 +2552,8 @@
           <w:sz w:val="16"/>
           <w:szCs w:val="16"/>
         </w:rPr>
-        <w:t>(</w:t>
-      </w:r>
-      <w:proofErr w:type="spellStart"/>
-      <w:proofErr w:type="gramStart"/>
+        <w:tab/>
+      </w:r>
       <w:r>
         <w:rPr>
           <w:rStyle w:val="HTMLCode"/>
@@ -3167,9 +2562,9 @@
           <w:sz w:val="16"/>
           <w:szCs w:val="16"/>
         </w:rPr>
-        <w:t>weight,shippingMethod</w:t>
-      </w:r>
-      <w:proofErr w:type="spellEnd"/>
+        <w:tab/>
+        <w:t xml:space="preserve">import </w:t>
+      </w:r>
       <w:r>
         <w:rPr>
           <w:rStyle w:val="HTMLCode"/>
@@ -3178,7 +2573,7 @@
           <w:sz w:val="16"/>
           <w:szCs w:val="16"/>
         </w:rPr>
-        <w:t>){</w:t>
+        <w:t>calculateShippingCharge</w:t>
       </w:r>
       <w:r>
         <w:rPr>
@@ -3188,9 +2583,8 @@
           <w:sz w:val="16"/>
           <w:szCs w:val="16"/>
         </w:rPr>
-        <w:t xml:space="preserve">  </w:t>
-      </w:r>
-      <w:proofErr w:type="gramEnd"/>
+        <w:t xml:space="preserve"> from ./</w:t>
+      </w:r>
       <w:r>
         <w:rPr>
           <w:rStyle w:val="HTMLCode"/>
@@ -3199,7 +2593,7 @@
           <w:sz w:val="16"/>
           <w:szCs w:val="16"/>
         </w:rPr>
-        <w:t xml:space="preserve">                        </w:t>
+        <w:t>calculateShippingCharge</w:t>
       </w:r>
       <w:r>
         <w:rPr>
@@ -3209,7 +2603,7 @@
           <w:sz w:val="16"/>
           <w:szCs w:val="16"/>
         </w:rPr>
-        <w:tab/>
+        <w:t>.js</w:t>
       </w:r>
       <w:r>
         <w:rPr>
@@ -3219,10 +2613,20 @@
           <w:sz w:val="16"/>
           <w:szCs w:val="16"/>
         </w:rPr>
-        <w:tab/>
-        <w:t xml:space="preserve">import </w:t>
-      </w:r>
-      <w:proofErr w:type="spellStart"/>
+        <w:t>;</w:t>
+      </w:r>
+    </w:p>
+    <w:p>
+      <w:pPr>
+        <w:pStyle w:val="NormalWeb"/>
+        <w:spacing w:after="240" w:afterAutospacing="0"/>
+        <w:rPr>
+          <w:rFonts w:ascii="Arial" w:hAnsi="Arial" w:cs="Arial"/>
+          <w:color w:val="000000"/>
+          <w:sz w:val="16"/>
+          <w:szCs w:val="16"/>
+        </w:rPr>
+      </w:pPr>
       <w:r>
         <w:rPr>
           <w:rStyle w:val="HTMLCode"/>
@@ -3231,9 +2635,8 @@
           <w:sz w:val="16"/>
           <w:szCs w:val="16"/>
         </w:rPr>
-        <w:t>calculateShippingCharge</w:t>
-      </w:r>
-      <w:proofErr w:type="spellEnd"/>
+        <w:t> </w:t>
+      </w:r>
       <w:r>
         <w:rPr>
           <w:rStyle w:val="HTMLCode"/>
@@ -3242,7 +2645,7 @@
           <w:sz w:val="16"/>
           <w:szCs w:val="16"/>
         </w:rPr>
-        <w:t xml:space="preserve"> from ./</w:t>
+        <w:t> </w:t>
       </w:r>
       <w:r>
         <w:rPr>
@@ -3252,8 +2655,20 @@
           <w:sz w:val="16"/>
           <w:szCs w:val="16"/>
         </w:rPr>
-        <w:t>calculateShippingCharge</w:t>
-      </w:r>
+        <w:t>// do something here</w:t>
+      </w:r>
+    </w:p>
+    <w:p>
+      <w:pPr>
+        <w:pStyle w:val="NormalWeb"/>
+        <w:spacing w:after="240" w:afterAutospacing="0"/>
+        <w:rPr>
+          <w:rFonts w:ascii="Arial" w:hAnsi="Arial" w:cs="Arial"/>
+          <w:color w:val="000000"/>
+          <w:sz w:val="16"/>
+          <w:szCs w:val="16"/>
+        </w:rPr>
+      </w:pPr>
       <w:r>
         <w:rPr>
           <w:rStyle w:val="HTMLCode"/>
@@ -3262,7 +2677,7 @@
           <w:sz w:val="16"/>
           <w:szCs w:val="16"/>
         </w:rPr>
-        <w:t>.js</w:t>
+        <w:t> </w:t>
       </w:r>
       <w:r>
         <w:rPr>
@@ -3272,20 +2687,8 @@
           <w:sz w:val="16"/>
           <w:szCs w:val="16"/>
         </w:rPr>
-        <w:t>;</w:t>
-      </w:r>
-    </w:p>
-    <w:p>
-      <w:pPr>
-        <w:pStyle w:val="NormalWeb"/>
-        <w:spacing w:after="240" w:afterAutospacing="0"/>
-        <w:rPr>
-          <w:rFonts w:ascii="Arial" w:hAnsi="Arial" w:cs="Arial"/>
-          <w:color w:val="000000"/>
-          <w:sz w:val="16"/>
-          <w:szCs w:val="16"/>
-        </w:rPr>
-      </w:pPr>
+        <w:t> </w:t>
+      </w:r>
       <w:r>
         <w:rPr>
           <w:rStyle w:val="HTMLCode"/>
@@ -3304,8 +2707,20 @@
           <w:sz w:val="16"/>
           <w:szCs w:val="16"/>
         </w:rPr>
-        <w:t> </w:t>
-      </w:r>
+        <w:t>}</w:t>
+      </w:r>
+    </w:p>
+    <w:p>
+      <w:pPr>
+        <w:pStyle w:val="NormalWeb"/>
+        <w:spacing w:after="240" w:afterAutospacing="0"/>
+        <w:rPr>
+          <w:rFonts w:ascii="Arial" w:hAnsi="Arial" w:cs="Arial"/>
+          <w:color w:val="000000"/>
+          <w:sz w:val="16"/>
+          <w:szCs w:val="16"/>
+        </w:rPr>
+      </w:pPr>
       <w:r>
         <w:rPr>
           <w:rStyle w:val="HTMLCode"/>
@@ -3314,20 +2729,8 @@
           <w:sz w:val="16"/>
           <w:szCs w:val="16"/>
         </w:rPr>
-        <w:t>// do something here</w:t>
-      </w:r>
-    </w:p>
-    <w:p>
-      <w:pPr>
-        <w:pStyle w:val="NormalWeb"/>
-        <w:spacing w:after="240" w:afterAutospacing="0"/>
-        <w:rPr>
-          <w:rFonts w:ascii="Arial" w:hAnsi="Arial" w:cs="Arial"/>
-          <w:color w:val="000000"/>
-          <w:sz w:val="16"/>
-          <w:szCs w:val="16"/>
-        </w:rPr>
-      </w:pPr>
+        <w:t> </w:t>
+      </w:r>
       <w:r>
         <w:rPr>
           <w:rStyle w:val="HTMLCode"/>
@@ -3356,91 +2759,7 @@
           <w:sz w:val="16"/>
           <w:szCs w:val="16"/>
         </w:rPr>
-        <w:t> </w:t>
-      </w:r>
-      <w:r>
-        <w:rPr>
-          <w:rStyle w:val="HTMLCode"/>
-          <w:rFonts w:ascii="Arial" w:eastAsiaTheme="majorEastAsia" w:hAnsi="Arial" w:cs="Arial"/>
-          <w:color w:val="000000"/>
-          <w:sz w:val="16"/>
-          <w:szCs w:val="16"/>
-        </w:rPr>
-        <w:t>}</w:t>
-      </w:r>
-    </w:p>
-    <w:p>
-      <w:pPr>
-        <w:pStyle w:val="NormalWeb"/>
-        <w:spacing w:after="240" w:afterAutospacing="0"/>
-        <w:rPr>
-          <w:rFonts w:ascii="Arial" w:hAnsi="Arial" w:cs="Arial"/>
-          <w:color w:val="000000"/>
-          <w:sz w:val="16"/>
-          <w:szCs w:val="16"/>
-        </w:rPr>
-      </w:pPr>
-      <w:r>
-        <w:rPr>
-          <w:rStyle w:val="HTMLCode"/>
-          <w:rFonts w:ascii="Arial" w:eastAsiaTheme="majorEastAsia" w:hAnsi="Arial" w:cs="Arial"/>
-          <w:color w:val="000000"/>
-          <w:sz w:val="16"/>
-          <w:szCs w:val="16"/>
-        </w:rPr>
-        <w:t> </w:t>
-      </w:r>
-      <w:r>
-        <w:rPr>
-          <w:rStyle w:val="HTMLCode"/>
-          <w:rFonts w:ascii="Arial" w:eastAsiaTheme="majorEastAsia" w:hAnsi="Arial" w:cs="Arial"/>
-          <w:color w:val="000000"/>
-          <w:sz w:val="16"/>
-          <w:szCs w:val="16"/>
-        </w:rPr>
-        <w:t> </w:t>
-      </w:r>
-      <w:r>
-        <w:rPr>
-          <w:rStyle w:val="HTMLCode"/>
-          <w:rFonts w:ascii="Arial" w:eastAsiaTheme="majorEastAsia" w:hAnsi="Arial" w:cs="Arial"/>
-          <w:color w:val="000000"/>
-          <w:sz w:val="16"/>
-          <w:szCs w:val="16"/>
-        </w:rPr>
-        <w:t> </w:t>
-      </w:r>
-      <w:r>
-        <w:rPr>
-          <w:rStyle w:val="HTMLCode"/>
-          <w:rFonts w:ascii="Arial" w:eastAsiaTheme="majorEastAsia" w:hAnsi="Arial" w:cs="Arial"/>
-          <w:color w:val="000000"/>
-          <w:sz w:val="16"/>
-          <w:szCs w:val="16"/>
-        </w:rPr>
-        <w:t xml:space="preserve">export default </w:t>
-      </w:r>
-      <w:proofErr w:type="spellStart"/>
-      <w:r>
-        <w:rPr>
-          <w:rStyle w:val="HTMLCode"/>
-          <w:rFonts w:ascii="Arial" w:eastAsiaTheme="majorEastAsia" w:hAnsi="Arial" w:cs="Arial"/>
-          <w:color w:val="000000"/>
-          <w:sz w:val="16"/>
-          <w:szCs w:val="16"/>
-        </w:rPr>
-        <w:t>calculateShippingCharge</w:t>
-      </w:r>
-      <w:proofErr w:type="spellEnd"/>
-      <w:r>
-        <w:rPr>
-          <w:rStyle w:val="HTMLCode"/>
-          <w:rFonts w:ascii="Arial" w:eastAsiaTheme="majorEastAsia" w:hAnsi="Arial" w:cs="Arial"/>
-          <w:color w:val="000000"/>
-          <w:sz w:val="16"/>
-          <w:szCs w:val="16"/>
-        </w:rPr>
-        <w:t>;</w:t>
+        <w:t>export default calculateShippingCharge;</w:t>
       </w:r>
     </w:p>
     <w:p>
@@ -3464,7 +2783,6 @@
         </w:numPr>
       </w:pPr>
       <w:r>
-        <w:lastRenderedPageBreak/>
         <w:t>Both import and export statements need to be at the top level of your JavaScript file—that is, not inside of a function or any other statement.</w:t>
       </w:r>
     </w:p>
@@ -3520,21 +2838,8 @@
           <w:numId w:val="13"/>
         </w:numPr>
       </w:pPr>
-      <w:proofErr w:type="spellStart"/>
-      <w:r>
-        <w:t>Transpilation</w:t>
-      </w:r>
-      <w:proofErr w:type="spellEnd"/>
-      <w:r>
-        <w:t xml:space="preserve">: It’s a process of converting from one version of </w:t>
-      </w:r>
-      <w:proofErr w:type="spellStart"/>
-      <w:r>
-        <w:t>javaScript</w:t>
-      </w:r>
-      <w:proofErr w:type="spellEnd"/>
-      <w:r>
-        <w:t xml:space="preserve"> to another for old browsers compatibility. </w:t>
+      <w:r>
+        <w:t xml:space="preserve">Transpilation: It’s a process of converting from one version of javaScript to another for old browsers compatibility. </w:t>
       </w:r>
     </w:p>
     <w:p>
@@ -3556,15 +2861,7 @@
         <w:t>Create React App</w:t>
       </w:r>
       <w:r>
-        <w:t xml:space="preserve">. </w:t>
-      </w:r>
-      <w:proofErr w:type="gramStart"/>
-      <w:r>
-        <w:t>It’s</w:t>
-      </w:r>
-      <w:proofErr w:type="gramEnd"/>
-      <w:r>
-        <w:t xml:space="preserve"> online version is here </w:t>
+        <w:t xml:space="preserve">. It’s online version is here </w:t>
       </w:r>
       <w:r>
         <w:sym w:font="Wingdings" w:char="F0E0"/>
@@ -3686,7 +2983,6 @@
       <w:r>
         <w:t xml:space="preserve"> becomes </w:t>
       </w:r>
-      <w:proofErr w:type="spellStart"/>
       <w:r>
         <w:rPr>
           <w:b/>
@@ -3696,7 +2992,6 @@
         </w:rPr>
         <w:t>className</w:t>
       </w:r>
-      <w:proofErr w:type="spellEnd"/>
       <w:r>
         <w:t>.</w:t>
       </w:r>
@@ -3721,7 +3016,6 @@
       <w:r>
         <w:t xml:space="preserve">becomes </w:t>
       </w:r>
-      <w:proofErr w:type="spellStart"/>
       <w:r>
         <w:rPr>
           <w:b/>
@@ -3731,7 +3025,6 @@
         </w:rPr>
         <w:t>htmlFor</w:t>
       </w:r>
-      <w:proofErr w:type="spellEnd"/>
       <w:r>
         <w:t>.</w:t>
       </w:r>
@@ -3745,15 +3038,7 @@
         </w:numPr>
       </w:pPr>
       <w:r>
-        <w:t xml:space="preserve">onclick becomes </w:t>
-      </w:r>
-      <w:proofErr w:type="spellStart"/>
-      <w:r>
-        <w:t>onClick</w:t>
-      </w:r>
-      <w:proofErr w:type="spellEnd"/>
-      <w:r>
-        <w:t>.</w:t>
+        <w:t>onclick becomes onClick.</w:t>
       </w:r>
     </w:p>
     <w:p>
@@ -3764,21 +3049,8 @@
           <w:numId w:val="13"/>
         </w:numPr>
       </w:pPr>
-      <w:proofErr w:type="spellStart"/>
-      <w:r>
-        <w:t>tabindex</w:t>
-      </w:r>
-      <w:proofErr w:type="spellEnd"/>
-      <w:r>
-        <w:t xml:space="preserve"> becomes </w:t>
-      </w:r>
-      <w:proofErr w:type="spellStart"/>
-      <w:r>
-        <w:t>tabIndex</w:t>
-      </w:r>
-      <w:proofErr w:type="spellEnd"/>
-      <w:r>
-        <w:t>.</w:t>
+      <w:r>
+        <w:t>tabindex becomes tabIndex.</w:t>
       </w:r>
     </w:p>
     <w:p>
@@ -3808,15 +3080,7 @@
         <w:t>User defined elements can have custom attributes after React 16.</w:t>
       </w:r>
       <w:r>
-        <w:t xml:space="preserve"> Prior to React 16 it is a good practice to have ‘data</w:t>
-      </w:r>
-      <w:proofErr w:type="gramStart"/>
-      <w:r>
-        <w:t>-‘ attributes</w:t>
-      </w:r>
-      <w:proofErr w:type="gramEnd"/>
-      <w:r>
-        <w:t xml:space="preserve"> defined for DOM elements instead of custom attributes.</w:t>
+        <w:t xml:space="preserve"> Prior to React 16 it is a good practice to have ‘data-‘ attributes defined for DOM elements instead of custom attributes.</w:t>
       </w:r>
     </w:p>
     <w:p>
@@ -3828,15 +3092,7 @@
         </w:numPr>
       </w:pPr>
       <w:r>
-        <w:t xml:space="preserve">Use curly braces for include literal </w:t>
-      </w:r>
-      <w:proofErr w:type="spellStart"/>
-      <w:r>
-        <w:t>javascript</w:t>
-      </w:r>
-      <w:proofErr w:type="spellEnd"/>
-      <w:r>
-        <w:t>.</w:t>
+        <w:t>Use curly braces for include literal javascript.</w:t>
       </w:r>
     </w:p>
     <w:p>
@@ -3845,6 +3101,7 @@
         <w:ind w:left="1980"/>
       </w:pPr>
       <w:r>
+        <w:lastRenderedPageBreak/>
         <w:t xml:space="preserve">Ex: </w:t>
       </w:r>
       <w:r>
@@ -3980,15 +3237,7 @@
         <w:t xml:space="preserve"> &amp;&amp;:</w:t>
       </w:r>
       <w:r>
-        <w:t xml:space="preserve">  The conditional operator says </w:t>
-      </w:r>
-      <w:proofErr w:type="gramStart"/>
-      <w:r>
-        <w:t>that  if</w:t>
-      </w:r>
-      <w:proofErr w:type="gramEnd"/>
-      <w:r>
-        <w:t xml:space="preserve"> expression on left side of &amp;&amp; evaluates to true then expression on right side of &amp;&amp; will be printed. If either of expression on left side is false then value will be returned as false.</w:t>
+        <w:t xml:space="preserve">  The conditional operator says that  if expression on left side of &amp;&amp; evaluates to true then expression on right side of &amp;&amp; will be printed. If either of expression on left side is false then value will be returned as false.</w:t>
       </w:r>
     </w:p>
     <w:p>
@@ -4046,15 +3295,7 @@
         </w:numPr>
       </w:pPr>
       <w:r>
-        <w:t xml:space="preserve">Conditional </w:t>
-      </w:r>
-      <w:proofErr w:type="gramStart"/>
-      <w:r>
-        <w:t>Operator :</w:t>
-      </w:r>
-      <w:proofErr w:type="gramEnd"/>
-      <w:r>
-        <w:t xml:space="preserve"> </w:t>
+        <w:t xml:space="preserve">Conditional Operator : </w:t>
       </w:r>
       <w:r>
         <w:rPr>
@@ -4105,21 +3346,8 @@
           <w:numId w:val="15"/>
         </w:numPr>
       </w:pPr>
-      <w:proofErr w:type="spellStart"/>
-      <w:r>
-        <w:t>React.Fragment</w:t>
-      </w:r>
-      <w:proofErr w:type="spellEnd"/>
-      <w:r>
-        <w:t xml:space="preserve"> component wraps your JSX into single JSX element You can use the </w:t>
-      </w:r>
-      <w:proofErr w:type="spellStart"/>
-      <w:r>
-        <w:t>React.Fragment</w:t>
-      </w:r>
-      <w:proofErr w:type="spellEnd"/>
-      <w:r>
-        <w:t xml:space="preserve"> component in one of three ways:</w:t>
+      <w:r>
+        <w:t>React.Fragment component wraps your JSX into single JSX element You can use the React.Fragment component in one of three ways:</w:t>
       </w:r>
     </w:p>
     <w:p>
@@ -4145,39 +3373,7 @@
           <w:i/>
           <w:iCs/>
         </w:rPr>
-        <w:t>By using dot notation: &lt;</w:t>
-      </w:r>
-      <w:proofErr w:type="spellStart"/>
-      <w:r>
-        <w:rPr>
-          <w:i/>
-          <w:iCs/>
-        </w:rPr>
-        <w:t>React.Fragment</w:t>
-      </w:r>
-      <w:proofErr w:type="spellEnd"/>
-      <w:r>
-        <w:rPr>
-          <w:i/>
-          <w:iCs/>
-        </w:rPr>
-        <w:t>&gt;&lt;/</w:t>
-      </w:r>
-      <w:proofErr w:type="spellStart"/>
-      <w:r>
-        <w:rPr>
-          <w:i/>
-          <w:iCs/>
-        </w:rPr>
-        <w:t>React.Fragment</w:t>
-      </w:r>
-      <w:proofErr w:type="spellEnd"/>
-      <w:r>
-        <w:rPr>
-          <w:i/>
-          <w:iCs/>
-        </w:rPr>
-        <w:t>&gt;</w:t>
+        <w:t>By using dot notation: &lt;React.Fragment&gt;&lt;/React.Fragment&gt;</w:t>
       </w:r>
     </w:p>
     <w:p>
@@ -4207,7 +3403,6 @@
           <w:i/>
           <w:iCs/>
         </w:rPr>
-        <w:lastRenderedPageBreak/>
         <w:t>By importing Fragment from the react library using curly braces</w:t>
       </w:r>
     </w:p>
@@ -4263,15 +3458,7 @@
         </w:numPr>
       </w:pPr>
       <w:r>
-        <w:t xml:space="preserve">A component is a function or </w:t>
-      </w:r>
-      <w:proofErr w:type="spellStart"/>
-      <w:r>
-        <w:t>javascript</w:t>
-      </w:r>
-      <w:proofErr w:type="spellEnd"/>
-      <w:r>
-        <w:t xml:space="preserve"> class that optionally accepts data that describes a piece of user interface. A React user interface is made up of hierarchy of components.</w:t>
+        <w:t>A component is a function or javascript class that optionally accepts data that describes a piece of user interface. A React user interface is made up of hierarchy of components.</w:t>
       </w:r>
       <w:r>
         <w:t xml:space="preserve"> The job of the component is to return an element.</w:t>
@@ -4332,6 +3519,7 @@
         </w:numPr>
       </w:pPr>
       <w:r>
+        <w:lastRenderedPageBreak/>
         <w:t>React has built in components for HTML and their attributes, it also has built in components for SVG (Scalable Vector Graphics) elements and attributes. These built-in components produce output for the DOM and serve as a base for your custom components.</w:t>
       </w:r>
     </w:p>
@@ -4630,7 +3818,6 @@
                 <w14:ligatures w14:val="none"/>
               </w:rPr>
             </w:pPr>
-            <w:proofErr w:type="spellStart"/>
             <w:r>
               <w:rPr>
                 <w:rFonts w:ascii="Lato" w:eastAsia="Times New Roman" w:hAnsi="Lato" w:cs="Times New Roman"/>
@@ -4642,7 +3829,6 @@
               </w:rPr>
               <w:t>abbr</w:t>
             </w:r>
-            <w:proofErr w:type="spellEnd"/>
           </w:p>
         </w:tc>
         <w:tc>
@@ -5304,7 +4490,6 @@
                 <w14:ligatures w14:val="none"/>
               </w:rPr>
             </w:pPr>
-            <w:proofErr w:type="spellStart"/>
             <w:r>
               <w:rPr>
                 <w:rFonts w:ascii="Lato" w:eastAsia="Times New Roman" w:hAnsi="Lato" w:cs="Times New Roman"/>
@@ -5316,7 +4501,6 @@
               </w:rPr>
               <w:t>bdi</w:t>
             </w:r>
-            <w:proofErr w:type="spellEnd"/>
           </w:p>
         </w:tc>
         <w:tc>
@@ -5390,7 +4574,6 @@
                 <w14:ligatures w14:val="none"/>
               </w:rPr>
             </w:pPr>
-            <w:proofErr w:type="spellStart"/>
             <w:r>
               <w:rPr>
                 <w:rFonts w:ascii="Lato" w:eastAsia="Times New Roman" w:hAnsi="Lato" w:cs="Times New Roman"/>
@@ -5402,7 +4585,6 @@
               </w:rPr>
               <w:t>bdo</w:t>
             </w:r>
-            <w:proofErr w:type="spellEnd"/>
           </w:p>
         </w:tc>
         <w:tc>
@@ -5485,7 +4667,6 @@
                 <w:szCs w:val="24"/>
                 <w14:ligatures w14:val="none"/>
               </w:rPr>
-              <w:lastRenderedPageBreak/>
               <w:t>big</w:t>
             </w:r>
           </w:p>
@@ -5729,7 +4910,6 @@
                 <w14:ligatures w14:val="none"/>
               </w:rPr>
             </w:pPr>
-            <w:proofErr w:type="spellStart"/>
             <w:r>
               <w:rPr>
                 <w:rFonts w:ascii="Lato" w:eastAsia="Times New Roman" w:hAnsi="Lato" w:cs="Times New Roman"/>
@@ -5741,7 +4921,6 @@
               </w:rPr>
               <w:t>br</w:t>
             </w:r>
-            <w:proofErr w:type="spellEnd"/>
           </w:p>
         </w:tc>
         <w:tc>
@@ -6319,7 +5498,6 @@
                 <w14:ligatures w14:val="none"/>
               </w:rPr>
             </w:pPr>
-            <w:proofErr w:type="spellStart"/>
             <w:r>
               <w:rPr>
                 <w:rFonts w:ascii="Lato" w:eastAsia="Times New Roman" w:hAnsi="Lato" w:cs="Times New Roman"/>
@@ -6331,7 +5509,6 @@
               </w:rPr>
               <w:t>colgroup</w:t>
             </w:r>
-            <w:proofErr w:type="spellEnd"/>
           </w:p>
         </w:tc>
         <w:tc>
@@ -6489,19 +5666,18 @@
                 <w14:ligatures w14:val="none"/>
               </w:rPr>
             </w:pPr>
-            <w:proofErr w:type="spellStart"/>
-            <w:r>
-              <w:rPr>
-                <w:rFonts w:ascii="Lato" w:eastAsia="Times New Roman" w:hAnsi="Lato" w:cs="Times New Roman"/>
-                <w:color w:val="000000"/>
-                <w:kern w:val="0"/>
-                <w:sz w:val="24"/>
-                <w:szCs w:val="24"/>
-                <w14:ligatures w14:val="none"/>
-              </w:rPr>
+            <w:r>
+              <w:rPr>
+                <w:rFonts w:ascii="Lato" w:eastAsia="Times New Roman" w:hAnsi="Lato" w:cs="Times New Roman"/>
+                <w:color w:val="000000"/>
+                <w:kern w:val="0"/>
+                <w:sz w:val="24"/>
+                <w:szCs w:val="24"/>
+                <w14:ligatures w14:val="none"/>
+              </w:rPr>
+              <w:lastRenderedPageBreak/>
               <w:t>datalist</w:t>
             </w:r>
-            <w:proofErr w:type="spellEnd"/>
           </w:p>
         </w:tc>
         <w:tc>
@@ -6871,7 +6047,6 @@
                 <w14:ligatures w14:val="none"/>
               </w:rPr>
             </w:pPr>
-            <w:proofErr w:type="spellStart"/>
             <w:r>
               <w:rPr>
                 <w:rFonts w:ascii="Lato" w:eastAsia="Times New Roman" w:hAnsi="Lato" w:cs="Times New Roman"/>
@@ -6883,7 +6058,6 @@
               </w:rPr>
               <w:t>dfn</w:t>
             </w:r>
-            <w:proofErr w:type="spellEnd"/>
           </w:p>
         </w:tc>
         <w:tc>
@@ -7007,31 +6181,7 @@
                 <w:szCs w:val="24"/>
                 <w14:ligatures w14:val="none"/>
               </w:rPr>
-              <w:t xml:space="preserve">Represents a dialog box, </w:t>
-            </w:r>
-            <w:proofErr w:type="spellStart"/>
-            <w:r>
-              <w:rPr>
-                <w:rFonts w:ascii="Lato" w:eastAsia="Times New Roman" w:hAnsi="Lato" w:cs="Times New Roman"/>
-                <w:color w:val="000000"/>
-                <w:kern w:val="0"/>
-                <w:sz w:val="24"/>
-                <w:szCs w:val="24"/>
-                <w14:ligatures w14:val="none"/>
-              </w:rPr>
-              <w:t>subwindow</w:t>
-            </w:r>
-            <w:proofErr w:type="spellEnd"/>
-            <w:r>
-              <w:rPr>
-                <w:rFonts w:ascii="Lato" w:eastAsia="Times New Roman" w:hAnsi="Lato" w:cs="Times New Roman"/>
-                <w:color w:val="000000"/>
-                <w:kern w:val="0"/>
-                <w:sz w:val="24"/>
-                <w:szCs w:val="24"/>
-                <w14:ligatures w14:val="none"/>
-              </w:rPr>
-              <w:t>, alert box, or other such interactive element.</w:t>
+              <w:t>Represents a dialog box, subwindow, alert box, or other such interactive element.</w:t>
             </w:r>
           </w:p>
         </w:tc>
@@ -7339,7 +6489,6 @@
                 <w14:ligatures w14:val="none"/>
               </w:rPr>
             </w:pPr>
-            <w:proofErr w:type="spellStart"/>
             <w:r>
               <w:rPr>
                 <w:rFonts w:ascii="Lato" w:eastAsia="Times New Roman" w:hAnsi="Lato" w:cs="Times New Roman"/>
@@ -7351,7 +6500,6 @@
               </w:rPr>
               <w:t>em</w:t>
             </w:r>
-            <w:proofErr w:type="spellEnd"/>
           </w:p>
         </w:tc>
         <w:tc>
@@ -7509,7 +6657,6 @@
                 <w14:ligatures w14:val="none"/>
               </w:rPr>
             </w:pPr>
-            <w:proofErr w:type="spellStart"/>
             <w:r>
               <w:rPr>
                 <w:rFonts w:ascii="Lato" w:eastAsia="Times New Roman" w:hAnsi="Lato" w:cs="Times New Roman"/>
@@ -7521,7 +6668,6 @@
               </w:rPr>
               <w:t>fieldset</w:t>
             </w:r>
-            <w:proofErr w:type="spellEnd"/>
           </w:p>
         </w:tc>
         <w:tc>
@@ -7595,7 +6741,6 @@
                 <w14:ligatures w14:val="none"/>
               </w:rPr>
             </w:pPr>
-            <w:proofErr w:type="spellStart"/>
             <w:r>
               <w:rPr>
                 <w:rFonts w:ascii="Lato" w:eastAsia="Times New Roman" w:hAnsi="Lato" w:cs="Times New Roman"/>
@@ -7607,7 +6752,6 @@
               </w:rPr>
               <w:t>figcaption</w:t>
             </w:r>
-            <w:proofErr w:type="spellEnd"/>
           </w:p>
         </w:tc>
         <w:tc>
@@ -7796,7 +6940,6 @@
                 <w:szCs w:val="24"/>
                 <w14:ligatures w14:val="none"/>
               </w:rPr>
-              <w:lastRenderedPageBreak/>
               <w:t>footer</w:t>
             </w:r>
           </w:p>
@@ -8628,7 +7771,6 @@
                 <w14:ligatures w14:val="none"/>
               </w:rPr>
             </w:pPr>
-            <w:proofErr w:type="spellStart"/>
             <w:r>
               <w:rPr>
                 <w:rFonts w:ascii="Lato" w:eastAsia="Times New Roman" w:hAnsi="Lato" w:cs="Times New Roman"/>
@@ -8640,7 +7782,6 @@
               </w:rPr>
               <w:t>hr</w:t>
             </w:r>
-            <w:proofErr w:type="spellEnd"/>
           </w:p>
         </w:tc>
         <w:tc>
@@ -8798,19 +7939,18 @@
                 <w14:ligatures w14:val="none"/>
               </w:rPr>
             </w:pPr>
-            <w:proofErr w:type="spellStart"/>
-            <w:r>
-              <w:rPr>
-                <w:rFonts w:ascii="Lato" w:eastAsia="Times New Roman" w:hAnsi="Lato" w:cs="Times New Roman"/>
-                <w:color w:val="000000"/>
-                <w:kern w:val="0"/>
-                <w:sz w:val="24"/>
-                <w:szCs w:val="24"/>
-                <w14:ligatures w14:val="none"/>
-              </w:rPr>
+            <w:r>
+              <w:rPr>
+                <w:rFonts w:ascii="Lato" w:eastAsia="Times New Roman" w:hAnsi="Lato" w:cs="Times New Roman"/>
+                <w:color w:val="000000"/>
+                <w:kern w:val="0"/>
+                <w:sz w:val="24"/>
+                <w:szCs w:val="24"/>
+                <w14:ligatures w14:val="none"/>
+              </w:rPr>
+              <w:lastRenderedPageBreak/>
               <w:t>i</w:t>
             </w:r>
-            <w:proofErr w:type="spellEnd"/>
           </w:p>
         </w:tc>
         <w:tc>
@@ -8884,7 +8024,6 @@
                 <w14:ligatures w14:val="none"/>
               </w:rPr>
             </w:pPr>
-            <w:proofErr w:type="spellStart"/>
             <w:r>
               <w:rPr>
                 <w:rFonts w:ascii="Lato" w:eastAsia="Times New Roman" w:hAnsi="Lato" w:cs="Times New Roman"/>
@@ -8896,7 +8035,6 @@
               </w:rPr>
               <w:t>iframe</w:t>
             </w:r>
-            <w:proofErr w:type="spellEnd"/>
           </w:p>
         </w:tc>
         <w:tc>
@@ -8970,7 +8108,6 @@
                 <w14:ligatures w14:val="none"/>
               </w:rPr>
             </w:pPr>
-            <w:proofErr w:type="spellStart"/>
             <w:r>
               <w:rPr>
                 <w:rFonts w:ascii="Lato" w:eastAsia="Times New Roman" w:hAnsi="Lato" w:cs="Times New Roman"/>
@@ -8982,7 +8119,6 @@
               </w:rPr>
               <w:t>img</w:t>
             </w:r>
-            <w:proofErr w:type="spellEnd"/>
           </w:p>
         </w:tc>
         <w:tc>
@@ -9224,7 +8360,6 @@
                 <w14:ligatures w14:val="none"/>
               </w:rPr>
             </w:pPr>
-            <w:proofErr w:type="spellStart"/>
             <w:r>
               <w:rPr>
                 <w:rFonts w:ascii="Lato" w:eastAsia="Times New Roman" w:hAnsi="Lato" w:cs="Times New Roman"/>
@@ -9236,7 +8371,6 @@
               </w:rPr>
               <w:t>kbd</w:t>
             </w:r>
-            <w:proofErr w:type="spellEnd"/>
           </w:p>
         </w:tc>
         <w:tc>
@@ -9530,7 +8664,6 @@
               </w:rPr>
               <w:t>Represents a caption for an element in a </w:t>
             </w:r>
-            <w:proofErr w:type="spellStart"/>
             <w:r>
               <w:rPr>
                 <w:rFonts w:ascii="Courier New" w:eastAsia="Times New Roman" w:hAnsi="Courier New" w:cs="Courier New"/>
@@ -9542,7 +8675,6 @@
               </w:rPr>
               <w:t>fieldset</w:t>
             </w:r>
-            <w:proofErr w:type="spellEnd"/>
             <w:r>
               <w:rPr>
                 <w:rFonts w:ascii="Lato" w:eastAsia="Times New Roman" w:hAnsi="Lato" w:cs="Times New Roman"/>
@@ -10059,7 +9191,6 @@
                 <w:szCs w:val="24"/>
                 <w14:ligatures w14:val="none"/>
               </w:rPr>
-              <w:lastRenderedPageBreak/>
               <w:t>menu</w:t>
             </w:r>
           </w:p>
@@ -10135,7 +9266,6 @@
                 <w14:ligatures w14:val="none"/>
               </w:rPr>
             </w:pPr>
-            <w:proofErr w:type="spellStart"/>
             <w:r>
               <w:rPr>
                 <w:rFonts w:ascii="Lato" w:eastAsia="Times New Roman" w:hAnsi="Lato" w:cs="Times New Roman"/>
@@ -10147,7 +9277,6 @@
               </w:rPr>
               <w:t>menuitem</w:t>
             </w:r>
-            <w:proofErr w:type="spellEnd"/>
           </w:p>
         </w:tc>
         <w:tc>
@@ -10583,7 +9712,6 @@
                 <w14:ligatures w14:val="none"/>
               </w:rPr>
             </w:pPr>
-            <w:proofErr w:type="spellStart"/>
             <w:r>
               <w:rPr>
                 <w:rFonts w:ascii="Lato" w:eastAsia="Times New Roman" w:hAnsi="Lato" w:cs="Times New Roman"/>
@@ -10595,7 +9723,6 @@
               </w:rPr>
               <w:t>noscript</w:t>
             </w:r>
-            <w:proofErr w:type="spellEnd"/>
           </w:p>
         </w:tc>
         <w:tc>
@@ -10753,7 +9880,6 @@
                 <w14:ligatures w14:val="none"/>
               </w:rPr>
             </w:pPr>
-            <w:proofErr w:type="spellStart"/>
             <w:r>
               <w:rPr>
                 <w:rFonts w:ascii="Lato" w:eastAsia="Times New Roman" w:hAnsi="Lato" w:cs="Times New Roman"/>
@@ -10765,7 +9891,6 @@
               </w:rPr>
               <w:t>ol</w:t>
             </w:r>
-            <w:proofErr w:type="spellEnd"/>
           </w:p>
         </w:tc>
         <w:tc>
@@ -10839,7 +9964,6 @@
                 <w14:ligatures w14:val="none"/>
               </w:rPr>
             </w:pPr>
-            <w:proofErr w:type="spellStart"/>
             <w:r>
               <w:rPr>
                 <w:rFonts w:ascii="Lato" w:eastAsia="Times New Roman" w:hAnsi="Lato" w:cs="Times New Roman"/>
@@ -10851,7 +9975,6 @@
               </w:rPr>
               <w:t>optgroup</w:t>
             </w:r>
-            <w:proofErr w:type="spellEnd"/>
           </w:p>
         </w:tc>
         <w:tc>
@@ -11021,7 +10144,6 @@
               </w:rPr>
               <w:t> or </w:t>
             </w:r>
-            <w:proofErr w:type="spellStart"/>
             <w:r>
               <w:rPr>
                 <w:rFonts w:ascii="Courier New" w:eastAsia="Times New Roman" w:hAnsi="Courier New" w:cs="Courier New"/>
@@ -11033,7 +10155,6 @@
               </w:rPr>
               <w:t>optgroup</w:t>
             </w:r>
-            <w:proofErr w:type="spellEnd"/>
             <w:r>
               <w:rPr>
                 <w:rFonts w:ascii="Lato" w:eastAsia="Times New Roman" w:hAnsi="Lato" w:cs="Times New Roman"/>
@@ -11170,6 +10291,7 @@
                 <w:szCs w:val="24"/>
                 <w14:ligatures w14:val="none"/>
               </w:rPr>
+              <w:lastRenderedPageBreak/>
               <w:t>p</w:t>
             </w:r>
           </w:p>
@@ -11425,7 +10547,6 @@
               </w:rPr>
               <w:t> elements and an </w:t>
             </w:r>
-            <w:proofErr w:type="spellStart"/>
             <w:r>
               <w:rPr>
                 <w:rFonts w:ascii="Courier New" w:eastAsia="Times New Roman" w:hAnsi="Courier New" w:cs="Courier New"/>
@@ -11437,7 +10558,6 @@
               </w:rPr>
               <w:t>img</w:t>
             </w:r>
-            <w:proofErr w:type="spellEnd"/>
             <w:r>
               <w:rPr>
                 <w:rFonts w:ascii="Lato" w:eastAsia="Times New Roman" w:hAnsi="Lato" w:cs="Times New Roman"/>
@@ -11733,7 +10853,6 @@
                 <w14:ligatures w14:val="none"/>
               </w:rPr>
             </w:pPr>
-            <w:proofErr w:type="spellStart"/>
             <w:r>
               <w:rPr>
                 <w:rFonts w:ascii="Lato" w:eastAsia="Times New Roman" w:hAnsi="Lato" w:cs="Times New Roman"/>
@@ -11745,7 +10864,6 @@
               </w:rPr>
               <w:t>rp</w:t>
             </w:r>
-            <w:proofErr w:type="spellEnd"/>
           </w:p>
         </w:tc>
         <w:tc>
@@ -12438,7 +11556,6 @@
                 <w:szCs w:val="24"/>
                 <w14:ligatures w14:val="none"/>
               </w:rPr>
-              <w:lastRenderedPageBreak/>
               <w:t>small</w:t>
             </w:r>
           </w:p>
@@ -13252,7 +12369,6 @@
                 <w14:ligatures w14:val="none"/>
               </w:rPr>
             </w:pPr>
-            <w:proofErr w:type="spellStart"/>
             <w:r>
               <w:rPr>
                 <w:rFonts w:ascii="Lato" w:eastAsia="Times New Roman" w:hAnsi="Lato" w:cs="Times New Roman"/>
@@ -13264,7 +12380,6 @@
               </w:rPr>
               <w:t>tbody</w:t>
             </w:r>
-            <w:proofErr w:type="spellEnd"/>
           </w:p>
         </w:tc>
         <w:tc>
@@ -13466,7 +12581,6 @@
                 <w14:ligatures w14:val="none"/>
               </w:rPr>
             </w:pPr>
-            <w:proofErr w:type="spellStart"/>
             <w:r>
               <w:rPr>
                 <w:rFonts w:ascii="Lato" w:eastAsia="Times New Roman" w:hAnsi="Lato" w:cs="Times New Roman"/>
@@ -13478,7 +12592,6 @@
               </w:rPr>
               <w:t>textarea</w:t>
             </w:r>
-            <w:proofErr w:type="spellEnd"/>
           </w:p>
         </w:tc>
         <w:tc>
@@ -13552,19 +12665,18 @@
                 <w14:ligatures w14:val="none"/>
               </w:rPr>
             </w:pPr>
-            <w:proofErr w:type="spellStart"/>
-            <w:r>
-              <w:rPr>
-                <w:rFonts w:ascii="Lato" w:eastAsia="Times New Roman" w:hAnsi="Lato" w:cs="Times New Roman"/>
-                <w:color w:val="000000"/>
-                <w:kern w:val="0"/>
-                <w:sz w:val="24"/>
-                <w:szCs w:val="24"/>
-                <w14:ligatures w14:val="none"/>
-              </w:rPr>
+            <w:r>
+              <w:rPr>
+                <w:rFonts w:ascii="Lato" w:eastAsia="Times New Roman" w:hAnsi="Lato" w:cs="Times New Roman"/>
+                <w:color w:val="000000"/>
+                <w:kern w:val="0"/>
+                <w:sz w:val="24"/>
+                <w:szCs w:val="24"/>
+                <w14:ligatures w14:val="none"/>
+              </w:rPr>
+              <w:lastRenderedPageBreak/>
               <w:t>tfoot</w:t>
             </w:r>
-            <w:proofErr w:type="spellEnd"/>
           </w:p>
         </w:tc>
         <w:tc>
@@ -13638,7 +12750,6 @@
                 <w14:ligatures w14:val="none"/>
               </w:rPr>
             </w:pPr>
-            <w:proofErr w:type="spellStart"/>
             <w:r>
               <w:rPr>
                 <w:rFonts w:ascii="Lato" w:eastAsia="Times New Roman" w:hAnsi="Lato" w:cs="Times New Roman"/>
@@ -13650,7 +12761,6 @@
               </w:rPr>
               <w:t>th</w:t>
             </w:r>
-            <w:proofErr w:type="spellEnd"/>
           </w:p>
         </w:tc>
         <w:tc>
@@ -13724,7 +12834,6 @@
                 <w14:ligatures w14:val="none"/>
               </w:rPr>
             </w:pPr>
-            <w:proofErr w:type="spellStart"/>
             <w:r>
               <w:rPr>
                 <w:rFonts w:ascii="Lato" w:eastAsia="Times New Roman" w:hAnsi="Lato" w:cs="Times New Roman"/>
@@ -13736,7 +12845,6 @@
               </w:rPr>
               <w:t>thead</w:t>
             </w:r>
-            <w:proofErr w:type="spellEnd"/>
           </w:p>
         </w:tc>
         <w:tc>
@@ -14230,7 +13338,6 @@
                 <w14:ligatures w14:val="none"/>
               </w:rPr>
             </w:pPr>
-            <w:proofErr w:type="spellStart"/>
             <w:r>
               <w:rPr>
                 <w:rFonts w:ascii="Lato" w:eastAsia="Times New Roman" w:hAnsi="Lato" w:cs="Times New Roman"/>
@@ -14242,7 +13349,6 @@
               </w:rPr>
               <w:t>ul</w:t>
             </w:r>
-            <w:proofErr w:type="spellEnd"/>
           </w:p>
         </w:tc>
         <w:tc>
@@ -14484,7 +13590,6 @@
                 <w14:ligatures w14:val="none"/>
               </w:rPr>
             </w:pPr>
-            <w:proofErr w:type="spellStart"/>
             <w:r>
               <w:rPr>
                 <w:rFonts w:ascii="Lato" w:eastAsia="Times New Roman" w:hAnsi="Lato" w:cs="Times New Roman"/>
@@ -14496,7 +13601,6 @@
               </w:rPr>
               <w:t>wbr</w:t>
             </w:r>
-            <w:proofErr w:type="spellEnd"/>
           </w:p>
         </w:tc>
         <w:tc>
@@ -14574,7 +13678,6 @@
           <w:sz w:val="24"/>
           <w:szCs w:val="24"/>
         </w:rPr>
-        <w:lastRenderedPageBreak/>
         <w:t xml:space="preserve">Attributes that we defined for JSX elements are passed to the component represented by element as </w:t>
       </w:r>
       <w:r>
@@ -14696,7 +13799,6 @@
           <w:numId w:val="17"/>
         </w:numPr>
       </w:pPr>
-      <w:proofErr w:type="spellStart"/>
       <w:r>
         <w:rPr>
           <w:rFonts w:ascii="Courier New" w:hAnsi="Courier New" w:cs="Courier New"/>
@@ -14704,17 +13806,7 @@
           <w:sz w:val="20"/>
           <w:szCs w:val="20"/>
         </w:rPr>
-        <w:t>dangerouslySetInnerHTML</w:t>
-      </w:r>
-      <w:proofErr w:type="spellEnd"/>
-      <w:r>
-        <w:rPr>
-          <w:rFonts w:ascii="Courier New" w:hAnsi="Courier New" w:cs="Courier New"/>
-          <w:color w:val="000000"/>
-          <w:sz w:val="20"/>
-          <w:szCs w:val="20"/>
-        </w:rPr>
-        <w:t xml:space="preserve"> </w:t>
+        <w:t xml:space="preserve">dangerouslySetInnerHTML </w:t>
       </w:r>
       <w:r>
         <w:rPr>
@@ -14755,7 +13847,6 @@
           <w:numId w:val="17"/>
         </w:numPr>
       </w:pPr>
-      <w:proofErr w:type="spellStart"/>
       <w:r>
         <w:rPr>
           <w:rFonts w:ascii="Courier New" w:hAnsi="Courier New" w:cs="Courier New"/>
@@ -14763,9 +13854,8 @@
           <w:sz w:val="20"/>
           <w:szCs w:val="20"/>
         </w:rPr>
-        <w:t>suppressContentEditableWarning</w:t>
-      </w:r>
-      <w:proofErr w:type="spellEnd"/>
+        <w:t xml:space="preserve">suppressContentEditableWarning </w:t>
+      </w:r>
       <w:r>
         <w:rPr>
           <w:rFonts w:ascii="Courier New" w:hAnsi="Courier New" w:cs="Courier New"/>
@@ -14773,7 +13863,7 @@
           <w:sz w:val="20"/>
           <w:szCs w:val="20"/>
         </w:rPr>
-        <w:t xml:space="preserve"> </w:t>
+        <w:sym w:font="Wingdings" w:char="F0E0"/>
       </w:r>
       <w:r>
         <w:rPr>
@@ -14782,7 +13872,10 @@
           <w:sz w:val="20"/>
           <w:szCs w:val="20"/>
         </w:rPr>
-        <w:sym w:font="Wingdings" w:char="F0E0"/>
+        <w:t xml:space="preserve"> </w:t>
+      </w:r>
+      <w:r>
+        <w:t>suppresses a warning that React will give you on</w:t>
       </w:r>
       <w:r>
         <w:rPr>
@@ -14791,52 +13884,10 @@
           <w:sz w:val="20"/>
           <w:szCs w:val="20"/>
         </w:rPr>
-        <w:t xml:space="preserve"> </w:t>
-      </w:r>
-      <w:r>
-        <w:t>suppresses a warning that React will give you on</w:t>
-      </w:r>
-      <w:r>
-        <w:rPr>
-          <w:rFonts w:ascii="Courier New" w:hAnsi="Courier New" w:cs="Courier New"/>
-          <w:color w:val="000000"/>
-          <w:sz w:val="20"/>
-          <w:szCs w:val="20"/>
-        </w:rPr>
-        <w:t xml:space="preserve"> </w:t>
-      </w:r>
-      <w:proofErr w:type="spellStart"/>
-      <w:r>
-        <w:rPr>
-          <w:rFonts w:ascii="Courier New" w:hAnsi="Courier New" w:cs="Courier New"/>
-          <w:color w:val="000000"/>
-          <w:sz w:val="20"/>
-          <w:szCs w:val="20"/>
-        </w:rPr>
-        <w:t>contentEditable</w:t>
-      </w:r>
-      <w:proofErr w:type="spellEnd"/>
-      <w:r>
-        <w:rPr>
-          <w:rFonts w:ascii="Courier New" w:hAnsi="Courier New" w:cs="Courier New"/>
-          <w:color w:val="000000"/>
-          <w:sz w:val="20"/>
-          <w:szCs w:val="20"/>
-        </w:rPr>
-        <w:t xml:space="preserve"> </w:t>
-      </w:r>
-      <w:r>
-        <w:t xml:space="preserve">attribute on </w:t>
-      </w:r>
-      <w:proofErr w:type="spellStart"/>
-      <w:proofErr w:type="gramStart"/>
-      <w:r>
-        <w:t>a</w:t>
-      </w:r>
-      <w:proofErr w:type="spellEnd"/>
-      <w:proofErr w:type="gramEnd"/>
-      <w:r>
-        <w:t xml:space="preserve"> element with children</w:t>
+        <w:t xml:space="preserve"> contentEditable </w:t>
+      </w:r>
+      <w:r>
+        <w:t>attribute on a element with children</w:t>
       </w:r>
     </w:p>
     <w:p>
@@ -14847,7 +13898,6 @@
           <w:numId w:val="17"/>
         </w:numPr>
       </w:pPr>
-      <w:proofErr w:type="spellStart"/>
       <w:r>
         <w:rPr>
           <w:rFonts w:ascii="Courier New" w:hAnsi="Courier New" w:cs="Courier New"/>
@@ -14855,17 +13905,7 @@
           <w:sz w:val="20"/>
           <w:szCs w:val="20"/>
         </w:rPr>
-        <w:t>suppressHydrationWarning</w:t>
-      </w:r>
-      <w:proofErr w:type="spellEnd"/>
-      <w:r>
-        <w:rPr>
-          <w:rFonts w:ascii="Courier New" w:hAnsi="Courier New" w:cs="Courier New"/>
-          <w:color w:val="000000"/>
-          <w:sz w:val="20"/>
-          <w:szCs w:val="20"/>
-        </w:rPr>
-        <w:t xml:space="preserve"> </w:t>
+        <w:t xml:space="preserve">suppressHydrationWarning </w:t>
       </w:r>
       <w:r>
         <w:rPr>
@@ -14907,13 +13947,8 @@
         </w:numPr>
       </w:pPr>
       <w:r>
-        <w:t xml:space="preserve">Some attributes that behave </w:t>
-      </w:r>
-      <w:proofErr w:type="gramStart"/>
-      <w:r>
-        <w:t>differently :</w:t>
-      </w:r>
-      <w:proofErr w:type="gramEnd"/>
+        <w:t>Some attributes that behave differently :</w:t>
+      </w:r>
     </w:p>
     <w:p>
       <w:pPr>
@@ -14939,19 +13974,8 @@
           <w:sz w:val="20"/>
           <w:szCs w:val="20"/>
         </w:rPr>
-        <w:t xml:space="preserve">hecked &amp; </w:t>
-      </w:r>
-      <w:proofErr w:type="spellStart"/>
-      <w:r>
-        <w:rPr>
-          <w:rFonts w:ascii="Courier New" w:hAnsi="Courier New" w:cs="Courier New"/>
-          <w:color w:val="000000"/>
-          <w:sz w:val="20"/>
-          <w:szCs w:val="20"/>
-        </w:rPr>
-        <w:t>defaultChecked</w:t>
-      </w:r>
-      <w:proofErr w:type="spellEnd"/>
+        <w:t>hecked &amp; defaultChecked</w:t>
+      </w:r>
       <w:r>
         <w:t xml:space="preserve"> </w:t>
       </w:r>
@@ -14959,15 +13983,7 @@
         <w:sym w:font="Wingdings" w:char="F0E0"/>
       </w:r>
       <w:r>
-        <w:t xml:space="preserve">  checked is used to set/unset a radio button, </w:t>
-      </w:r>
-      <w:proofErr w:type="spellStart"/>
-      <w:r>
-        <w:t>defaultChecked</w:t>
-      </w:r>
-      <w:proofErr w:type="spellEnd"/>
-      <w:r>
-        <w:t xml:space="preserve"> is used to set a default value for a radio button</w:t>
+        <w:t xml:space="preserve">  checked is used to set/unset a radio button, defaultChecked is used to set a default value for a radio button</w:t>
       </w:r>
       <w:r>
         <w:t xml:space="preserve"> or checkbox</w:t>
@@ -15009,15 +14025,7 @@
         <w:t xml:space="preserve"> </w:t>
       </w:r>
       <w:r>
-        <w:t xml:space="preserve">It accepts ONLY </w:t>
-      </w:r>
-      <w:proofErr w:type="spellStart"/>
-      <w:r>
-        <w:t>javascript</w:t>
-      </w:r>
-      <w:proofErr w:type="spellEnd"/>
-      <w:r>
-        <w:t xml:space="preserve"> object containing style properties and values.</w:t>
+        <w:t>It accepts ONLY javascript object containing style properties and values.</w:t>
       </w:r>
     </w:p>
     <w:p>
@@ -15062,6 +14070,7 @@
           <w:b/>
           <w:bCs/>
         </w:rPr>
+        <w:lastRenderedPageBreak/>
         <w:t xml:space="preserve"> JavaScript Classes:</w:t>
       </w:r>
     </w:p>
@@ -15150,37 +14159,17 @@
           <w:i/>
           <w:iCs/>
         </w:rPr>
-        <w:t xml:space="preserve">Prototypal </w:t>
-      </w:r>
-      <w:proofErr w:type="gramStart"/>
+        <w:t>Prototypal Inheritance</w:t>
+      </w:r>
       <w:r>
         <w:rPr>
           <w:i/>
           <w:iCs/>
         </w:rPr>
-        <w:t>Inheritance</w:t>
-      </w:r>
-      <w:r>
-        <w:rPr>
-          <w:i/>
-          <w:iCs/>
-        </w:rPr>
         <w:t xml:space="preserve"> </w:t>
       </w:r>
       <w:r>
-        <w:t>:</w:t>
-      </w:r>
-      <w:proofErr w:type="gramEnd"/>
-      <w:r>
-        <w:t xml:space="preserve"> In JavaScript we can create objects in 3 </w:t>
-      </w:r>
-      <w:proofErr w:type="gramStart"/>
-      <w:r>
-        <w:t>ways :</w:t>
-      </w:r>
-      <w:proofErr w:type="gramEnd"/>
-      <w:r>
-        <w:t xml:space="preserve"> </w:t>
+        <w:t xml:space="preserve">: In JavaScript we can create objects in 3 ways : </w:t>
       </w:r>
     </w:p>
     <w:p>
@@ -15256,7 +14245,6 @@
       <w:r>
         <w:t xml:space="preserve">By using </w:t>
       </w:r>
-      <w:proofErr w:type="spellStart"/>
       <w:r>
         <w:rPr>
           <w:i/>
@@ -15264,7 +14252,6 @@
         </w:rPr>
         <w:t>Object.Create</w:t>
       </w:r>
-      <w:proofErr w:type="spellEnd"/>
       <w:r>
         <w:t xml:space="preserve"> method.</w:t>
       </w:r>
@@ -15378,15 +14365,7 @@
         </w:rPr>
       </w:pPr>
       <w:r>
-        <w:t xml:space="preserve">Every object that you create in JavaScript is a copy of another object which is called </w:t>
-      </w:r>
-      <w:proofErr w:type="gramStart"/>
-      <w:r>
-        <w:t>it’s</w:t>
-      </w:r>
-      <w:proofErr w:type="gramEnd"/>
-      <w:r>
-        <w:t xml:space="preserve"> prototype.</w:t>
+        <w:t>Every object that you create in JavaScript is a copy of another object which is called it’s prototype.</w:t>
       </w:r>
     </w:p>
     <w:p>
@@ -15401,21 +14380,12 @@
           <w:bCs/>
         </w:rPr>
       </w:pPr>
-      <w:proofErr w:type="spellStart"/>
       <w:r>
         <w:rPr>
           <w:b/>
           <w:bCs/>
         </w:rPr>
-        <w:t>React.Component</w:t>
-      </w:r>
-      <w:proofErr w:type="spellEnd"/>
-      <w:r>
-        <w:rPr>
-          <w:b/>
-          <w:bCs/>
-        </w:rPr>
-        <w:t xml:space="preserve"> </w:t>
+        <w:t xml:space="preserve">React.Component </w:t>
       </w:r>
       <w:r>
         <w:rPr>
@@ -15452,17 +14422,8 @@
           <w:b/>
           <w:bCs/>
         </w:rPr>
-        <w:t xml:space="preserve">Importing </w:t>
-      </w:r>
-      <w:proofErr w:type="spellStart"/>
-      <w:r>
-        <w:rPr>
-          <w:b/>
-          <w:bCs/>
-        </w:rPr>
-        <w:t>React.Component</w:t>
-      </w:r>
-      <w:proofErr w:type="spellEnd"/>
+        <w:t>Importing React.Component</w:t>
+      </w:r>
       <w:r>
         <w:rPr>
           <w:b/>
@@ -15508,39 +14469,18 @@
           <w:iCs/>
           <w:u w:val="single"/>
         </w:rPr>
-        <w:t>mport React from ‘react</w:t>
-      </w:r>
-      <w:proofErr w:type="gramStart"/>
+        <w:t>mport React from ‘react’</w:t>
+      </w:r>
       <w:r>
         <w:rPr>
           <w:i/>
           <w:iCs/>
           <w:u w:val="single"/>
         </w:rPr>
-        <w:t>’</w:t>
-      </w:r>
-      <w:r>
-        <w:rPr>
-          <w:i/>
-          <w:iCs/>
-          <w:u w:val="single"/>
-        </w:rPr>
         <w:t xml:space="preserve"> </w:t>
       </w:r>
       <w:r>
-        <w:t xml:space="preserve"> then</w:t>
-      </w:r>
-      <w:proofErr w:type="gramEnd"/>
-      <w:r>
-        <w:t xml:space="preserve"> it imports entire React library and we will need to extend the class like </w:t>
-      </w:r>
-      <w:proofErr w:type="gramStart"/>
-      <w:r>
-        <w:t>this :</w:t>
-      </w:r>
-      <w:proofErr w:type="gramEnd"/>
-      <w:r>
-        <w:t xml:space="preserve"> </w:t>
+        <w:t xml:space="preserve"> then it imports entire React library and we will need to extend the class like this : </w:t>
       </w:r>
     </w:p>
     <w:p>
@@ -15556,17 +14496,8 @@
         </w:rPr>
       </w:pPr>
       <w:r>
-        <w:t xml:space="preserve">Class </w:t>
-      </w:r>
-      <w:proofErr w:type="spellStart"/>
-      <w:r>
-        <w:t>MyComponent</w:t>
-      </w:r>
-      <w:proofErr w:type="spellEnd"/>
-      <w:r>
-        <w:t xml:space="preserve"> extends </w:t>
-      </w:r>
-      <w:proofErr w:type="spellStart"/>
+        <w:t xml:space="preserve">Class MyComponent extends </w:t>
+      </w:r>
       <w:r>
         <w:rPr>
           <w:b/>
@@ -15574,7 +14505,6 @@
         </w:rPr>
         <w:t>React.Component</w:t>
       </w:r>
-      <w:proofErr w:type="spellEnd"/>
       <w:r>
         <w:t xml:space="preserve"> {</w:t>
       </w:r>
@@ -15613,31 +14543,14 @@
           <w:b/>
           <w:bCs/>
         </w:rPr>
-        <w:lastRenderedPageBreak/>
-        <w:t xml:space="preserve">Named </w:t>
-      </w:r>
-      <w:proofErr w:type="gramStart"/>
+        <w:t>Named Import</w:t>
+      </w:r>
       <w:r>
         <w:rPr>
           <w:b/>
           <w:bCs/>
         </w:rPr>
-        <w:t>Import</w:t>
-      </w:r>
-      <w:r>
-        <w:rPr>
-          <w:b/>
-          <w:bCs/>
-        </w:rPr>
-        <w:t xml:space="preserve"> :</w:t>
-      </w:r>
-      <w:proofErr w:type="gramEnd"/>
-      <w:r>
-        <w:rPr>
-          <w:b/>
-          <w:bCs/>
-        </w:rPr>
-        <w:t xml:space="preserve"> </w:t>
+        <w:t xml:space="preserve"> : </w:t>
       </w:r>
       <w:r>
         <w:t xml:space="preserve">  </w:t>
@@ -15694,15 +14607,7 @@
         </w:rPr>
       </w:pPr>
       <w:r>
-        <w:t xml:space="preserve">Class </w:t>
-      </w:r>
-      <w:proofErr w:type="spellStart"/>
-      <w:r>
-        <w:t>MyComponent</w:t>
-      </w:r>
-      <w:proofErr w:type="spellEnd"/>
-      <w:r>
-        <w:t xml:space="preserve"> extends Component { </w:t>
+        <w:t xml:space="preserve">Class MyComponent extends Component { </w:t>
       </w:r>
       <w:r>
         <w:br/>
@@ -15785,17 +14690,7 @@
         </w:rPr>
       </w:pPr>
       <w:r>
-        <w:t xml:space="preserve">Every object of the component maintains </w:t>
-      </w:r>
-      <w:proofErr w:type="spellStart"/>
-      <w:proofErr w:type="gramStart"/>
-      <w:r>
-        <w:t>it’s</w:t>
-      </w:r>
-      <w:proofErr w:type="spellEnd"/>
-      <w:proofErr w:type="gramEnd"/>
-      <w:r>
-        <w:t xml:space="preserve"> own local state. This state is initialized in the constructor. The state of a component is stored in an object called </w:t>
+        <w:t xml:space="preserve">Every object of the component maintains it’s own local state. This state is initialized in the constructor. The state of a component is stored in an object called </w:t>
       </w:r>
       <w:r>
         <w:rPr>
@@ -15863,6 +14758,7 @@
           <w:b/>
           <w:bCs/>
         </w:rPr>
+        <w:lastRenderedPageBreak/>
         <w:t>Function Components:</w:t>
       </w:r>
     </w:p>
@@ -15879,15 +14775,7 @@
         </w:rPr>
       </w:pPr>
       <w:r>
-        <w:t xml:space="preserve">These are </w:t>
-      </w:r>
-      <w:proofErr w:type="spellStart"/>
-      <w:r>
-        <w:t>javascript</w:t>
-      </w:r>
-      <w:proofErr w:type="spellEnd"/>
-      <w:r>
-        <w:t xml:space="preserve"> functions that return React Elements. They don’t have constructor, no need ‘bind’ other events and no render method.</w:t>
+        <w:t>These are javascript functions that return React Elements. They don’t have constructor, no need ‘bind’ other events and no render method.</w:t>
       </w:r>
     </w:p>
     <w:p>
@@ -15906,15 +14794,7 @@
         <w:t xml:space="preserve"> </w:t>
       </w:r>
       <w:r>
-        <w:t xml:space="preserve">As they are just </w:t>
-      </w:r>
-      <w:proofErr w:type="spellStart"/>
-      <w:r>
-        <w:t>javascript</w:t>
-      </w:r>
-      <w:proofErr w:type="spellEnd"/>
-      <w:r>
-        <w:t xml:space="preserve"> functions the variables declared can be initialized but functions can’t maintain state.</w:t>
+        <w:t>As they are just javascript functions the variables declared can be initialized but functions can’t maintain state.</w:t>
       </w:r>
     </w:p>
     <w:p>
@@ -15998,7 +14878,6 @@
       <w:r>
         <w:t xml:space="preserve">React has many built-in hooks and even lets us write our own hooks and the hooks that let us persist data in function components is </w:t>
       </w:r>
-      <w:proofErr w:type="spellStart"/>
       <w:r>
         <w:rPr>
           <w:b/>
@@ -16008,7 +14887,6 @@
         </w:rPr>
         <w:t>useState</w:t>
       </w:r>
-      <w:proofErr w:type="spellEnd"/>
       <w:r>
         <w:t>.</w:t>
       </w:r>
@@ -16182,7 +15060,6 @@
       <w:r>
         <w:t xml:space="preserve"> Here &lt;form&gt; is a child of </w:t>
       </w:r>
-      <w:proofErr w:type="spellStart"/>
       <w:r>
         <w:rPr>
           <w:i/>
@@ -16190,7 +15067,6 @@
         </w:rPr>
         <w:t>LoginForm</w:t>
       </w:r>
-      <w:proofErr w:type="spellEnd"/>
       <w:r>
         <w:rPr>
           <w:i/>
@@ -16264,24 +15140,20 @@
           <w:bCs/>
         </w:rPr>
       </w:pPr>
-      <w:proofErr w:type="spellStart"/>
-      <w:proofErr w:type="gramStart"/>
       <w:r>
         <w:rPr>
           <w:b/>
           <w:bCs/>
         </w:rPr>
-        <w:t>this.props</w:t>
-      </w:r>
-      <w:proofErr w:type="gramEnd"/>
+        <w:t xml:space="preserve">this.props.children </w:t>
+      </w:r>
       <w:r>
         <w:rPr>
           <w:b/>
           <w:bCs/>
         </w:rPr>
-        <w:t>.children</w:t>
-      </w:r>
-      <w:proofErr w:type="spellEnd"/>
+        <w:sym w:font="Wingdings" w:char="F0E0"/>
+      </w:r>
       <w:r>
         <w:rPr>
           <w:b/>
@@ -16290,87 +15162,43 @@
         <w:t xml:space="preserve"> </w:t>
       </w:r>
       <w:r>
+        <w:t xml:space="preserve">Every component in React UI has a property called </w:t>
+      </w:r>
+      <w:r>
+        <w:rPr>
+          <w:i/>
+          <w:iCs/>
+        </w:rPr>
+        <w:t>children</w:t>
+      </w:r>
+      <w:r>
+        <w:rPr>
+          <w:i/>
+          <w:iCs/>
+        </w:rPr>
+        <w:t xml:space="preserve"> </w:t>
+      </w:r>
+      <w:r>
+        <w:t xml:space="preserve">that stores the children of the component. </w:t>
+      </w:r>
+      <w:r>
+        <w:t>By using this.props.children (or props.children in case of function component) in the return statement of the component , you can create a placeholder where child components will be placed.</w:t>
+      </w:r>
+    </w:p>
+    <w:p>
+      <w:pPr>
+        <w:pStyle w:val="ListParagraph"/>
+        <w:ind w:left="1440"/>
         <w:rPr>
           <w:b/>
           <w:bCs/>
         </w:rPr>
-        <w:sym w:font="Wingdings" w:char="F0E0"/>
-      </w:r>
-      <w:r>
-        <w:rPr>
-          <w:b/>
-          <w:bCs/>
-        </w:rPr>
-        <w:t xml:space="preserve"> </w:t>
-      </w:r>
-      <w:r>
-        <w:t xml:space="preserve">Every component in React UI has a property called </w:t>
-      </w:r>
-      <w:r>
-        <w:rPr>
-          <w:i/>
-          <w:iCs/>
-        </w:rPr>
-        <w:t>children</w:t>
-      </w:r>
-      <w:r>
-        <w:rPr>
-          <w:i/>
-          <w:iCs/>
-        </w:rPr>
-        <w:t xml:space="preserve"> </w:t>
-      </w:r>
-      <w:r>
-        <w:t xml:space="preserve">that stores the children of the component. </w:t>
-      </w:r>
-      <w:r>
-        <w:t xml:space="preserve">By using </w:t>
-      </w:r>
-      <w:proofErr w:type="spellStart"/>
-      <w:proofErr w:type="gramStart"/>
-      <w:r>
-        <w:t>this.props</w:t>
-      </w:r>
-      <w:proofErr w:type="gramEnd"/>
-      <w:r>
-        <w:t>.children</w:t>
-      </w:r>
-      <w:proofErr w:type="spellEnd"/>
-      <w:r>
-        <w:t xml:space="preserve"> (or </w:t>
-      </w:r>
-      <w:proofErr w:type="spellStart"/>
-      <w:proofErr w:type="gramStart"/>
-      <w:r>
-        <w:t>props.children</w:t>
-      </w:r>
-      <w:proofErr w:type="spellEnd"/>
-      <w:proofErr w:type="gramEnd"/>
-      <w:r>
-        <w:t xml:space="preserve"> in case of function component) in the return statement of the </w:t>
-      </w:r>
-      <w:proofErr w:type="gramStart"/>
-      <w:r>
-        <w:t>component ,</w:t>
-      </w:r>
-      <w:proofErr w:type="gramEnd"/>
-      <w:r>
-        <w:t xml:space="preserve"> you can create a placeholder where child components will be placed.</w:t>
-      </w:r>
-    </w:p>
-    <w:p>
-      <w:pPr>
-        <w:pStyle w:val="ListParagraph"/>
-        <w:ind w:left="1440"/>
-        <w:rPr>
-          <w:b/>
-          <w:bCs/>
-        </w:rPr>
       </w:pPr>
       <w:r>
         <w:rPr>
           <w:noProof/>
         </w:rPr>
+        <w:lastRenderedPageBreak/>
         <w:drawing>
           <wp:inline distT="0" distB="0" distL="0" distR="0" wp14:anchorId="3C916F11" wp14:editId="6A933625">
             <wp:extent cx="2682240" cy="1249608"/>
@@ -16491,15 +15319,7 @@
         <w:t>application</w:t>
       </w:r>
       <w:r>
-        <w:t xml:space="preserve">, components </w:t>
-      </w:r>
-      <w:proofErr w:type="gramStart"/>
-      <w:r>
-        <w:t>gets</w:t>
-      </w:r>
-      <w:proofErr w:type="gramEnd"/>
-      <w:r>
-        <w:t xml:space="preserve"> created, do their job and get destroyed. At each state </w:t>
+        <w:t xml:space="preserve">, components gets created, do their job and get destroyed. At each state </w:t>
       </w:r>
       <w:r>
         <w:t xml:space="preserve">there are certain events that get fired and methods that invoked. These methods and events are called </w:t>
@@ -16725,7 +15545,6 @@
           <w:b/>
           <w:bCs/>
         </w:rPr>
-        <w:lastRenderedPageBreak/>
         <w:t xml:space="preserve">Reconciliation </w:t>
       </w:r>
       <w:r>
@@ -16769,13 +15588,8 @@
           <w:numId w:val="29"/>
         </w:numPr>
       </w:pPr>
-      <w:proofErr w:type="gramStart"/>
-      <w:r>
-        <w:t>constructor(</w:t>
-      </w:r>
-      <w:proofErr w:type="gramEnd"/>
-      <w:r>
-        <w:t xml:space="preserve">) </w:t>
+      <w:r>
+        <w:t xml:space="preserve">constructor() </w:t>
       </w:r>
       <w:r>
         <w:sym w:font="Wingdings" w:char="F0E0"/>
@@ -16792,27 +15606,14 @@
           <w:numId w:val="29"/>
         </w:numPr>
       </w:pPr>
-      <w:proofErr w:type="spellStart"/>
-      <w:r>
-        <w:t>getDerivedStateFromProps</w:t>
-      </w:r>
-      <w:proofErr w:type="spellEnd"/>
-      <w:r>
-        <w:t xml:space="preserve"> </w:t>
+      <w:r>
+        <w:t xml:space="preserve">getDerivedStateFromProps </w:t>
       </w:r>
       <w:r>
         <w:sym w:font="Wingdings" w:char="F0E0"/>
       </w:r>
       <w:r>
-        <w:t xml:space="preserve"> Checks If props for the component </w:t>
-      </w:r>
-      <w:proofErr w:type="gramStart"/>
-      <w:r>
-        <w:t>has</w:t>
-      </w:r>
-      <w:proofErr w:type="gramEnd"/>
-      <w:r>
-        <w:t xml:space="preserve"> changed and updates the new props to update the state.</w:t>
+        <w:t xml:space="preserve"> Checks If props for the component has changed and updates the new props to update the state.</w:t>
       </w:r>
     </w:p>
     <w:p>
@@ -16823,23 +15624,14 @@
           <w:numId w:val="29"/>
         </w:numPr>
       </w:pPr>
-      <w:proofErr w:type="gramStart"/>
-      <w:r>
-        <w:t>render(</w:t>
-      </w:r>
-      <w:proofErr w:type="gramEnd"/>
-      <w:r>
-        <w:t xml:space="preserve">) </w:t>
+      <w:r>
+        <w:t xml:space="preserve">render() </w:t>
       </w:r>
       <w:r>
         <w:sym w:font="Wingdings" w:char="F0E0"/>
       </w:r>
       <w:r>
-        <w:t xml:space="preserve">  After </w:t>
-      </w:r>
-      <w:proofErr w:type="gramStart"/>
-      <w:r>
-        <w:t xml:space="preserve">mounting,  </w:t>
+        <w:t xml:space="preserve">  After mounting,  </w:t>
       </w:r>
       <w:r>
         <w:rPr>
@@ -16848,7 +15640,6 @@
         </w:rPr>
         <w:t>render</w:t>
       </w:r>
-      <w:proofErr w:type="gramEnd"/>
       <w:r>
         <w:t xml:space="preserve">  runs every time the component updates and this runs in both Mounting and Updating stages. In this stage JSX will be rendered to the DOM.</w:t>
       </w:r>
@@ -16874,18 +15665,8 @@
           <w:numId w:val="29"/>
         </w:numPr>
       </w:pPr>
-      <w:proofErr w:type="spellStart"/>
-      <w:proofErr w:type="gramStart"/>
-      <w:r>
-        <w:t>componentDidMount</w:t>
-      </w:r>
-      <w:proofErr w:type="spellEnd"/>
-      <w:r>
-        <w:t>(</w:t>
-      </w:r>
-      <w:proofErr w:type="gramEnd"/>
-      <w:r>
-        <w:t xml:space="preserve">) </w:t>
+      <w:r>
+        <w:t xml:space="preserve">componentDidMount() </w:t>
       </w:r>
       <w:r>
         <w:sym w:font="Wingdings" w:char="F0E0"/>
@@ -16914,18 +15695,8 @@
           <w:numId w:val="31"/>
         </w:numPr>
       </w:pPr>
-      <w:proofErr w:type="spellStart"/>
-      <w:proofErr w:type="gramStart"/>
-      <w:r>
-        <w:t>shouldComponentUpdate</w:t>
-      </w:r>
-      <w:proofErr w:type="spellEnd"/>
-      <w:r>
-        <w:t>(</w:t>
-      </w:r>
-      <w:proofErr w:type="gramEnd"/>
-      <w:r>
-        <w:t xml:space="preserve">) </w:t>
+      <w:r>
+        <w:t xml:space="preserve">shouldComponentUpdate() </w:t>
       </w:r>
       <w:r>
         <w:sym w:font="Wingdings" w:char="F0E0"/>
@@ -16945,15 +15716,7 @@
         <w:pStyle w:val="ListParagraph"/>
       </w:pPr>
       <w:r>
-        <w:t xml:space="preserve">This method returns either true/false. If we have component that we know that it will never get updated once it’s </w:t>
-      </w:r>
-      <w:proofErr w:type="gramStart"/>
-      <w:r>
-        <w:t>mounted</w:t>
-      </w:r>
-      <w:proofErr w:type="gramEnd"/>
-      <w:r>
-        <w:t xml:space="preserve"> we can prevent it by using this code: </w:t>
+        <w:t xml:space="preserve">This method returns either true/false. If we have component that we know that it will never get updated once it’s mounted we can prevent it by using this code: </w:t>
       </w:r>
     </w:p>
     <w:p>
@@ -16968,39 +15731,15 @@
       </w:r>
       <w:r>
         <w:tab/>
-      </w:r>
-      <w:proofErr w:type="spellStart"/>
-      <w:proofErr w:type="gramStart"/>
-      <w:r>
-        <w:t>shouldComponentUpdate</w:t>
-      </w:r>
-      <w:proofErr w:type="spellEnd"/>
-      <w:r>
-        <w:t>(</w:t>
-      </w:r>
-      <w:proofErr w:type="gramEnd"/>
-      <w:r>
-        <w:t xml:space="preserve">) </w:t>
-      </w:r>
-      <w:proofErr w:type="gramStart"/>
-      <w:r>
-        <w:t>{ return</w:t>
-      </w:r>
-      <w:proofErr w:type="gramEnd"/>
-      <w:r>
-        <w:t xml:space="preserve"> false</w:t>
-      </w:r>
-      <w:proofErr w:type="gramStart"/>
-      <w:r>
-        <w:t>; }</w:t>
-      </w:r>
-      <w:proofErr w:type="gramEnd"/>
+        <w:t>shouldComponentUpdate() { return false; }</w:t>
+      </w:r>
     </w:p>
     <w:p>
       <w:pPr>
         <w:pStyle w:val="ListParagraph"/>
       </w:pPr>
       <w:r>
+        <w:lastRenderedPageBreak/>
         <w:t>More often the way this method is used to compare the previous props to new props and if there is a change in them only then this method returns true.</w:t>
       </w:r>
     </w:p>
@@ -17061,18 +15800,8 @@
           <w:bCs/>
         </w:rPr>
       </w:pPr>
-      <w:proofErr w:type="spellStart"/>
-      <w:proofErr w:type="gramStart"/>
-      <w:r>
-        <w:t>getSnapShotBeforeUpdate</w:t>
-      </w:r>
-      <w:proofErr w:type="spellEnd"/>
-      <w:r>
-        <w:t>(</w:t>
-      </w:r>
-      <w:proofErr w:type="gramEnd"/>
-      <w:r>
-        <w:t xml:space="preserve">) </w:t>
+      <w:r>
+        <w:t xml:space="preserve">getSnapShotBeforeUpdate() </w:t>
       </w:r>
       <w:r>
         <w:sym w:font="Wingdings" w:char="F0E0"/>
@@ -17084,15 +15813,7 @@
         <w:t xml:space="preserve">The purpose of this is to get the relevant information about the browser or any device before making the component active in the DOM. This method happens right before the rendered output from the component is made active in the DOM. One example when </w:t>
       </w:r>
       <w:r>
-        <w:t xml:space="preserve">one example use for it is to maintain the scroll position of an element (such as a text box) between renders. If an update to the browser DOM would affect what the user is currently viewing in the browser, </w:t>
-      </w:r>
-      <w:proofErr w:type="spellStart"/>
-      <w:r>
-        <w:t>getSnapshotBeforeUpdate</w:t>
-      </w:r>
-      <w:proofErr w:type="spellEnd"/>
-      <w:r>
-        <w:t xml:space="preserve"> can be used to find out the relevant information about the browser DOM so that it can be restored after the update happens.</w:t>
+        <w:t>one example use for it is to maintain the scroll position of an element (such as a text box) between renders. If an update to the browser DOM would affect what the user is currently viewing in the browser, getSnapshotBeforeUpdate can be used to find out the relevant information about the browser DOM so that it can be restored after the update happens.</w:t>
       </w:r>
     </w:p>
     <w:p>
@@ -17107,18 +15828,8 @@
           <w:bCs/>
         </w:rPr>
       </w:pPr>
-      <w:proofErr w:type="spellStart"/>
-      <w:proofErr w:type="gramStart"/>
-      <w:r>
-        <w:t>componentDidUpdate</w:t>
-      </w:r>
-      <w:proofErr w:type="spellEnd"/>
-      <w:r>
-        <w:t>(</w:t>
-      </w:r>
-      <w:proofErr w:type="gramEnd"/>
-      <w:r>
-        <w:t xml:space="preserve">) </w:t>
+      <w:r>
+        <w:t xml:space="preserve">componentDidUpdate() </w:t>
       </w:r>
       <w:r>
         <w:sym w:font="Wingdings" w:char="F0E0"/>
@@ -17127,15 +15838,7 @@
         <w:t xml:space="preserve"> </w:t>
       </w:r>
       <w:r>
-        <w:t xml:space="preserve">This runs immediately after the component updates. It is used to perform network requests based on new props passed to the component or for performing operations that depend on the snapshot of the DOM after </w:t>
-      </w:r>
-      <w:proofErr w:type="spellStart"/>
-      <w:r>
-        <w:t>getSnapShotBeforeUpdate</w:t>
-      </w:r>
-      <w:proofErr w:type="spellEnd"/>
-      <w:r>
-        <w:t xml:space="preserve"> () method.</w:t>
+        <w:t>This runs immediately after the component updates. It is used to perform network requests based on new props passed to the component or for performing operations that depend on the snapshot of the DOM after getSnapShotBeforeUpdate () method.</w:t>
       </w:r>
     </w:p>
     <w:p>
@@ -17143,20 +15846,7 @@
         <w:ind w:left="360" w:firstLine="360"/>
       </w:pPr>
       <w:r>
-        <w:t xml:space="preserve">If </w:t>
-      </w:r>
-      <w:proofErr w:type="spellStart"/>
-      <w:proofErr w:type="gramStart"/>
-      <w:r>
-        <w:t>shouldComponentUpdate</w:t>
-      </w:r>
-      <w:proofErr w:type="spellEnd"/>
-      <w:r>
-        <w:t>(</w:t>
-      </w:r>
-      <w:proofErr w:type="gramEnd"/>
-      <w:r>
-        <w:t xml:space="preserve">) returns false then this method will </w:t>
+        <w:t xml:space="preserve">If shouldComponentUpdate() returns false then this method will </w:t>
       </w:r>
       <w:r>
         <w:t>not run.</w:t>
@@ -17190,34 +15880,15 @@
           <w:bCs/>
         </w:rPr>
       </w:pPr>
-      <w:proofErr w:type="spellStart"/>
-      <w:proofErr w:type="gramStart"/>
-      <w:r>
-        <w:t>componentWillUnmount</w:t>
-      </w:r>
-      <w:proofErr w:type="spellEnd"/>
-      <w:r>
-        <w:t>(</w:t>
-      </w:r>
-      <w:proofErr w:type="gramEnd"/>
-      <w:r>
-        <w:t xml:space="preserve">) </w:t>
+      <w:r>
+        <w:t xml:space="preserve">componentWillUnmount() </w:t>
       </w:r>
       <w:r>
         <w:sym w:font="Wingdings" w:char="F0E0"/>
       </w:r>
       <w:r>
-        <w:t xml:space="preserve"> This method is called right before the component is removed from the DOM. If we need to any clean up related to the component here in this </w:t>
-      </w:r>
-      <w:proofErr w:type="gramStart"/>
-      <w:r>
-        <w:t>method</w:t>
-      </w:r>
-      <w:proofErr w:type="gramEnd"/>
-      <w:r>
-        <w:t xml:space="preserve"> we can do it like stopping any network requests that are in progress, stopping timers and removing event listeners created in </w:t>
-      </w:r>
-      <w:proofErr w:type="spellStart"/>
+        <w:t xml:space="preserve"> This method is called right before the component is removed from the DOM. If we need to any clean up related to the component here in this method we can do it like stopping any network requests that are in progress, stopping timers and removing event listeners created in </w:t>
+      </w:r>
       <w:r>
         <w:rPr>
           <w:i/>
@@ -17225,7 +15896,6 @@
         </w:rPr>
         <w:t>componentDidMount</w:t>
       </w:r>
-      <w:proofErr w:type="spellEnd"/>
       <w:r>
         <w:rPr>
           <w:i/>
@@ -17241,15 +15911,7 @@
         <w:t xml:space="preserve"> </w:t>
       </w:r>
       <w:r>
-        <w:t xml:space="preserve">Unmounting is a phase where </w:t>
-      </w:r>
-      <w:proofErr w:type="spellStart"/>
-      <w:r>
-        <w:t>clean up</w:t>
-      </w:r>
-      <w:proofErr w:type="spellEnd"/>
-      <w:r>
-        <w:t xml:space="preserve"> operations should happen so as to avoid potential memory leaks.  This phase happens when a component is no longer needed such as when it is conditionally rendered and the condition changes when user navigates away from the component’s view.</w:t>
+        <w:t>Unmounting is a phase where clean up operations should happen so as to avoid potential memory leaks.  This phase happens when a component is no longer needed such as when it is conditionally rendered and the condition changes when user navigates away from the component’s view.</w:t>
       </w:r>
     </w:p>
     <w:p>
@@ -17279,18 +15941,8 @@
           <w:bCs/>
         </w:rPr>
       </w:pPr>
-      <w:proofErr w:type="spellStart"/>
-      <w:proofErr w:type="gramStart"/>
-      <w:r>
-        <w:t>getDerivedStateFromError</w:t>
-      </w:r>
-      <w:proofErr w:type="spellEnd"/>
-      <w:r>
-        <w:t>(</w:t>
-      </w:r>
-      <w:proofErr w:type="gramEnd"/>
-      <w:r>
-        <w:t xml:space="preserve">) </w:t>
+      <w:r>
+        <w:t xml:space="preserve">getDerivedStateFromError() </w:t>
       </w:r>
       <w:r>
         <w:sym w:font="Wingdings" w:char="F0E0"/>
@@ -17311,18 +15963,8 @@
           <w:bCs/>
         </w:rPr>
       </w:pPr>
-      <w:proofErr w:type="spellStart"/>
-      <w:proofErr w:type="gramStart"/>
-      <w:r>
-        <w:t>componentDidCatch</w:t>
-      </w:r>
-      <w:proofErr w:type="spellEnd"/>
-      <w:r>
-        <w:t>(</w:t>
-      </w:r>
-      <w:proofErr w:type="gramEnd"/>
-      <w:r>
-        <w:t xml:space="preserve">) </w:t>
+      <w:r>
+        <w:t xml:space="preserve">componentDidCatch() </w:t>
       </w:r>
       <w:r>
         <w:sym w:font="Wingdings" w:char="F0E0"/>
@@ -17410,6 +16052,7 @@
           <w:b/>
           <w:bCs/>
         </w:rPr>
+        <w:lastRenderedPageBreak/>
         <w:t>One-Way Data Flow:</w:t>
       </w:r>
     </w:p>
@@ -17424,21 +16067,12 @@
       <w:r>
         <w:t xml:space="preserve">Also called as </w:t>
       </w:r>
-      <w:proofErr w:type="spellStart"/>
       <w:r>
         <w:rPr>
           <w:i/>
           <w:iCs/>
         </w:rPr>
-        <w:t>UniDirectional</w:t>
-      </w:r>
-      <w:proofErr w:type="spellEnd"/>
-      <w:r>
-        <w:rPr>
-          <w:i/>
-          <w:iCs/>
-        </w:rPr>
-        <w:t xml:space="preserve"> Data Flow</w:t>
+        <w:t>UniDirectional Data Flow</w:t>
       </w:r>
       <w:r>
         <w:rPr>
@@ -17527,74 +16161,49 @@
           <w:i/>
           <w:iCs/>
         </w:rPr>
-        <w:t xml:space="preserve">Why One-Way data </w:t>
-      </w:r>
-      <w:proofErr w:type="gramStart"/>
+        <w:t>Why One-Way data flow</w:t>
+      </w:r>
       <w:r>
         <w:rPr>
           <w:b/>
           <w:bCs/>
-          <w:i/>
-          <w:iCs/>
-        </w:rPr>
-        <w:t>flow</w:t>
+        </w:rPr>
+        <w:t xml:space="preserve"> ?</w:t>
       </w:r>
       <w:r>
         <w:rPr>
           <w:b/>
           <w:bCs/>
         </w:rPr>
-        <w:t xml:space="preserve"> ?</w:t>
-      </w:r>
-      <w:proofErr w:type="gramEnd"/>
-      <w:r>
+        <w:t xml:space="preserve"> </w:t>
+      </w:r>
+      <w:r>
+        <w:t xml:space="preserve">Two way data flow or bidirectional data flow where data flows from parent component to child component and changes within the child component </w:t>
+      </w:r>
+      <w:r>
+        <w:t>can affect data in parent component is convenient but this may b</w:t>
+      </w:r>
+      <w:r>
+        <w:t xml:space="preserve">e </w:t>
+      </w:r>
+      <w:r>
+        <w:t xml:space="preserve">prone to errors, also increases complexity of a user interface. </w:t>
+      </w:r>
+    </w:p>
+    <w:p>
+      <w:pPr>
+        <w:ind w:left="720"/>
         <w:rPr>
           <w:b/>
           <w:bCs/>
         </w:rPr>
-        <w:t xml:space="preserve"> </w:t>
-      </w:r>
-      <w:proofErr w:type="gramStart"/>
-      <w:r>
-        <w:t>Two way</w:t>
-      </w:r>
-      <w:proofErr w:type="gramEnd"/>
-      <w:r>
-        <w:t xml:space="preserve"> data flow or bidirectional data flow where data flows from parent component to child component and changes within the child component </w:t>
-      </w:r>
-      <w:r>
-        <w:t>can affect data in parent component is convenient but this may b</w:t>
-      </w:r>
-      <w:r>
-        <w:t xml:space="preserve">e </w:t>
-      </w:r>
-      <w:r>
-        <w:t xml:space="preserve">prone to errors, also increases complexity of a user interface. </w:t>
-      </w:r>
-    </w:p>
-    <w:p>
-      <w:pPr>
-        <w:ind w:left="720"/>
+      </w:pPr>
+      <w:r>
         <w:rPr>
           <w:b/>
           <w:bCs/>
         </w:rPr>
-      </w:pPr>
-      <w:proofErr w:type="gramStart"/>
-      <w:r>
-        <w:rPr>
-          <w:b/>
-          <w:bCs/>
-        </w:rPr>
-        <w:t>Two way</w:t>
-      </w:r>
-      <w:proofErr w:type="gramEnd"/>
-      <w:r>
-        <w:rPr>
-          <w:b/>
-          <w:bCs/>
-        </w:rPr>
-        <w:t xml:space="preserve"> data binding</w:t>
+        <w:t>Two way data binding</w:t>
       </w:r>
       <w:r>
         <w:rPr>
@@ -17788,16 +16397,7 @@
         <w:ind w:left="1440" w:hanging="720"/>
       </w:pPr>
       <w:r>
-        <w:lastRenderedPageBreak/>
-        <w:t xml:space="preserve">A component can have any number of props, a props value can be any </w:t>
-      </w:r>
-      <w:proofErr w:type="spellStart"/>
-      <w:r>
-        <w:t>javascript</w:t>
-      </w:r>
-      <w:proofErr w:type="spellEnd"/>
-      <w:r>
-        <w:t xml:space="preserve"> data type value or function.  Props are read only</w:t>
+        <w:t>A component can have any number of props, a props value can be any javascript data type value or function.  Props are read only</w:t>
       </w:r>
       <w:r>
         <w:t xml:space="preserve"> meaning once a component receives these values it can’t change/overwrite them inside the component.</w:t>
@@ -17831,13 +16431,8 @@
         </w:numPr>
       </w:pPr>
       <w:r>
-        <w:t xml:space="preserve">Initialization of </w:t>
-      </w:r>
-      <w:proofErr w:type="gramStart"/>
-      <w:r>
-        <w:t>State :</w:t>
-      </w:r>
-      <w:proofErr w:type="gramEnd"/>
+        <w:t>Initialization of State :</w:t>
+      </w:r>
     </w:p>
     <w:p>
       <w:pPr>
@@ -17854,27 +16449,13 @@
         <w:rPr>
           <w:u w:val="single"/>
         </w:rPr>
-        <w:t xml:space="preserve">Class </w:t>
-      </w:r>
-      <w:proofErr w:type="gramStart"/>
+        <w:t>Class Component</w:t>
+      </w:r>
       <w:r>
         <w:rPr>
           <w:u w:val="single"/>
         </w:rPr>
-        <w:t>Component</w:t>
-      </w:r>
-      <w:r>
-        <w:rPr>
-          <w:u w:val="single"/>
-        </w:rPr>
-        <w:t xml:space="preserve"> :</w:t>
-      </w:r>
-      <w:proofErr w:type="gramEnd"/>
-      <w:r>
-        <w:rPr>
-          <w:u w:val="single"/>
-        </w:rPr>
-        <w:t xml:space="preserve"> </w:t>
+        <w:t xml:space="preserve"> : </w:t>
       </w:r>
       <w:r>
         <w:t xml:space="preserve">In a class component it is assigned inside a constructor as this is the place which gets called when an instance to the class gets created. </w:t>
@@ -17895,50 +16476,32 @@
         <w:rPr>
           <w:u w:val="single"/>
         </w:rPr>
-        <w:t xml:space="preserve">Function </w:t>
-      </w:r>
-      <w:proofErr w:type="gramStart"/>
+        <w:t>Function Component</w:t>
+      </w:r>
       <w:r>
         <w:rPr>
           <w:u w:val="single"/>
         </w:rPr>
-        <w:t>Component</w:t>
+        <w:t xml:space="preserve"> </w:t>
       </w:r>
       <w:r>
         <w:rPr>
           <w:u w:val="single"/>
         </w:rPr>
+        <w:t>:</w:t>
+      </w:r>
+      <w:r>
         <w:t xml:space="preserve"> </w:t>
       </w:r>
       <w:r>
-        <w:rPr>
-          <w:u w:val="single"/>
-        </w:rPr>
-        <w:t>:</w:t>
-      </w:r>
-      <w:proofErr w:type="gramEnd"/>
-      <w:r>
         <w:t xml:space="preserve"> </w:t>
       </w:r>
       <w:r>
-        <w:t xml:space="preserve"> </w:t>
-      </w:r>
-      <w:r>
-        <w:t xml:space="preserve">By default, functions don’t store a state. By using </w:t>
-      </w:r>
-      <w:proofErr w:type="gramStart"/>
-      <w:r>
-        <w:t>hooks</w:t>
-      </w:r>
-      <w:proofErr w:type="gramEnd"/>
-      <w:r>
-        <w:t xml:space="preserve"> we can replicate the behavior of making functions store a state. </w:t>
+        <w:t xml:space="preserve">By default, functions don’t store a state. By using hooks we can replicate the behavior of making functions store a state. </w:t>
       </w:r>
       <w:r>
         <w:t xml:space="preserve">The hook that makes possible for function components to maintain state is </w:t>
       </w:r>
-      <w:proofErr w:type="spellStart"/>
-      <w:proofErr w:type="gramStart"/>
       <w:r>
         <w:rPr>
           <w:i/>
@@ -17946,18 +16509,12 @@
         </w:rPr>
         <w:t>useState</w:t>
       </w:r>
-      <w:proofErr w:type="spellEnd"/>
       <w:r>
         <w:t xml:space="preserve">; </w:t>
       </w:r>
       <w:r>
-        <w:t xml:space="preserve"> The</w:t>
-      </w:r>
-      <w:proofErr w:type="gramEnd"/>
-      <w:r>
-        <w:t xml:space="preserve"> first time the function component containing </w:t>
-      </w:r>
-      <w:proofErr w:type="spellStart"/>
+        <w:t xml:space="preserve"> The first time the function component containing </w:t>
+      </w:r>
       <w:r>
         <w:rPr>
           <w:i/>
@@ -17965,7 +16522,6 @@
         </w:rPr>
         <w:t>useState</w:t>
       </w:r>
-      <w:proofErr w:type="spellEnd"/>
       <w:r>
         <w:rPr>
           <w:i/>
@@ -17979,7 +16535,6 @@
       <w:r>
         <w:t xml:space="preserve">and a function to set the variable. For all subsequent requests </w:t>
       </w:r>
-      <w:proofErr w:type="spellStart"/>
       <w:r>
         <w:rPr>
           <w:i/>
@@ -17987,14 +16542,12 @@
         </w:rPr>
         <w:t>useState</w:t>
       </w:r>
-      <w:proofErr w:type="spellEnd"/>
       <w:r>
         <w:t xml:space="preserve"> makes use of first variable created in the first render.</w:t>
       </w:r>
       <w:r>
         <w:t xml:space="preserve"> The first time the component renders </w:t>
       </w:r>
-      <w:proofErr w:type="spellStart"/>
       <w:r>
         <w:rPr>
           <w:i/>
@@ -18002,7 +16555,6 @@
         </w:rPr>
         <w:t>useState</w:t>
       </w:r>
-      <w:proofErr w:type="spellEnd"/>
       <w:r>
         <w:t xml:space="preserve"> serves the same purpose of a constructor function for class component.</w:t>
       </w:r>
@@ -18045,23 +16597,8 @@
         </w:rPr>
       </w:pPr>
       <w:r>
-        <w:t xml:space="preserve">These are both </w:t>
-      </w:r>
-      <w:proofErr w:type="spellStart"/>
-      <w:r>
-        <w:t>javascript</w:t>
-      </w:r>
-      <w:proofErr w:type="spellEnd"/>
-      <w:r>
-        <w:t xml:space="preserve"> objects and changes to either of them updates the components. The real difference is that state is maintained for the component and it is local to it where as props are being passed to the component by </w:t>
-      </w:r>
-      <w:proofErr w:type="gramStart"/>
-      <w:r>
-        <w:t>it’s</w:t>
-      </w:r>
-      <w:proofErr w:type="gramEnd"/>
-      <w:r>
-        <w:t xml:space="preserve"> parent component. </w:t>
+        <w:lastRenderedPageBreak/>
+        <w:t xml:space="preserve">These are both javascript objects and changes to either of them updates the components. The real difference is that state is maintained for the component and it is local to it where as props are being passed to the component by it’s parent component. </w:t>
       </w:r>
       <w:r>
         <w:rPr>
@@ -18116,103 +16653,37 @@
         </w:rPr>
       </w:pPr>
       <w:r>
-        <w:t xml:space="preserve">Calls to </w:t>
-      </w:r>
-      <w:proofErr w:type="spellStart"/>
-      <w:r>
-        <w:t>setState</w:t>
-      </w:r>
-      <w:proofErr w:type="spellEnd"/>
-      <w:r>
-        <w:t xml:space="preserve"> are always asynchronous. </w:t>
+        <w:t xml:space="preserve">Calls to setState are always asynchronous. </w:t>
       </w:r>
       <w:r>
         <w:rPr>
           <w:lang w:val="en-IN"/>
         </w:rPr>
-        <w:t>When you call </w:t>
-      </w:r>
-      <w:proofErr w:type="spellStart"/>
+        <w:t>When you call setState, it may not immediately update the state.</w:t>
+      </w:r>
       <w:r>
         <w:rPr>
           <w:lang w:val="en-IN"/>
         </w:rPr>
-        <w:t>setState</w:t>
-      </w:r>
-      <w:proofErr w:type="spellEnd"/>
+        <w:t>I</w:t>
+      </w:r>
       <w:r>
         <w:rPr>
           <w:lang w:val="en-IN"/>
         </w:rPr>
-        <w:t>, it may not immediately update the </w:t>
-      </w:r>
-      <w:proofErr w:type="spellStart"/>
-      <w:proofErr w:type="gramStart"/>
+        <w:t>t actually just schedules, or enqueues, an update to the component's state. The reason for this behavior is that it reduces the number of unnecessary component re-renders.</w:t>
+      </w:r>
       <w:r>
         <w:rPr>
           <w:lang w:val="en-IN"/>
         </w:rPr>
-        <w:t>state.</w:t>
+        <w:t xml:space="preserve"> </w:t>
       </w:r>
       <w:r>
         <w:rPr>
           <w:lang w:val="en-IN"/>
         </w:rPr>
-        <w:t>I</w:t>
-      </w:r>
-      <w:r>
-        <w:rPr>
-          <w:lang w:val="en-IN"/>
-        </w:rPr>
-        <w:t>t</w:t>
-      </w:r>
-      <w:proofErr w:type="spellEnd"/>
-      <w:proofErr w:type="gramEnd"/>
-      <w:r>
-        <w:rPr>
-          <w:lang w:val="en-IN"/>
-        </w:rPr>
-        <w:t xml:space="preserve"> actually just schedules, or enqueues, an update to the component's state. The reason for this </w:t>
-      </w:r>
-      <w:proofErr w:type="spellStart"/>
-      <w:r>
-        <w:rPr>
-          <w:lang w:val="en-IN"/>
-        </w:rPr>
-        <w:t>behavior</w:t>
-      </w:r>
-      <w:proofErr w:type="spellEnd"/>
-      <w:r>
-        <w:rPr>
-          <w:lang w:val="en-IN"/>
-        </w:rPr>
-        <w:t xml:space="preserve"> is that it reduces the number of unnecessary component re-renders.</w:t>
-      </w:r>
-      <w:r>
-        <w:rPr>
-          <w:lang w:val="en-IN"/>
-        </w:rPr>
-        <w:t xml:space="preserve"> </w:t>
-      </w:r>
-      <w:r>
-        <w:rPr>
-          <w:lang w:val="en-IN"/>
-        </w:rPr>
-        <w:t>It's helpful to think of a call to </w:t>
-      </w:r>
-      <w:proofErr w:type="spellStart"/>
-      <w:r>
-        <w:rPr>
-          <w:lang w:val="en-IN"/>
-        </w:rPr>
-        <w:t>setState</w:t>
-      </w:r>
-      <w:proofErr w:type="spellEnd"/>
-      <w:r>
-        <w:rPr>
-          <w:lang w:val="en-IN"/>
-        </w:rPr>
-        <w:t> as a request, rather than an immediate operation</w:t>
+        <w:t>It's helpful to think of a call to setState as a request, rather than an immediate operation</w:t>
       </w:r>
       <w:r>
         <w:rPr>
@@ -18238,55 +16709,25 @@
           <w:b/>
           <w:bCs/>
         </w:rPr>
-        <w:t xml:space="preserve">Passing function into </w:t>
-      </w:r>
-      <w:proofErr w:type="spellStart"/>
-      <w:proofErr w:type="gramStart"/>
+        <w:t xml:space="preserve">Passing function into setState() </w:t>
+      </w:r>
       <w:r>
         <w:rPr>
           <w:b/>
           <w:bCs/>
         </w:rPr>
-        <w:t>setState</w:t>
-      </w:r>
-      <w:proofErr w:type="spellEnd"/>
+        <w:sym w:font="Wingdings" w:char="F0E0"/>
+      </w:r>
       <w:r>
         <w:rPr>
           <w:b/>
           <w:bCs/>
         </w:rPr>
-        <w:t>(</w:t>
-      </w:r>
-      <w:proofErr w:type="gramEnd"/>
-      <w:r>
-        <w:rPr>
-          <w:b/>
-          <w:bCs/>
-        </w:rPr>
-        <w:t xml:space="preserve">) </w:t>
-      </w:r>
-      <w:r>
-        <w:rPr>
-          <w:b/>
-          <w:bCs/>
-        </w:rPr>
-        <w:sym w:font="Wingdings" w:char="F0E0"/>
-      </w:r>
-      <w:r>
-        <w:rPr>
-          <w:b/>
-          <w:bCs/>
-        </w:rPr>
         <w:t xml:space="preserve"> </w:t>
       </w:r>
       <w:r>
-        <w:t xml:space="preserve">When we pass a function that returns an object into a </w:t>
-      </w:r>
-      <w:proofErr w:type="spellStart"/>
-      <w:r>
-        <w:t>setState</w:t>
-      </w:r>
-      <w:proofErr w:type="spellEnd"/>
+        <w:t>When we pass a function that returns an object into a setState</w:t>
+      </w:r>
       <w:r>
         <w:t xml:space="preserve">, the inner function receives current state and props of the component and returns the state object. This function is called </w:t>
       </w:r>
@@ -18355,7 +16796,6 @@
           <w:iCs/>
         </w:rPr>
       </w:pPr>
-      <w:proofErr w:type="spellStart"/>
       <w:r>
         <w:rPr>
           <w:i/>
@@ -18363,7 +16803,6 @@
         </w:rPr>
         <w:t>useState</w:t>
       </w:r>
-      <w:proofErr w:type="spellEnd"/>
       <w:r>
         <w:rPr>
           <w:i/>
@@ -18381,31 +16820,7 @@
         <w:ind w:left="2880"/>
       </w:pPr>
       <w:r>
-        <w:t>const [</w:t>
-      </w:r>
-      <w:proofErr w:type="gramStart"/>
-      <w:r>
-        <w:t>counter ,</w:t>
-      </w:r>
-      <w:proofErr w:type="gramEnd"/>
-      <w:r>
-        <w:t xml:space="preserve"> </w:t>
-      </w:r>
-      <w:proofErr w:type="spellStart"/>
-      <w:r>
-        <w:t>setCounter</w:t>
-      </w:r>
-      <w:proofErr w:type="spellEnd"/>
-      <w:r>
-        <w:t xml:space="preserve">] = </w:t>
-      </w:r>
-      <w:proofErr w:type="gramStart"/>
-      <w:r>
-        <w:t>useState(</w:t>
-      </w:r>
-      <w:proofErr w:type="gramEnd"/>
-      <w:r>
-        <w:t>0);</w:t>
+        <w:t>const [counter , setCounter] = useState(0);</w:t>
       </w:r>
     </w:p>
     <w:p>
@@ -18419,50 +16834,10 @@
         <w:t xml:space="preserve">                                     </w:t>
       </w:r>
       <w:r>
-        <w:t xml:space="preserve">The above line means that counter is a variable and </w:t>
-      </w:r>
-      <w:proofErr w:type="spellStart"/>
-      <w:r>
-        <w:t>setCounter</w:t>
-      </w:r>
-      <w:proofErr w:type="spellEnd"/>
-      <w:r>
-        <w:t xml:space="preserve"> is a function that </w:t>
-      </w:r>
-      <w:proofErr w:type="gramStart"/>
-      <w:r>
-        <w:t>updates(</w:t>
-      </w:r>
-      <w:proofErr w:type="gramEnd"/>
-      <w:r>
-        <w:t xml:space="preserve">replaces the state) of this variable. The setter function replaces the counter value instead of merging it into current state. </w:t>
-      </w:r>
-      <w:r>
-        <w:t xml:space="preserve"> Whenever the state updates, </w:t>
-      </w:r>
-      <w:proofErr w:type="gramStart"/>
-      <w:r>
-        <w:t>React</w:t>
-      </w:r>
-      <w:proofErr w:type="gramEnd"/>
-      <w:r>
-        <w:t xml:space="preserve"> re-renders the function component and </w:t>
-      </w:r>
-      <w:proofErr w:type="spellStart"/>
-      <w:r>
-        <w:t>useState</w:t>
-      </w:r>
-      <w:proofErr w:type="spellEnd"/>
-      <w:r>
-        <w:t xml:space="preserve"> returns a new variable with the latest state value.  </w:t>
-      </w:r>
-      <w:proofErr w:type="gramStart"/>
-      <w:r>
-        <w:t>So</w:t>
-      </w:r>
-      <w:proofErr w:type="gramEnd"/>
-      <w:r>
-        <w:t xml:space="preserve"> the setter function doesn’t actually modify the variable in the function at all and the function gets new const every time it is invoked. </w:t>
+        <w:t xml:space="preserve">The above line means that counter is a variable and setCounter is a function that updates(replaces the state) of this variable. The setter function replaces the counter value instead of merging it into current state. </w:t>
+      </w:r>
+      <w:r>
+        <w:t xml:space="preserve"> Whenever the state updates, React re-renders the function component and useState returns a new variable with the latest state value.  So the setter function doesn’t actually modify the variable in the function at all and the function gets new const every time it is invoked. </w:t>
       </w:r>
     </w:p>
     <w:p>
@@ -18479,7 +16854,6 @@
     </w:p>
     <w:p>
       <w:r>
-        <w:lastRenderedPageBreak/>
         <w:tab/>
       </w:r>
       <w:r>
@@ -18547,49 +16921,56 @@
         <w:rPr>
           <w:lang w:val="en-IN"/>
         </w:rPr>
-        <w:t>function sum(</w:t>
-      </w:r>
-      <w:proofErr w:type="spellStart"/>
-      <w:proofErr w:type="gramStart"/>
-      <w:r>
+        <w:t>function sum(x,y,z){</w:t>
+      </w:r>
+    </w:p>
+    <w:p>
+      <w:pPr>
         <w:rPr>
           <w:lang w:val="en-IN"/>
         </w:rPr>
-        <w:t>x,y</w:t>
-      </w:r>
-      <w:proofErr w:type="gramEnd"/>
+      </w:pPr>
       <w:r>
         <w:rPr>
           <w:lang w:val="en-IN"/>
         </w:rPr>
-        <w:t>,</w:t>
-      </w:r>
-      <w:proofErr w:type="gramStart"/>
+        <w:t> </w:t>
+      </w:r>
       <w:r>
         <w:rPr>
           <w:lang w:val="en-IN"/>
         </w:rPr>
-        <w:t>z</w:t>
-      </w:r>
-      <w:proofErr w:type="spellEnd"/>
+        <w:t> </w:t>
+      </w:r>
       <w:r>
         <w:rPr>
           <w:lang w:val="en-IN"/>
         </w:rPr>
-        <w:t>){</w:t>
-      </w:r>
-      <w:proofErr w:type="gramEnd"/>
-    </w:p>
-    <w:p>
-      <w:pPr>
+        <w:t> </w:t>
+      </w:r>
+      <w:r>
         <w:rPr>
           <w:lang w:val="en-IN"/>
         </w:rPr>
-      </w:pPr>
+        <w:t> </w:t>
+      </w:r>
       <w:r>
         <w:rPr>
           <w:lang w:val="en-IN"/>
         </w:rPr>
+        <w:t>return x+y+z;</w:t>
+      </w:r>
+    </w:p>
+    <w:p>
+      <w:pPr>
+        <w:rPr>
+          <w:lang w:val="en-IN"/>
+        </w:rPr>
+      </w:pPr>
+      <w:r>
+        <w:rPr>
+          <w:lang w:val="en-IN"/>
+        </w:rPr>
         <w:t> </w:t>
       </w:r>
       <w:r>
@@ -18608,27 +16989,51 @@
         <w:rPr>
           <w:lang w:val="en-IN"/>
         </w:rPr>
+        <w:t>}</w:t>
+      </w:r>
+    </w:p>
+    <w:p>
+      <w:pPr>
+        <w:rPr>
+          <w:lang w:val="en-IN"/>
+        </w:rPr>
+      </w:pPr>
+      <w:r>
+        <w:rPr>
+          <w:lang w:val="en-IN"/>
+        </w:rPr>
+        <w:t>If you have an array of three numbers that you want to find out the sum of, you could invoke the sum function and pass in each element of the array separately, like this:</w:t>
+      </w:r>
+    </w:p>
+    <w:p>
+      <w:pPr>
+        <w:rPr>
+          <w:lang w:val="en-IN"/>
+        </w:rPr>
+      </w:pPr>
+      <w:r>
+        <w:rPr>
+          <w:lang w:val="en-IN"/>
+        </w:rPr>
         <w:t> </w:t>
       </w:r>
       <w:r>
         <w:rPr>
           <w:lang w:val="en-IN"/>
         </w:rPr>
-        <w:t xml:space="preserve">return </w:t>
-      </w:r>
-      <w:proofErr w:type="spellStart"/>
+        <w:t> </w:t>
+      </w:r>
       <w:r>
         <w:rPr>
           <w:lang w:val="en-IN"/>
         </w:rPr>
-        <w:t>x+y+z</w:t>
-      </w:r>
-      <w:proofErr w:type="spellEnd"/>
+        <w:t> </w:t>
+      </w:r>
       <w:r>
         <w:rPr>
           <w:lang w:val="en-IN"/>
         </w:rPr>
-        <w:t>;</w:t>
+        <w:t>sum(myNumbers[0],myNumbers[1],myNumbers[2]);</w:t>
       </w:r>
     </w:p>
     <w:p>
@@ -18641,6 +17046,19 @@
         <w:rPr>
           <w:lang w:val="en-IN"/>
         </w:rPr>
+        <w:t>Or you could just spread the array into its component parts, which accomplishes the same thing:</w:t>
+      </w:r>
+    </w:p>
+    <w:p>
+      <w:pPr>
+        <w:rPr>
+          <w:lang w:val="en-IN"/>
+        </w:rPr>
+      </w:pPr>
+      <w:r>
+        <w:rPr>
+          <w:lang w:val="en-IN"/>
+        </w:rPr>
         <w:t> </w:t>
       </w:r>
       <w:r>
@@ -18659,7 +17077,7 @@
         <w:rPr>
           <w:lang w:val="en-IN"/>
         </w:rPr>
-        <w:t>}</w:t>
+        <w:t>sum(…myNumbers)</w:t>
       </w:r>
     </w:p>
     <w:p>
@@ -18672,174 +17090,7 @@
         <w:rPr>
           <w:lang w:val="en-IN"/>
         </w:rPr>
-        <w:t>If you have an array of three numbers that you want to find out the sum of, you could invoke the sum function and pass in each element of the array separately, like this:</w:t>
-      </w:r>
-    </w:p>
-    <w:p>
-      <w:pPr>
-        <w:rPr>
-          <w:lang w:val="en-IN"/>
-        </w:rPr>
-      </w:pPr>
-      <w:r>
-        <w:rPr>
-          <w:lang w:val="en-IN"/>
-        </w:rPr>
-        <w:t> </w:t>
-      </w:r>
-      <w:r>
-        <w:rPr>
-          <w:lang w:val="en-IN"/>
-        </w:rPr>
-        <w:t> </w:t>
-      </w:r>
-      <w:r>
-        <w:rPr>
-          <w:lang w:val="en-IN"/>
-        </w:rPr>
-        <w:t> </w:t>
-      </w:r>
-      <w:r>
-        <w:rPr>
-          <w:lang w:val="en-IN"/>
-        </w:rPr>
-        <w:t>sum(</w:t>
-      </w:r>
-      <w:proofErr w:type="spellStart"/>
-      <w:r>
-        <w:rPr>
-          <w:lang w:val="en-IN"/>
-        </w:rPr>
-        <w:t>myNumbers</w:t>
-      </w:r>
-      <w:proofErr w:type="spellEnd"/>
-      <w:r>
-        <w:rPr>
-          <w:lang w:val="en-IN"/>
-        </w:rPr>
-        <w:t>[0</w:t>
-      </w:r>
-      <w:proofErr w:type="gramStart"/>
-      <w:r>
-        <w:rPr>
-          <w:lang w:val="en-IN"/>
-        </w:rPr>
-        <w:t>],</w:t>
-      </w:r>
-      <w:proofErr w:type="spellStart"/>
-      <w:r>
-        <w:rPr>
-          <w:lang w:val="en-IN"/>
-        </w:rPr>
-        <w:t>myNumbers</w:t>
-      </w:r>
-      <w:proofErr w:type="spellEnd"/>
-      <w:proofErr w:type="gramEnd"/>
-      <w:r>
-        <w:rPr>
-          <w:lang w:val="en-IN"/>
-        </w:rPr>
-        <w:t>[1</w:t>
-      </w:r>
-      <w:proofErr w:type="gramStart"/>
-      <w:r>
-        <w:rPr>
-          <w:lang w:val="en-IN"/>
-        </w:rPr>
-        <w:t>],</w:t>
-      </w:r>
-      <w:proofErr w:type="spellStart"/>
-      <w:r>
-        <w:rPr>
-          <w:lang w:val="en-IN"/>
-        </w:rPr>
-        <w:t>myNumbers</w:t>
-      </w:r>
-      <w:proofErr w:type="spellEnd"/>
-      <w:proofErr w:type="gramEnd"/>
-      <w:r>
-        <w:rPr>
-          <w:lang w:val="en-IN"/>
-        </w:rPr>
-        <w:t>[2]);</w:t>
-      </w:r>
-    </w:p>
-    <w:p>
-      <w:pPr>
-        <w:rPr>
-          <w:lang w:val="en-IN"/>
-        </w:rPr>
-      </w:pPr>
-      <w:r>
-        <w:rPr>
-          <w:lang w:val="en-IN"/>
-        </w:rPr>
-        <w:t>Or you could just spread the array into its component parts, which accomplishes the same thing:</w:t>
-      </w:r>
-    </w:p>
-    <w:p>
-      <w:pPr>
-        <w:rPr>
-          <w:lang w:val="en-IN"/>
-        </w:rPr>
-      </w:pPr>
-      <w:r>
-        <w:rPr>
-          <w:lang w:val="en-IN"/>
-        </w:rPr>
-        <w:t> </w:t>
-      </w:r>
-      <w:r>
-        <w:rPr>
-          <w:lang w:val="en-IN"/>
-        </w:rPr>
-        <w:t> </w:t>
-      </w:r>
-      <w:r>
-        <w:rPr>
-          <w:lang w:val="en-IN"/>
-        </w:rPr>
-        <w:t> </w:t>
-      </w:r>
-      <w:proofErr w:type="gramStart"/>
-      <w:r>
-        <w:rPr>
-          <w:lang w:val="en-IN"/>
-        </w:rPr>
-        <w:t>sum(</w:t>
-      </w:r>
-      <w:proofErr w:type="gramEnd"/>
-      <w:r>
-        <w:rPr>
-          <w:lang w:val="en-IN"/>
-        </w:rPr>
-        <w:t>…</w:t>
-      </w:r>
-      <w:proofErr w:type="spellStart"/>
-      <w:r>
-        <w:rPr>
-          <w:lang w:val="en-IN"/>
-        </w:rPr>
-        <w:t>myNumbers</w:t>
-      </w:r>
-      <w:proofErr w:type="spellEnd"/>
-      <w:r>
-        <w:rPr>
-          <w:lang w:val="en-IN"/>
-        </w:rPr>
-        <w:t>)</w:t>
-      </w:r>
-    </w:p>
-    <w:p>
-      <w:pPr>
-        <w:rPr>
-          <w:lang w:val="en-IN"/>
-        </w:rPr>
-      </w:pPr>
-      <w:r>
-        <w:rPr>
-          <w:lang w:val="en-IN"/>
-        </w:rPr>
+        <w:lastRenderedPageBreak/>
         <w:t>The spread operator is useful in cases where you want to include all of the elements of an array or object in a new object or array, such as when you're creating a new array or object that's partially made up of an existing one.</w:t>
       </w:r>
     </w:p>
@@ -18934,19 +17185,9 @@
       </w:r>
     </w:p>
     <w:p>
-      <w:proofErr w:type="gramStart"/>
-      <w:r>
-        <w:t>So</w:t>
-      </w:r>
-      <w:proofErr w:type="gramEnd"/>
-      <w:r>
-        <w:t xml:space="preserve"> to make sure that we don’t need to reference to original array, we need to create a shallow copy. We can do in below </w:t>
-      </w:r>
-      <w:proofErr w:type="gramStart"/>
-      <w:r>
-        <w:t>ways :</w:t>
-      </w:r>
-      <w:proofErr w:type="gramEnd"/>
+      <w:r>
+        <w:t>So to make sure that we don’t need to reference to original array, we need to create a shallow copy. We can do in below ways :</w:t>
+      </w:r>
     </w:p>
     <w:p>
       <w:pPr>
@@ -19061,15 +17302,7 @@
         </w:numPr>
       </w:pPr>
       <w:r>
-        <w:t xml:space="preserve">By using spread </w:t>
-      </w:r>
-      <w:proofErr w:type="gramStart"/>
-      <w:r>
-        <w:t>operator(</w:t>
-      </w:r>
-      <w:proofErr w:type="gramEnd"/>
-      <w:r>
-        <w:t xml:space="preserve">…) </w:t>
+        <w:t xml:space="preserve">By using spread operator(…) </w:t>
       </w:r>
       <w:r>
         <w:sym w:font="Wingdings" w:char="F0E0"/>
@@ -19077,13 +17310,8 @@
       <w:r>
         <w:t xml:space="preserve"> </w:t>
       </w:r>
-      <w:proofErr w:type="spellStart"/>
-      <w:r>
-        <w:t>numbersCopy</w:t>
-      </w:r>
-      <w:proofErr w:type="spellEnd"/>
-      <w:r>
-        <w:t xml:space="preserve"> = […numbers];</w:t>
+      <w:r>
+        <w:t>numbersCopy = […numbers];</w:t>
       </w:r>
     </w:p>
     <w:p>
@@ -19113,15 +17341,7 @@
         <w:t>A good rule of thumb is majority of our components should be stales pure functions.</w:t>
       </w:r>
       <w:r>
-        <w:t xml:space="preserve"> A pure function is one in which the output of the function is solely result of </w:t>
-      </w:r>
-      <w:proofErr w:type="gramStart"/>
-      <w:r>
-        <w:t>it’s</w:t>
-      </w:r>
-      <w:proofErr w:type="gramEnd"/>
-      <w:r>
-        <w:t xml:space="preserve"> input. </w:t>
+        <w:t xml:space="preserve"> A pure function is one in which the output of the function is solely result of it’s input. </w:t>
       </w:r>
     </w:p>
     <w:p>
@@ -19160,16 +17380,7 @@
         <w:ind w:left="1440"/>
       </w:pPr>
       <w:r>
-        <w:lastRenderedPageBreak/>
-        <w:t xml:space="preserve">Instead of each component maintaining </w:t>
-      </w:r>
-      <w:proofErr w:type="gramStart"/>
-      <w:r>
-        <w:t>it’s</w:t>
-      </w:r>
-      <w:proofErr w:type="gramEnd"/>
-      <w:r>
-        <w:t xml:space="preserve"> own state we can have a component at higher level in the hierarchy of our user interface to control the state. </w:t>
+        <w:t xml:space="preserve">Instead of each component maintaining it’s own state we can have a component at higher level in the hierarchy of our user interface to control the state. </w:t>
       </w:r>
       <w:r>
         <w:t>This state can be passed down as props to the components that need it.</w:t>
@@ -19184,23 +17395,7 @@
         </w:numPr>
       </w:pPr>
       <w:r>
-        <w:t xml:space="preserve">For </w:t>
-      </w:r>
-      <w:proofErr w:type="gramStart"/>
-      <w:r>
-        <w:t>example</w:t>
-      </w:r>
-      <w:proofErr w:type="gramEnd"/>
-      <w:r>
-        <w:t xml:space="preserve"> in a search </w:t>
-      </w:r>
-      <w:proofErr w:type="gramStart"/>
-      <w:r>
-        <w:t>form ,</w:t>
-      </w:r>
-      <w:proofErr w:type="gramEnd"/>
-      <w:r>
-        <w:t xml:space="preserve"> the words typed in a search are used by other components which use these words so hence the </w:t>
+        <w:t xml:space="preserve">For example in a search form , the words typed in a search are used by other components which use these words so hence the </w:t>
       </w:r>
       <w:r>
         <w:rPr>
@@ -19234,7 +17429,6 @@
           <w:numId w:val="40"/>
         </w:numPr>
       </w:pPr>
-      <w:proofErr w:type="spellStart"/>
       <w:r>
         <w:rPr>
           <w:b/>
@@ -19242,11 +17436,9 @@
         </w:rPr>
         <w:t>PropTypes</w:t>
       </w:r>
-      <w:proofErr w:type="spellEnd"/>
       <w:r>
         <w:t xml:space="preserve"> and </w:t>
       </w:r>
-      <w:proofErr w:type="spellStart"/>
       <w:r>
         <w:rPr>
           <w:b/>
@@ -19254,7 +17446,6 @@
         </w:rPr>
         <w:t>defaultProps</w:t>
       </w:r>
-      <w:proofErr w:type="spellEnd"/>
       <w:r>
         <w:t xml:space="preserve"> </w:t>
       </w:r>
@@ -19265,25 +17456,8 @@
         <w:t xml:space="preserve"> </w:t>
       </w:r>
       <w:r>
-        <w:t xml:space="preserve">We use </w:t>
-      </w:r>
-      <w:proofErr w:type="spellStart"/>
-      <w:r>
-        <w:t>propTypes</w:t>
-      </w:r>
-      <w:proofErr w:type="spellEnd"/>
-      <w:r>
-        <w:t xml:space="preserve"> for validating the props and </w:t>
-      </w:r>
-      <w:proofErr w:type="spellStart"/>
-      <w:r>
-        <w:t>defaultProps</w:t>
-      </w:r>
-      <w:proofErr w:type="spellEnd"/>
-      <w:r>
-        <w:t xml:space="preserve"> to set initial values for the props.  </w:t>
-      </w:r>
-      <w:proofErr w:type="spellStart"/>
+        <w:t xml:space="preserve">We use propTypes for validating the props and defaultProps to set initial values for the props.  </w:t>
+      </w:r>
       <w:r>
         <w:rPr>
           <w:b/>
@@ -19293,7 +17467,6 @@
         </w:rPr>
         <w:t>propTypes.shape</w:t>
       </w:r>
-      <w:proofErr w:type="spellEnd"/>
       <w:r>
         <w:t xml:space="preserve"> validates </w:t>
       </w:r>
@@ -19309,230 +17482,189 @@
           <w:numId w:val="40"/>
         </w:numPr>
       </w:pPr>
-      <w:proofErr w:type="gramStart"/>
       <w:r>
         <w:rPr>
           <w:b/>
           <w:bCs/>
         </w:rPr>
-        <w:t>Key :</w:t>
-      </w:r>
-      <w:proofErr w:type="gramEnd"/>
+        <w:t xml:space="preserve">Key : </w:t>
+      </w:r>
+      <w:r>
+        <w:t xml:space="preserve">Any time we have a list of components each element in the list must have a prop named </w:t>
+      </w:r>
+      <w:r>
+        <w:rPr>
+          <w:i/>
+          <w:iCs/>
+        </w:rPr>
+        <w:t>key</w:t>
+      </w:r>
+      <w:r>
+        <w:t xml:space="preserve">. </w:t>
+      </w:r>
+      <w:r>
+        <w:t> The value of </w:t>
+      </w:r>
+      <w:r>
+        <w:rPr>
+          <w:i/>
+          <w:iCs/>
+        </w:rPr>
+        <w:t>key</w:t>
+      </w:r>
+      <w:r>
+        <w:t xml:space="preserve"> must be unique to each item in the list. Since the </w:t>
+      </w:r>
+      <w:r>
+        <w:rPr>
+          <w:i/>
+          <w:iCs/>
+        </w:rPr>
+        <w:t>index</w:t>
+      </w:r>
+      <w:r>
+        <w:t xml:space="preserve"> position of an element in an array is a unique value, this makes a convenient value for the </w:t>
+      </w:r>
+      <w:r>
+        <w:rPr>
+          <w:i/>
+          <w:iCs/>
+        </w:rPr>
+        <w:t>key</w:t>
+      </w:r>
+      <w:r>
+        <w:t> prop.</w:t>
+      </w:r>
+      <w:r>
+        <w:rPr>
+          <w:rFonts w:ascii="Lato" w:hAnsi="Lato"/>
+          <w:color w:val="000000"/>
+        </w:rPr>
+        <w:t xml:space="preserve"> </w:t>
+      </w:r>
+      <w:r>
+        <w:t>The value of </w:t>
+      </w:r>
+      <w:r>
+        <w:rPr>
+          <w:i/>
+          <w:iCs/>
+        </w:rPr>
+        <w:t>key</w:t>
+      </w:r>
+      <w:r>
+        <w:t> is not available as part of the props object inside the component.</w:t>
+      </w:r>
+    </w:p>
+    <w:p>
       <w:r>
         <w:rPr>
           <w:b/>
           <w:bCs/>
         </w:rPr>
+        <w:t xml:space="preserve">    Synthetic</w:t>
+      </w:r>
+      <w:r>
+        <w:rPr>
+          <w:b/>
+          <w:bCs/>
+        </w:rPr>
+        <w:t>Base</w:t>
+      </w:r>
+      <w:r>
+        <w:rPr>
+          <w:b/>
+          <w:bCs/>
+        </w:rPr>
+        <w:t>Event</w:t>
+      </w:r>
+      <w:r>
+        <w:rPr>
+          <w:b/>
+          <w:bCs/>
+        </w:rPr>
+        <w:t>:</w:t>
+      </w:r>
+      <w:r>
+        <w:rPr>
+          <w:b/>
+          <w:bCs/>
+        </w:rPr>
         <w:t xml:space="preserve"> </w:t>
       </w:r>
       <w:r>
-        <w:t xml:space="preserve">Any time we have a list of components each element in the list must have a prop named </w:t>
-      </w:r>
-      <w:r>
+        <w:t xml:space="preserve">It’s a wrapper around native DOM events. </w:t>
+      </w:r>
+    </w:p>
+    <w:p>
+      <w:pPr>
         <w:rPr>
           <w:i/>
           <w:iCs/>
         </w:rPr>
-        <w:t>key</w:t>
-      </w:r>
-      <w:r>
-        <w:t xml:space="preserve">. </w:t>
-      </w:r>
-      <w:r>
-        <w:t> The value of </w:t>
+      </w:pPr>
+      <w:r>
+        <w:rPr>
+          <w:b/>
+          <w:bCs/>
+        </w:rPr>
+        <w:lastRenderedPageBreak/>
+        <w:t xml:space="preserve">    Controlled and Un</w:t>
+      </w:r>
+      <w:r>
+        <w:rPr>
+          <w:b/>
+          <w:bCs/>
+        </w:rPr>
+        <w:t>c</w:t>
+      </w:r>
+      <w:r>
+        <w:rPr>
+          <w:b/>
+          <w:bCs/>
+        </w:rPr>
+        <w:t>ontrolled Inputs</w:t>
+      </w:r>
+      <w:r>
+        <w:rPr>
+          <w:b/>
+          <w:bCs/>
+        </w:rPr>
+        <w:t>:</w:t>
+      </w:r>
+      <w:r>
+        <w:rPr>
+          <w:b/>
+          <w:bCs/>
+        </w:rPr>
+        <w:t xml:space="preserve"> </w:t>
+      </w:r>
+      <w:r>
+        <w:t xml:space="preserve">The default behavior of any input element is to allow the user to change it’s value directly. If a user changes the value of any form input control then React calls it </w:t>
       </w:r>
       <w:r>
         <w:rPr>
           <w:i/>
           <w:iCs/>
         </w:rPr>
-        <w:t>key</w:t>
-      </w:r>
-      <w:r>
-        <w:t xml:space="preserve"> must be unique to each item in the list. Since the </w:t>
+        <w:t xml:space="preserve">uncontrolled </w:t>
       </w:r>
       <w:r>
         <w:rPr>
           <w:i/>
           <w:iCs/>
         </w:rPr>
-        <w:t>index</w:t>
-      </w:r>
-      <w:r>
-        <w:t xml:space="preserve"> position of an element in an array is a unique value, this makes a convenient value for the </w:t>
+        <w:t>i</w:t>
       </w:r>
       <w:r>
         <w:rPr>
           <w:i/>
           <w:iCs/>
         </w:rPr>
-        <w:t>key</w:t>
-      </w:r>
-      <w:r>
-        <w:t> prop.</w:t>
-      </w:r>
-      <w:r>
-        <w:rPr>
-          <w:rFonts w:ascii="Lato" w:hAnsi="Lato"/>
-          <w:color w:val="000000"/>
-        </w:rPr>
-        <w:t xml:space="preserve"> </w:t>
-      </w:r>
-      <w:r>
-        <w:t>The value of </w:t>
-      </w:r>
-      <w:r>
-        <w:rPr>
-          <w:i/>
-          <w:iCs/>
-        </w:rPr>
-        <w:t>key</w:t>
-      </w:r>
-      <w:r>
-        <w:t> is not available as part of the props object inside the component.</w:t>
-      </w:r>
-    </w:p>
-    <w:p>
-      <w:r>
-        <w:rPr>
-          <w:b/>
-          <w:bCs/>
-        </w:rPr>
-        <w:t xml:space="preserve">    </w:t>
-      </w:r>
-      <w:proofErr w:type="spellStart"/>
-      <w:r>
-        <w:rPr>
-          <w:b/>
-          <w:bCs/>
-        </w:rPr>
-        <w:t>Synthetic</w:t>
-      </w:r>
-      <w:r>
-        <w:rPr>
-          <w:b/>
-          <w:bCs/>
-        </w:rPr>
-        <w:t>Base</w:t>
-      </w:r>
-      <w:r>
-        <w:rPr>
-          <w:b/>
-          <w:bCs/>
-        </w:rPr>
-        <w:t>Event</w:t>
-      </w:r>
-      <w:proofErr w:type="spellEnd"/>
-      <w:r>
-        <w:rPr>
-          <w:b/>
-          <w:bCs/>
-        </w:rPr>
-        <w:t>:</w:t>
-      </w:r>
-      <w:r>
-        <w:rPr>
-          <w:b/>
-          <w:bCs/>
-        </w:rPr>
-        <w:t xml:space="preserve"> </w:t>
-      </w:r>
-      <w:r>
-        <w:t xml:space="preserve">It’s a wrapper around native DOM events. </w:t>
-      </w:r>
-    </w:p>
-    <w:p>
-      <w:pPr>
-        <w:rPr>
-          <w:i/>
-          <w:iCs/>
-        </w:rPr>
-      </w:pPr>
-      <w:r>
-        <w:rPr>
-          <w:b/>
-          <w:bCs/>
-        </w:rPr>
-        <w:t xml:space="preserve">    Controlled and Un</w:t>
-      </w:r>
-      <w:r>
-        <w:rPr>
-          <w:b/>
-          <w:bCs/>
-        </w:rPr>
-        <w:t>c</w:t>
-      </w:r>
-      <w:r>
-        <w:rPr>
-          <w:b/>
-          <w:bCs/>
-        </w:rPr>
-        <w:t>ontrolled Inputs</w:t>
-      </w:r>
-      <w:r>
-        <w:rPr>
-          <w:b/>
-          <w:bCs/>
-        </w:rPr>
-        <w:t>:</w:t>
-      </w:r>
-      <w:r>
-        <w:rPr>
-          <w:b/>
-          <w:bCs/>
-        </w:rPr>
-        <w:t xml:space="preserve"> </w:t>
-      </w:r>
-      <w:r>
-        <w:t xml:space="preserve">The default behavior of any input element is to allow the user to change </w:t>
-      </w:r>
-      <w:proofErr w:type="gramStart"/>
-      <w:r>
-        <w:t>it’s</w:t>
-      </w:r>
-      <w:proofErr w:type="gramEnd"/>
-      <w:r>
-        <w:t xml:space="preserve"> value directly. If a user changes the value of any form input </w:t>
-      </w:r>
-      <w:proofErr w:type="gramStart"/>
-      <w:r>
-        <w:t>control</w:t>
-      </w:r>
-      <w:proofErr w:type="gramEnd"/>
-      <w:r>
-        <w:t xml:space="preserve"> then React calls it </w:t>
-      </w:r>
-      <w:r>
-        <w:rPr>
-          <w:i/>
-          <w:iCs/>
-        </w:rPr>
-        <w:t xml:space="preserve">uncontrolled </w:t>
-      </w:r>
-      <w:r>
-        <w:rPr>
-          <w:i/>
-          <w:iCs/>
-        </w:rPr>
-        <w:t>i</w:t>
-      </w:r>
-      <w:r>
-        <w:rPr>
-          <w:i/>
-          <w:iCs/>
-        </w:rPr>
         <w:t xml:space="preserve">nput </w:t>
       </w:r>
       <w:r>
-        <w:t xml:space="preserve">where as if any form input element changes the value based on the change in a </w:t>
-      </w:r>
-      <w:proofErr w:type="gramStart"/>
-      <w:r>
-        <w:t>state</w:t>
-      </w:r>
-      <w:proofErr w:type="gramEnd"/>
-      <w:r>
-        <w:t xml:space="preserve"> then it’s called as </w:t>
+        <w:t xml:space="preserve">where as if any form input element changes the value based on the change in a state then it’s called as </w:t>
       </w:r>
       <w:r>
         <w:rPr>
@@ -19600,15 +17732,14 @@
           <w:i/>
           <w:iCs/>
         </w:rPr>
-        <w:t xml:space="preserve">controlled </w:t>
-      </w:r>
-      <w:proofErr w:type="gramStart"/>
+        <w:t>controlled input</w:t>
+      </w:r>
       <w:r>
         <w:rPr>
           <w:i/>
           <w:iCs/>
         </w:rPr>
-        <w:t>input</w:t>
+        <w:t xml:space="preserve"> </w:t>
       </w:r>
       <w:r>
         <w:rPr>
@@ -19618,18 +17749,7 @@
         <w:t xml:space="preserve"> </w:t>
       </w:r>
       <w:r>
-        <w:rPr>
-          <w:i/>
-          <w:iCs/>
-        </w:rPr>
-        <w:t xml:space="preserve"> </w:t>
-      </w:r>
-      <w:r>
-        <w:t>and</w:t>
-      </w:r>
-      <w:proofErr w:type="gramEnd"/>
-      <w:r>
-        <w:t xml:space="preserve"> it can’t be edited by the user unless we add event listener attribute and event handler function to it.</w:t>
+        <w:t>and it can’t be edited by the user unless we add event listener attribute and event handler function to it.</w:t>
       </w:r>
     </w:p>
     <w:p>
@@ -19725,16 +17845,13 @@
       <w:r>
         <w:t xml:space="preserve">When we add </w:t>
       </w:r>
-      <w:proofErr w:type="spellStart"/>
-      <w:proofErr w:type="gramStart"/>
       <w:r>
         <w:rPr>
           <w:i/>
           <w:iCs/>
         </w:rPr>
-        <w:t>onChange</w:t>
-      </w:r>
-      <w:proofErr w:type="spellEnd"/>
+        <w:t xml:space="preserve">onChange </w:t>
+      </w:r>
       <w:r>
         <w:rPr>
           <w:i/>
@@ -19743,61 +17860,50 @@
         <w:t xml:space="preserve"> </w:t>
       </w:r>
       <w:r>
+        <w:t>event listener then we can detect this Event object and e.target.value property to update the ‘state’</w:t>
+      </w:r>
+      <w:r>
+        <w:t>.</w:t>
+      </w:r>
+    </w:p>
+    <w:p>
+      <w:r>
+        <w:t xml:space="preserve">Using controlled inputs ensures that your user interface strictly adheres to one-way binding. </w:t>
+      </w:r>
+    </w:p>
+    <w:p>
+      <w:r>
+        <w:t xml:space="preserve">To get values from </w:t>
+      </w:r>
+      <w:r>
         <w:rPr>
           <w:i/>
           <w:iCs/>
         </w:rPr>
-        <w:t xml:space="preserve"> </w:t>
-      </w:r>
-      <w:r>
-        <w:t>event</w:t>
-      </w:r>
-      <w:proofErr w:type="gramEnd"/>
-      <w:r>
-        <w:t xml:space="preserve"> listener then we can detect this Event object and </w:t>
-      </w:r>
-      <w:proofErr w:type="spellStart"/>
-      <w:proofErr w:type="gramStart"/>
-      <w:r>
-        <w:t>e.target</w:t>
-      </w:r>
-      <w:proofErr w:type="gramEnd"/>
-      <w:r>
-        <w:t>.value</w:t>
-      </w:r>
-      <w:proofErr w:type="spellEnd"/>
-      <w:r>
-        <w:t xml:space="preserve"> property to update the ‘state’</w:t>
-      </w:r>
-      <w:r>
-        <w:t>.</w:t>
-      </w:r>
-    </w:p>
-    <w:p>
-      <w:r>
-        <w:t xml:space="preserve">Using controlled inputs ensures that your user interface strictly adheres to one-way binding. </w:t>
-      </w:r>
-    </w:p>
-    <w:p>
-      <w:r>
-        <w:t xml:space="preserve">To get values from </w:t>
+        <w:t>uncontrolled input</w:t>
       </w:r>
       <w:r>
         <w:rPr>
           <w:i/>
           <w:iCs/>
         </w:rPr>
-        <w:t>uncontrolled input</w:t>
+        <w:t xml:space="preserve">s </w:t>
+      </w:r>
+      <w:r>
+        <w:t xml:space="preserve">we can use a technique called a </w:t>
       </w:r>
       <w:r>
         <w:rPr>
           <w:i/>
           <w:iCs/>
         </w:rPr>
-        <w:t xml:space="preserve">s </w:t>
-      </w:r>
-      <w:r>
-        <w:t xml:space="preserve">we can use a technique called a </w:t>
+        <w:t>ref</w:t>
+      </w:r>
+      <w:r>
+        <w:t xml:space="preserve">. </w:t>
+      </w:r>
+      <w:r>
+        <w:t xml:space="preserve">The </w:t>
       </w:r>
       <w:r>
         <w:rPr>
@@ -19807,43 +17913,14 @@
         <w:t>ref</w:t>
       </w:r>
       <w:r>
-        <w:t xml:space="preserve">. </w:t>
-      </w:r>
-      <w:r>
-        <w:t xml:space="preserve">The </w:t>
-      </w:r>
-      <w:r>
         <w:rPr>
           <w:i/>
           <w:iCs/>
         </w:rPr>
-        <w:t>ref</w:t>
-      </w:r>
-      <w:r>
-        <w:rPr>
-          <w:i/>
-          <w:iCs/>
-        </w:rPr>
         <w:t xml:space="preserve"> </w:t>
       </w:r>
       <w:r>
-        <w:t xml:space="preserve">creates a reference to the underlying DOM </w:t>
-      </w:r>
-      <w:proofErr w:type="gramStart"/>
-      <w:r>
-        <w:t>node ,</w:t>
-      </w:r>
-      <w:proofErr w:type="gramEnd"/>
-      <w:r>
-        <w:t xml:space="preserve"> which allows React to access </w:t>
-      </w:r>
-      <w:proofErr w:type="gramStart"/>
-      <w:r>
-        <w:t>it’s</w:t>
-      </w:r>
-      <w:proofErr w:type="gramEnd"/>
-      <w:r>
-        <w:t xml:space="preserve"> properties directly.</w:t>
+        <w:t>creates a reference to the underlying DOM node , which allows React to access it’s properties directly.</w:t>
       </w:r>
     </w:p>
     <w:p>
@@ -19889,15 +17966,7 @@
         <w:t xml:space="preserve">want to access </w:t>
       </w:r>
       <w:r>
-        <w:t xml:space="preserve">a DOM node or access </w:t>
-      </w:r>
-      <w:proofErr w:type="gramStart"/>
-      <w:r>
-        <w:t>it’s</w:t>
-      </w:r>
-      <w:proofErr w:type="gramEnd"/>
-      <w:r>
-        <w:t xml:space="preserve"> property directly then we can use </w:t>
+        <w:t xml:space="preserve">a DOM node or access it’s property directly then we can use </w:t>
       </w:r>
       <w:r>
         <w:rPr>
@@ -19945,29 +18014,13 @@
         </w:numPr>
       </w:pPr>
       <w:r>
-        <w:t xml:space="preserve">In a class component we use </w:t>
-      </w:r>
-      <w:proofErr w:type="spellStart"/>
-      <w:r>
-        <w:t>React.createRef</w:t>
-      </w:r>
-      <w:proofErr w:type="spellEnd"/>
-      <w:r>
-        <w:t>() to create a ref.</w:t>
+        <w:t>In a class component we use React.createRef() to create a ref.</w:t>
       </w:r>
       <w:r>
         <w:t xml:space="preserve"> </w:t>
       </w:r>
       <w:r>
-        <w:t xml:space="preserve">In function components we use </w:t>
-      </w:r>
-      <w:proofErr w:type="spellStart"/>
-      <w:r>
-        <w:t>useRef</w:t>
-      </w:r>
-      <w:proofErr w:type="spellEnd"/>
-      <w:r>
-        <w:t>(null)</w:t>
+        <w:t>In function components we use useRef(null)</w:t>
       </w:r>
       <w:r>
         <w:t>.</w:t>
@@ -20078,7 +18131,6 @@
           <w:numId w:val="41"/>
         </w:numPr>
       </w:pPr>
-      <w:proofErr w:type="spellStart"/>
       <w:r>
         <w:rPr>
           <w:b/>
@@ -20088,7 +18140,6 @@
         </w:rPr>
         <w:t>forwardRef</w:t>
       </w:r>
-      <w:proofErr w:type="spellEnd"/>
       <w:r>
         <w:rPr>
           <w:lang w:val="en-IN"/>
@@ -20111,25 +18162,7 @@
           <w:bCs/>
           <w:lang w:val="en-IN"/>
         </w:rPr>
-        <w:t xml:space="preserve">Key Points about </w:t>
-      </w:r>
-      <w:proofErr w:type="spellStart"/>
-      <w:r>
-        <w:rPr>
-          <w:b/>
-          <w:bCs/>
-          <w:lang w:val="en-IN"/>
-        </w:rPr>
-        <w:t>forwardRef</w:t>
-      </w:r>
-      <w:proofErr w:type="spellEnd"/>
-      <w:r>
-        <w:rPr>
-          <w:b/>
-          <w:bCs/>
-          <w:lang w:val="en-IN"/>
-        </w:rPr>
-        <w:t>:</w:t>
+        <w:t>Key Points about forwardRef:</w:t>
       </w:r>
     </w:p>
     <w:p>
@@ -20149,28 +18182,13 @@
           <w:bCs/>
           <w:lang w:val="en-IN"/>
         </w:rPr>
-        <w:lastRenderedPageBreak/>
         <w:t>Purpose</w:t>
       </w:r>
       <w:r>
         <w:rPr>
           <w:lang w:val="en-IN"/>
         </w:rPr>
-        <w:t xml:space="preserve">: </w:t>
-      </w:r>
-      <w:proofErr w:type="spellStart"/>
-      <w:r>
-        <w:rPr>
-          <w:lang w:val="en-IN"/>
-        </w:rPr>
-        <w:t>forwardRef</w:t>
-      </w:r>
-      <w:proofErr w:type="spellEnd"/>
-      <w:r>
-        <w:rPr>
-          <w:lang w:val="en-IN"/>
-        </w:rPr>
-        <w:t xml:space="preserve"> is used to pass a ref from a parent component to a child component. It enables the parent to access the child's instance or a DOM element inside the child component.</w:t>
+        <w:t>: forwardRef is used to pass a ref from a parent component to a child component. It enables the parent to access the child's instance or a DOM element inside the child component.</w:t>
       </w:r>
     </w:p>
     <w:p>
@@ -20196,21 +18214,7 @@
         <w:rPr>
           <w:lang w:val="en-IN"/>
         </w:rPr>
-        <w:t xml:space="preserve">: </w:t>
-      </w:r>
-      <w:proofErr w:type="spellStart"/>
-      <w:r>
-        <w:rPr>
-          <w:lang w:val="en-IN"/>
-        </w:rPr>
-        <w:t>forwardRef</w:t>
-      </w:r>
-      <w:proofErr w:type="spellEnd"/>
-      <w:r>
-        <w:rPr>
-          <w:lang w:val="en-IN"/>
-        </w:rPr>
-        <w:t xml:space="preserve"> takes a function component as an argument. This function receives two arguments:</w:t>
+        <w:t>: forwardRef takes a function component as an argument. This function receives two arguments:</w:t>
       </w:r>
     </w:p>
     <w:p>
@@ -20272,21 +18276,7 @@
         <w:rPr>
           <w:lang w:val="en-IN"/>
         </w:rPr>
-        <w:t xml:space="preserve">: It is commonly used when you have functional components and need to expose a ref to a parent component. For class components, direct refs are usually sufficient, but </w:t>
-      </w:r>
-      <w:proofErr w:type="spellStart"/>
-      <w:r>
-        <w:rPr>
-          <w:lang w:val="en-IN"/>
-        </w:rPr>
-        <w:t>forwardRef</w:t>
-      </w:r>
-      <w:proofErr w:type="spellEnd"/>
-      <w:r>
-        <w:rPr>
-          <w:lang w:val="en-IN"/>
-        </w:rPr>
-        <w:t xml:space="preserve"> is essential for functional components.</w:t>
+        <w:t>: It is commonly used when you have functional components and need to expose a ref to a parent component. For class components, direct refs are usually sufficient, but forwardRef is essential for functional components.</w:t>
       </w:r>
     </w:p>
     <w:p>
@@ -20304,59 +18294,50 @@
           <w:bCs/>
           <w:lang w:val="en-IN"/>
         </w:rPr>
-        <w:t xml:space="preserve">Example of Using </w:t>
-      </w:r>
-      <w:proofErr w:type="spellStart"/>
-      <w:r>
+        <w:t>Example of Using forwardRef</w:t>
+      </w:r>
+    </w:p>
+    <w:p>
+      <w:pPr>
+        <w:pStyle w:val="ListParagraph"/>
         <w:rPr>
           <w:b/>
           <w:bCs/>
           <w:lang w:val="en-IN"/>
         </w:rPr>
-        <w:t>forwardRef</w:t>
-      </w:r>
-      <w:proofErr w:type="spellEnd"/>
-    </w:p>
-    <w:p>
-      <w:pPr>
-        <w:pStyle w:val="ListParagraph"/>
+      </w:pPr>
+      <w:r>
         <w:rPr>
           <w:b/>
           <w:bCs/>
           <w:lang w:val="en-IN"/>
         </w:rPr>
-      </w:pPr>
-      <w:r>
-        <w:rPr>
-          <w:b/>
-          <w:bCs/>
+        <w:t>1. Parent Component</w:t>
+      </w:r>
+    </w:p>
+    <w:p>
+      <w:pPr>
+        <w:pStyle w:val="ListParagraph"/>
+        <w:rPr>
           <w:lang w:val="en-IN"/>
         </w:rPr>
-        <w:t>1. Parent Component</w:t>
+      </w:pPr>
+      <w:r>
+        <w:rPr>
+          <w:lang w:val="en-IN"/>
+        </w:rPr>
+        <w:t>The parent component creates a ref and passes it to the child component.</w:t>
       </w:r>
     </w:p>
     <w:p>
       <w:pPr>
         <w:pStyle w:val="ListParagraph"/>
-        <w:rPr>
-          <w:lang w:val="en-IN"/>
-        </w:rPr>
-      </w:pPr>
-      <w:r>
-        <w:rPr>
-          <w:lang w:val="en-IN"/>
-        </w:rPr>
-        <w:t>The parent component creates a ref and passes it to the child component.</w:t>
-      </w:r>
-    </w:p>
-    <w:p>
-      <w:pPr>
-        <w:pStyle w:val="ListParagraph"/>
       </w:pPr>
       <w:r>
         <w:rPr>
           <w:noProof/>
         </w:rPr>
+        <w:lastRenderedPageBreak/>
         <w:drawing>
           <wp:inline distT="0" distB="0" distL="0" distR="0" wp14:anchorId="75266856" wp14:editId="429AE881">
             <wp:extent cx="4905369" cy="3589020"/>
@@ -20502,23 +18483,13 @@
           <w:lang w:val="en-IN"/>
         </w:rPr>
       </w:pPr>
-      <w:proofErr w:type="spellStart"/>
       <w:r>
         <w:rPr>
           <w:b/>
           <w:bCs/>
           <w:lang w:val="en-IN"/>
         </w:rPr>
-        <w:t>forwardRef</w:t>
-      </w:r>
-      <w:proofErr w:type="spellEnd"/>
-      <w:r>
-        <w:rPr>
-          <w:b/>
-          <w:bCs/>
-          <w:lang w:val="en-IN"/>
-        </w:rPr>
-        <w:t xml:space="preserve"> Function</w:t>
+        <w:t>forwardRef Function</w:t>
       </w:r>
       <w:r>
         <w:rPr>
@@ -20538,47 +18509,11 @@
           <w:lang w:val="en-IN"/>
         </w:rPr>
       </w:pPr>
-      <w:proofErr w:type="spellStart"/>
       <w:r>
         <w:rPr>
           <w:lang w:val="en-IN"/>
         </w:rPr>
-        <w:t>forwardRef</w:t>
-      </w:r>
-      <w:proofErr w:type="spellEnd"/>
-      <w:r>
-        <w:rPr>
-          <w:lang w:val="en-IN"/>
-        </w:rPr>
-        <w:t xml:space="preserve"> wraps the </w:t>
-      </w:r>
-      <w:proofErr w:type="spellStart"/>
-      <w:r>
-        <w:rPr>
-          <w:lang w:val="en-IN"/>
-        </w:rPr>
-        <w:t>ChildComponent</w:t>
-      </w:r>
-      <w:proofErr w:type="spellEnd"/>
-      <w:r>
-        <w:rPr>
-          <w:lang w:val="en-IN"/>
-        </w:rPr>
-        <w:t xml:space="preserve"> functional component. It allows </w:t>
-      </w:r>
-      <w:proofErr w:type="spellStart"/>
-      <w:r>
-        <w:rPr>
-          <w:lang w:val="en-IN"/>
-        </w:rPr>
-        <w:t>ChildComponent</w:t>
-      </w:r>
-      <w:proofErr w:type="spellEnd"/>
-      <w:r>
-        <w:rPr>
-          <w:lang w:val="en-IN"/>
-        </w:rPr>
-        <w:t xml:space="preserve"> to receive a ref from its parent.</w:t>
+        <w:t>forwardRef wraps the ChildComponent functional component. It allows ChildComponent to receive a ref from its parent.</w:t>
       </w:r>
     </w:p>
     <w:p>
@@ -20596,21 +18531,7 @@
         <w:rPr>
           <w:lang w:val="en-IN"/>
         </w:rPr>
-        <w:t xml:space="preserve">Inside the </w:t>
-      </w:r>
-      <w:proofErr w:type="spellStart"/>
-      <w:r>
-        <w:rPr>
-          <w:lang w:val="en-IN"/>
-        </w:rPr>
-        <w:t>ChildComponent</w:t>
-      </w:r>
-      <w:proofErr w:type="spellEnd"/>
-      <w:r>
-        <w:rPr>
-          <w:lang w:val="en-IN"/>
-        </w:rPr>
-        <w:t>, the ref is attached to an input element, allowing the parent to directly interact with that input element.</w:t>
+        <w:t>Inside the ChildComponent, the ref is attached to an input element, allowing the parent to directly interact with that input element.</w:t>
       </w:r>
     </w:p>
     <w:p>
@@ -20654,35 +18575,7 @@
         <w:rPr>
           <w:lang w:val="en-IN"/>
         </w:rPr>
-        <w:t>The parent component creates a ref (</w:t>
-      </w:r>
-      <w:proofErr w:type="spellStart"/>
-      <w:r>
-        <w:rPr>
-          <w:lang w:val="en-IN"/>
-        </w:rPr>
-        <w:t>childRef</w:t>
-      </w:r>
-      <w:proofErr w:type="spellEnd"/>
-      <w:r>
-        <w:rPr>
-          <w:lang w:val="en-IN"/>
-        </w:rPr>
-        <w:t xml:space="preserve">) and passes it to </w:t>
-      </w:r>
-      <w:proofErr w:type="spellStart"/>
-      <w:r>
-        <w:rPr>
-          <w:lang w:val="en-IN"/>
-        </w:rPr>
-        <w:t>ChildComponent</w:t>
-      </w:r>
-      <w:proofErr w:type="spellEnd"/>
-      <w:r>
-        <w:rPr>
-          <w:lang w:val="en-IN"/>
-        </w:rPr>
-        <w:t>.</w:t>
+        <w:t>The parent component creates a ref (childRef) and passes it to ChildComponent.</w:t>
       </w:r>
     </w:p>
     <w:p>
@@ -20700,21 +18593,7 @@
         <w:rPr>
           <w:lang w:val="en-IN"/>
         </w:rPr>
-        <w:t xml:space="preserve">When the button in the parent component is clicked, it triggers </w:t>
-      </w:r>
-      <w:proofErr w:type="spellStart"/>
-      <w:r>
-        <w:rPr>
-          <w:lang w:val="en-IN"/>
-        </w:rPr>
-        <w:t>handleClick</w:t>
-      </w:r>
-      <w:proofErr w:type="spellEnd"/>
-      <w:r>
-        <w:rPr>
-          <w:lang w:val="en-IN"/>
-        </w:rPr>
-        <w:t>, which accesses the input element within the child component and calls its focus method.</w:t>
+        <w:t>When the button in the parent component is clicked, it triggers handleClick, which accesses the input element within the child component and calls its focus method.</w:t>
       </w:r>
     </w:p>
     <w:p>
@@ -20732,25 +18611,7 @@
           <w:bCs/>
           <w:lang w:val="en-IN"/>
         </w:rPr>
-        <w:t xml:space="preserve">Use Cases for </w:t>
-      </w:r>
-      <w:proofErr w:type="spellStart"/>
-      <w:r>
-        <w:rPr>
-          <w:b/>
-          <w:bCs/>
-          <w:lang w:val="en-IN"/>
-        </w:rPr>
-        <w:t>forwardRef</w:t>
-      </w:r>
-      <w:proofErr w:type="spellEnd"/>
-      <w:r>
-        <w:rPr>
-          <w:b/>
-          <w:bCs/>
-          <w:lang w:val="en-IN"/>
-        </w:rPr>
-        <w:t>:</w:t>
+        <w:t>Use Cases for forwardRef:</w:t>
       </w:r>
     </w:p>
     <w:p>
@@ -20796,7 +18657,6 @@
           <w:bCs/>
           <w:lang w:val="en-IN"/>
         </w:rPr>
-        <w:lastRenderedPageBreak/>
         <w:t>Integrating with Third-Party Libraries</w:t>
       </w:r>
       <w:r>
@@ -20843,21 +18703,7 @@
         <w:rPr>
           <w:lang w:val="en-IN"/>
         </w:rPr>
-        <w:t xml:space="preserve">In summary, </w:t>
-      </w:r>
-      <w:proofErr w:type="spellStart"/>
-      <w:r>
-        <w:rPr>
-          <w:lang w:val="en-IN"/>
-        </w:rPr>
-        <w:t>forwardRef</w:t>
-      </w:r>
-      <w:proofErr w:type="spellEnd"/>
-      <w:r>
-        <w:rPr>
-          <w:lang w:val="en-IN"/>
-        </w:rPr>
-        <w:t xml:space="preserve"> is a powerful utility in React that helps with ref management in functional components, making it easier to forward refs and interact with DOM elements or component instances within child components.</w:t>
+        <w:t>In summary, forwardRef is a powerful utility in React that helps with ref management in functional components, making it easier to forward refs and interact with DOM elements or component instances within child components.</w:t>
       </w:r>
     </w:p>
     <w:p>
@@ -20877,23 +18723,7 @@
           <w:b/>
           <w:bCs/>
         </w:rPr>
-        <w:t xml:space="preserve">  </w:t>
-      </w:r>
-      <w:proofErr w:type="spellStart"/>
-      <w:r>
-        <w:rPr>
-          <w:b/>
-          <w:bCs/>
-        </w:rPr>
-        <w:t>CallBack</w:t>
-      </w:r>
-      <w:proofErr w:type="spellEnd"/>
-      <w:r>
-        <w:rPr>
-          <w:b/>
-          <w:bCs/>
-        </w:rPr>
-        <w:t xml:space="preserve"> Ref</w:t>
+        <w:t xml:space="preserve">  CallBack Ref</w:t>
       </w:r>
       <w:r>
         <w:rPr>
@@ -20918,7 +18748,6 @@
       <w:r>
         <w:t xml:space="preserve">A callback ref doesn’t use </w:t>
       </w:r>
-      <w:proofErr w:type="spellStart"/>
       <w:r>
         <w:rPr>
           <w:i/>
@@ -20926,11 +18755,9 @@
         </w:rPr>
         <w:t>createRef</w:t>
       </w:r>
-      <w:proofErr w:type="spellEnd"/>
       <w:r>
         <w:t xml:space="preserve"> or </w:t>
       </w:r>
-      <w:proofErr w:type="spellStart"/>
       <w:r>
         <w:rPr>
           <w:i/>
@@ -20938,17 +18765,8 @@
         </w:rPr>
         <w:t>useRef</w:t>
       </w:r>
-      <w:proofErr w:type="spellEnd"/>
-      <w:r>
-        <w:t xml:space="preserve"> hook. </w:t>
-      </w:r>
-      <w:proofErr w:type="gramStart"/>
-      <w:r>
-        <w:t>Instead</w:t>
-      </w:r>
-      <w:proofErr w:type="gramEnd"/>
-      <w:r>
-        <w:t xml:space="preserve"> it passes a function to the ref attribute which receives the react component instance or DOM node element as it’s argument. </w:t>
+      <w:r>
+        <w:t xml:space="preserve"> hook. Instead it passes a function to the ref attribute which receives the react component instance or DOM node element as it’s argument. </w:t>
       </w:r>
     </w:p>
     <w:p>
@@ -20961,27 +18779,14 @@
         <w:rPr>
           <w:u w:val="single"/>
         </w:rPr>
-        <w:t xml:space="preserve">When to use </w:t>
-      </w:r>
-      <w:proofErr w:type="gramStart"/>
+        <w:lastRenderedPageBreak/>
+        <w:t>When to use Refs</w:t>
+      </w:r>
       <w:r>
         <w:rPr>
           <w:u w:val="single"/>
         </w:rPr>
-        <w:t>Refs</w:t>
-      </w:r>
-      <w:r>
-        <w:rPr>
-          <w:u w:val="single"/>
-        </w:rPr>
-        <w:t xml:space="preserve"> :</w:t>
-      </w:r>
-      <w:proofErr w:type="gramEnd"/>
-      <w:r>
-        <w:rPr>
-          <w:u w:val="single"/>
-        </w:rPr>
-        <w:t xml:space="preserve"> </w:t>
+        <w:t xml:space="preserve"> : </w:t>
       </w:r>
     </w:p>
     <w:p>
@@ -21127,21 +18932,7 @@
         <w:rPr>
           <w:lang w:val="en-IN"/>
         </w:rPr>
-        <w:t xml:space="preserve">These are part of React Library that give function components access to all the features of React that were only possible with class components. These include state, refs, lifecycle </w:t>
-      </w:r>
-      <w:proofErr w:type="gramStart"/>
-      <w:r>
-        <w:rPr>
-          <w:lang w:val="en-IN"/>
-        </w:rPr>
-        <w:t>events ,</w:t>
-      </w:r>
-      <w:proofErr w:type="gramEnd"/>
-      <w:r>
-        <w:rPr>
-          <w:lang w:val="en-IN"/>
-        </w:rPr>
-        <w:t xml:space="preserve"> caching of function results. </w:t>
+        <w:t xml:space="preserve">These are part of React Library that give function components access to all the features of React that were only possible with class components. These include state, refs, lifecycle events , caching of function results. </w:t>
       </w:r>
     </w:p>
     <w:p>
@@ -21199,14 +18990,12 @@
         </w:rPr>
         <w:t xml:space="preserve"> </w:t>
       </w:r>
-      <w:proofErr w:type="spellStart"/>
       <w:r>
         <w:rPr>
           <w:lang w:val="en-IN"/>
         </w:rPr>
         <w:t>useState</w:t>
       </w:r>
-      <w:proofErr w:type="spellEnd"/>
       <w:r>
         <w:rPr>
           <w:lang w:val="en-IN"/>
@@ -21249,278 +19038,84 @@
         <w:rPr>
           <w:lang w:val="en-IN"/>
         </w:rPr>
+        <w:t xml:space="preserve"> useEffect</w:t>
+      </w:r>
+      <w:r>
+        <w:rPr>
+          <w:lang w:val="en-IN"/>
+        </w:rPr>
+        <w:t xml:space="preserve">  </w:t>
+      </w:r>
+      <w:r>
+        <w:rPr>
+          <w:lang w:val="en-IN"/>
+        </w:rPr>
+        <w:sym w:font="Wingdings" w:char="F0E0"/>
+      </w:r>
+      <w:r>
+        <w:rPr>
+          <w:lang w:val="en-IN"/>
+        </w:rPr>
         <w:t xml:space="preserve"> </w:t>
       </w:r>
-      <w:proofErr w:type="spellStart"/>
       <w:r>
         <w:rPr>
           <w:lang w:val="en-IN"/>
         </w:rPr>
-        <w:t>useEffect</w:t>
-      </w:r>
-      <w:proofErr w:type="spellEnd"/>
+        <w:t>It accepts a function that will run every time after the function gets rendered.</w:t>
+      </w:r>
       <w:r>
         <w:rPr>
           <w:lang w:val="en-IN"/>
         </w:rPr>
-        <w:t xml:space="preserve">  </w:t>
+        <w:t xml:space="preserve"> Any code that we think can cause side effect can be run in this hook. The side effects can happen when we make API requests, DOM manipulations, setting timers. Hence side effects are handled inside of lifecycle methods like constructor(), componentDidMount() and componentDidUpdate() for class components. </w:t>
       </w:r>
       <w:r>
         <w:rPr>
           <w:lang w:val="en-IN"/>
         </w:rPr>
-        <w:sym w:font="Wingdings" w:char="F0E0"/>
-      </w:r>
-      <w:r>
-        <w:rPr>
-          <w:lang w:val="en-IN"/>
-        </w:rPr>
-        <w:t xml:space="preserve"> </w:t>
-      </w:r>
-      <w:r>
-        <w:rPr>
-          <w:lang w:val="en-IN"/>
-        </w:rPr>
-        <w:t>It accepts a function that will run every time after the function gets rendered.</w:t>
-      </w:r>
-      <w:r>
-        <w:rPr>
-          <w:lang w:val="en-IN"/>
-        </w:rPr>
-        <w:t xml:space="preserve"> Any code that we think can cause side effect can be run in this hook. The side effects can happen when we make API requests, DOM manipulations, setting timers. Hence side effects are handled inside of lifecycle methods like </w:t>
-      </w:r>
-      <w:proofErr w:type="gramStart"/>
-      <w:r>
-        <w:rPr>
-          <w:lang w:val="en-IN"/>
-        </w:rPr>
-        <w:t>constructor(</w:t>
-      </w:r>
-      <w:proofErr w:type="gramEnd"/>
-      <w:r>
-        <w:rPr>
-          <w:lang w:val="en-IN"/>
-        </w:rPr>
-        <w:t xml:space="preserve">), </w:t>
-      </w:r>
-      <w:proofErr w:type="spellStart"/>
-      <w:proofErr w:type="gramStart"/>
-      <w:r>
-        <w:rPr>
-          <w:lang w:val="en-IN"/>
-        </w:rPr>
-        <w:t>componentDidMount</w:t>
-      </w:r>
-      <w:proofErr w:type="spellEnd"/>
-      <w:r>
-        <w:rPr>
-          <w:lang w:val="en-IN"/>
-        </w:rPr>
-        <w:t>(</w:t>
-      </w:r>
-      <w:proofErr w:type="gramEnd"/>
-      <w:r>
-        <w:rPr>
-          <w:lang w:val="en-IN"/>
-        </w:rPr>
-        <w:t xml:space="preserve">) and </w:t>
-      </w:r>
-      <w:proofErr w:type="spellStart"/>
-      <w:proofErr w:type="gramStart"/>
-      <w:r>
-        <w:rPr>
-          <w:lang w:val="en-IN"/>
-        </w:rPr>
-        <w:t>componentDidUpdate</w:t>
-      </w:r>
-      <w:proofErr w:type="spellEnd"/>
-      <w:r>
-        <w:rPr>
-          <w:lang w:val="en-IN"/>
-        </w:rPr>
-        <w:t>(</w:t>
-      </w:r>
-      <w:proofErr w:type="gramEnd"/>
-      <w:r>
-        <w:rPr>
-          <w:lang w:val="en-IN"/>
-        </w:rPr>
-        <w:t xml:space="preserve">) for class components. </w:t>
-      </w:r>
-      <w:r>
-        <w:rPr>
-          <w:lang w:val="en-IN"/>
-        </w:rPr>
         <w:t xml:space="preserve">The use of function inside </w:t>
       </w:r>
-      <w:proofErr w:type="spellStart"/>
-      <w:proofErr w:type="gramStart"/>
       <w:r>
         <w:rPr>
           <w:b/>
           <w:bCs/>
           <w:lang w:val="en-IN"/>
         </w:rPr>
-        <w:t>useEffect</w:t>
-      </w:r>
-      <w:proofErr w:type="spellEnd"/>
+        <w:t>useEffect()</w:t>
+      </w:r>
       <w:r>
         <w:rPr>
           <w:b/>
           <w:bCs/>
           <w:lang w:val="en-IN"/>
         </w:rPr>
-        <w:t>(</w:t>
-      </w:r>
-      <w:proofErr w:type="gramEnd"/>
-      <w:r>
-        <w:rPr>
-          <w:b/>
-          <w:bCs/>
+        <w:t xml:space="preserve"> </w:t>
+      </w:r>
+      <w:r>
+        <w:rPr>
           <w:lang w:val="en-IN"/>
         </w:rPr>
-        <w:t>)</w:t>
-      </w:r>
-      <w:r>
-        <w:rPr>
-          <w:b/>
-          <w:bCs/>
+        <w:t>replicates as if we have passed the function inside of componentDidMount() or componentDidUpdate() events. The timing of when useEffect() runs and when these life cycle methods are bit different though. Most of the cases it will not cause any problem but in some cases it can cause problem.</w:t>
+      </w:r>
+      <w:r>
+        <w:rPr>
           <w:lang w:val="en-IN"/>
         </w:rPr>
         <w:t xml:space="preserve"> </w:t>
       </w:r>
-      <w:r>
+    </w:p>
+    <w:p>
+      <w:pPr>
         <w:rPr>
           <w:lang w:val="en-IN"/>
         </w:rPr>
-        <w:t xml:space="preserve">replicates as if we have passed the function inside of </w:t>
-      </w:r>
-      <w:proofErr w:type="spellStart"/>
-      <w:proofErr w:type="gramStart"/>
+      </w:pPr>
       <w:r>
         <w:rPr>
           <w:lang w:val="en-IN"/>
         </w:rPr>
-        <w:t>componentDidMount</w:t>
-      </w:r>
-      <w:proofErr w:type="spellEnd"/>
-      <w:r>
-        <w:rPr>
-          <w:lang w:val="en-IN"/>
-        </w:rPr>
-        <w:t>(</w:t>
-      </w:r>
-      <w:proofErr w:type="gramEnd"/>
-      <w:r>
-        <w:rPr>
-          <w:lang w:val="en-IN"/>
-        </w:rPr>
-        <w:t xml:space="preserve">) or </w:t>
-      </w:r>
-      <w:proofErr w:type="spellStart"/>
-      <w:proofErr w:type="gramStart"/>
-      <w:r>
-        <w:rPr>
-          <w:lang w:val="en-IN"/>
-        </w:rPr>
-        <w:t>componentDidUpdate</w:t>
-      </w:r>
-      <w:proofErr w:type="spellEnd"/>
-      <w:r>
-        <w:rPr>
-          <w:lang w:val="en-IN"/>
-        </w:rPr>
-        <w:t>(</w:t>
-      </w:r>
-      <w:proofErr w:type="gramEnd"/>
-      <w:r>
-        <w:rPr>
-          <w:lang w:val="en-IN"/>
-        </w:rPr>
-        <w:t xml:space="preserve">) events. The timing of when </w:t>
-      </w:r>
-      <w:proofErr w:type="spellStart"/>
-      <w:proofErr w:type="gramStart"/>
-      <w:r>
-        <w:rPr>
-          <w:lang w:val="en-IN"/>
-        </w:rPr>
-        <w:t>useEffect</w:t>
-      </w:r>
-      <w:proofErr w:type="spellEnd"/>
-      <w:r>
-        <w:rPr>
-          <w:lang w:val="en-IN"/>
-        </w:rPr>
-        <w:t>(</w:t>
-      </w:r>
-      <w:proofErr w:type="gramEnd"/>
-      <w:r>
-        <w:rPr>
-          <w:lang w:val="en-IN"/>
-        </w:rPr>
-        <w:t xml:space="preserve">) runs and when these life cycle methods are bit different though. Most of the cases it will not cause any problem but in some </w:t>
-      </w:r>
-      <w:proofErr w:type="gramStart"/>
-      <w:r>
-        <w:rPr>
-          <w:lang w:val="en-IN"/>
-        </w:rPr>
-        <w:t>cases</w:t>
-      </w:r>
-      <w:proofErr w:type="gramEnd"/>
-      <w:r>
-        <w:rPr>
-          <w:lang w:val="en-IN"/>
-        </w:rPr>
-        <w:t xml:space="preserve"> it can cause problem.</w:t>
-      </w:r>
-      <w:r>
-        <w:rPr>
-          <w:lang w:val="en-IN"/>
-        </w:rPr>
-        <w:t xml:space="preserve"> </w:t>
-      </w:r>
-    </w:p>
-    <w:p>
-      <w:pPr>
-        <w:rPr>
-          <w:lang w:val="en-IN"/>
-        </w:rPr>
-      </w:pPr>
-      <w:r>
-        <w:rPr>
-          <w:lang w:val="en-IN"/>
-        </w:rPr>
-        <w:t>A function component renders every time when state changes so stop this behaviour we can use ‘</w:t>
-      </w:r>
-      <w:proofErr w:type="spellStart"/>
-      <w:r>
-        <w:rPr>
-          <w:lang w:val="en-IN"/>
-        </w:rPr>
-        <w:t>useEffect</w:t>
-      </w:r>
-      <w:proofErr w:type="spellEnd"/>
-      <w:r>
-        <w:rPr>
-          <w:lang w:val="en-IN"/>
-        </w:rPr>
-        <w:t xml:space="preserve">’ in below </w:t>
-      </w:r>
-      <w:proofErr w:type="gramStart"/>
-      <w:r>
-        <w:rPr>
-          <w:lang w:val="en-IN"/>
-        </w:rPr>
-        <w:t>way :</w:t>
-      </w:r>
-      <w:proofErr w:type="gramEnd"/>
-      <w:r>
-        <w:rPr>
-          <w:lang w:val="en-IN"/>
-        </w:rPr>
-        <w:t xml:space="preserve"> </w:t>
+        <w:t xml:space="preserve">A function component renders every time when state changes so stop this behaviour we can use ‘useEffect’ in below way : </w:t>
       </w:r>
     </w:p>
     <w:p>
@@ -21593,88 +19188,32 @@
         <w:rPr>
           <w:lang w:val="en-IN"/>
         </w:rPr>
-        <w:t xml:space="preserve"> </w:t>
-      </w:r>
-      <w:proofErr w:type="gramStart"/>
+        <w:t xml:space="preserve"> in </w:t>
+      </w:r>
       <w:r>
         <w:rPr>
           <w:lang w:val="en-IN"/>
         </w:rPr>
-        <w:t xml:space="preserve">in </w:t>
+        <w:t xml:space="preserve"> the function doesn’t get rendered or refreshed every time (i.e.. the function code in the useEffect)</w:t>
       </w:r>
       <w:r>
         <w:rPr>
           <w:lang w:val="en-IN"/>
         </w:rPr>
-        <w:t xml:space="preserve"> the</w:t>
-      </w:r>
-      <w:proofErr w:type="gramEnd"/>
-      <w:r>
+        <w:t>. Specifying the dependencies often increases performance by eliminating unnecessary renders.</w:t>
+      </w:r>
+    </w:p>
+    <w:p>
+      <w:pPr>
         <w:rPr>
           <w:lang w:val="en-IN"/>
         </w:rPr>
-        <w:t xml:space="preserve"> function doesn’t get rendered or refreshed every time (</w:t>
-      </w:r>
-      <w:proofErr w:type="gramStart"/>
+      </w:pPr>
       <w:r>
         <w:rPr>
           <w:lang w:val="en-IN"/>
         </w:rPr>
-        <w:t>i.e..</w:t>
-      </w:r>
-      <w:proofErr w:type="gramEnd"/>
-      <w:r>
-        <w:rPr>
-          <w:lang w:val="en-IN"/>
-        </w:rPr>
-        <w:t xml:space="preserve"> the function code in the </w:t>
-      </w:r>
-      <w:proofErr w:type="spellStart"/>
-      <w:r>
-        <w:rPr>
-          <w:lang w:val="en-IN"/>
-        </w:rPr>
-        <w:t>useEffect</w:t>
-      </w:r>
-      <w:proofErr w:type="spellEnd"/>
-      <w:r>
-        <w:rPr>
-          <w:lang w:val="en-IN"/>
-        </w:rPr>
-        <w:t>)</w:t>
-      </w:r>
-      <w:r>
-        <w:rPr>
-          <w:lang w:val="en-IN"/>
-        </w:rPr>
-        <w:t>. Specifying the dependencies often increases performance by eliminating unnecessary renders.</w:t>
-      </w:r>
-    </w:p>
-    <w:p>
-      <w:pPr>
-        <w:rPr>
-          <w:lang w:val="en-IN"/>
-        </w:rPr>
-      </w:pPr>
-      <w:r>
-        <w:rPr>
-          <w:lang w:val="en-IN"/>
-        </w:rPr>
-        <w:t xml:space="preserve">As </w:t>
-      </w:r>
-      <w:proofErr w:type="spellStart"/>
-      <w:r>
-        <w:rPr>
-          <w:lang w:val="en-IN"/>
-        </w:rPr>
-        <w:t>useEffect</w:t>
-      </w:r>
-      <w:proofErr w:type="spellEnd"/>
-      <w:r>
-        <w:rPr>
-          <w:lang w:val="en-IN"/>
-        </w:rPr>
-        <w:t xml:space="preserve"> is asynchronous and runs after the component has rendered it is better to have asynchronous tasks such as fetching data.</w:t>
+        <w:t>As useEffect is asynchronous and runs after the component has rendered it is better to have asynchronous tasks such as fetching data.</w:t>
       </w:r>
     </w:p>
     <w:p>
@@ -21694,16 +19233,20 @@
         <w:rPr>
           <w:lang w:val="en-IN"/>
         </w:rPr>
+        <w:t xml:space="preserve"> useContext</w:t>
+      </w:r>
+      <w:r>
+        <w:rPr>
+          <w:lang w:val="en-IN"/>
+        </w:rPr>
         <w:t xml:space="preserve"> </w:t>
       </w:r>
-      <w:proofErr w:type="spellStart"/>
       <w:r>
         <w:rPr>
           <w:lang w:val="en-IN"/>
         </w:rPr>
-        <w:t>useContext</w:t>
-      </w:r>
-      <w:proofErr w:type="spellEnd"/>
+        <w:sym w:font="Wingdings" w:char="F0E0"/>
+      </w:r>
       <w:r>
         <w:rPr>
           <w:lang w:val="en-IN"/>
@@ -21714,47 +19257,7 @@
         <w:rPr>
           <w:lang w:val="en-IN"/>
         </w:rPr>
-        <w:sym w:font="Wingdings" w:char="F0E0"/>
-      </w:r>
-      <w:r>
-        <w:rPr>
-          <w:lang w:val="en-IN"/>
-        </w:rPr>
-        <w:t xml:space="preserve"> </w:t>
-      </w:r>
-      <w:r>
-        <w:rPr>
-          <w:lang w:val="en-IN"/>
-        </w:rPr>
-        <w:t xml:space="preserve">When we want to send huge context data from parent component to child component then instead of passing them through props as they will become quite </w:t>
-      </w:r>
-      <w:proofErr w:type="gramStart"/>
-      <w:r>
-        <w:rPr>
-          <w:lang w:val="en-IN"/>
-        </w:rPr>
-        <w:t>complex</w:t>
-      </w:r>
-      <w:proofErr w:type="gramEnd"/>
-      <w:r>
-        <w:rPr>
-          <w:lang w:val="en-IN"/>
-        </w:rPr>
-        <w:t xml:space="preserve"> we can use </w:t>
-      </w:r>
-      <w:proofErr w:type="spellStart"/>
-      <w:r>
-        <w:rPr>
-          <w:lang w:val="en-IN"/>
-        </w:rPr>
-        <w:t>useContext</w:t>
-      </w:r>
-      <w:proofErr w:type="spellEnd"/>
-      <w:r>
-        <w:rPr>
-          <w:lang w:val="en-IN"/>
-        </w:rPr>
-        <w:t xml:space="preserve"> to send global data that can be used by a huge tree of components.</w:t>
+        <w:t>When we want to send huge context data from parent component to child component then instead of passing them through props as they will become quite complex we can use useContext to send global data that can be used by a huge tree of components.</w:t>
       </w:r>
     </w:p>
     <w:p>
@@ -21768,23 +19271,26 @@
           <w:rFonts w:ascii="Segoe UI Symbol" w:hAnsi="Segoe UI Symbol" w:cs="Segoe UI Symbol"/>
           <w:lang w:val="en-IN"/>
         </w:rPr>
-        <w:lastRenderedPageBreak/>
         <w:t>➤</w:t>
       </w:r>
       <w:r>
         <w:rPr>
           <w:lang w:val="en-IN"/>
         </w:rPr>
+        <w:t xml:space="preserve"> useReducer</w:t>
+      </w:r>
+      <w:r>
+        <w:rPr>
+          <w:lang w:val="en-IN"/>
+        </w:rPr>
         <w:t xml:space="preserve"> </w:t>
       </w:r>
-      <w:proofErr w:type="spellStart"/>
       <w:r>
         <w:rPr>
           <w:lang w:val="en-IN"/>
         </w:rPr>
-        <w:t>useReducer</w:t>
-      </w:r>
-      <w:proofErr w:type="spellEnd"/>
+        <w:sym w:font="Wingdings" w:char="F0E0"/>
+      </w:r>
       <w:r>
         <w:rPr>
           <w:lang w:val="en-IN"/>
@@ -21795,21 +19301,8 @@
         <w:rPr>
           <w:lang w:val="en-IN"/>
         </w:rPr>
-        <w:sym w:font="Wingdings" w:char="F0E0"/>
-      </w:r>
-      <w:r>
-        <w:rPr>
-          <w:lang w:val="en-IN"/>
-        </w:rPr>
-        <w:t xml:space="preserve"> </w:t>
-      </w:r>
-      <w:r>
-        <w:rPr>
-          <w:lang w:val="en-IN"/>
-        </w:rPr>
         <w:t xml:space="preserve">It’s an alternative to </w:t>
       </w:r>
-      <w:proofErr w:type="spellStart"/>
       <w:r>
         <w:rPr>
           <w:i/>
@@ -21818,7 +19311,6 @@
         </w:rPr>
         <w:t>useState</w:t>
       </w:r>
-      <w:proofErr w:type="spellEnd"/>
       <w:r>
         <w:rPr>
           <w:i/>
@@ -21882,7 +19374,6 @@
           <w:lang w:val="en-IN"/>
         </w:rPr>
       </w:pPr>
-      <w:proofErr w:type="spellStart"/>
       <w:r>
         <w:rPr>
           <w:i/>
@@ -21891,7 +19382,6 @@
         </w:rPr>
         <w:t>useReducer</w:t>
       </w:r>
-      <w:proofErr w:type="spellEnd"/>
       <w:r>
         <w:rPr>
           <w:i/>
@@ -21904,21 +19394,7 @@
         <w:rPr>
           <w:lang w:val="en-IN"/>
         </w:rPr>
-        <w:t xml:space="preserve">returns a value (new state) and a dispatch function. A dispatch function can be used in response to events but instead of taking a value to set the stateful </w:t>
-      </w:r>
-      <w:proofErr w:type="gramStart"/>
-      <w:r>
-        <w:rPr>
-          <w:lang w:val="en-IN"/>
-        </w:rPr>
-        <w:t>variable ,</w:t>
-      </w:r>
-      <w:proofErr w:type="gramEnd"/>
-      <w:r>
-        <w:rPr>
-          <w:lang w:val="en-IN"/>
-        </w:rPr>
-        <w:t xml:space="preserve"> it takes an action object.</w:t>
+        <w:t>returns a value (new state) and a dispatch function. A dispatch function can be used in response to events but instead of taking a value to set the stateful variable , it takes an action object.</w:t>
       </w:r>
     </w:p>
     <w:p>
@@ -21938,16 +19414,8 @@
         <w:rPr>
           <w:lang w:val="en-IN"/>
         </w:rPr>
-        <w:t xml:space="preserve"> </w:t>
-      </w:r>
-      <w:proofErr w:type="spellStart"/>
-      <w:r>
-        <w:rPr>
-          <w:lang w:val="en-IN"/>
-        </w:rPr>
-        <w:t>useCallback</w:t>
-      </w:r>
-      <w:proofErr w:type="spellEnd"/>
+        <w:t xml:space="preserve"> useCallback</w:t>
+      </w:r>
       <w:r>
         <w:rPr>
           <w:lang w:val="en-IN"/>
@@ -21984,16 +19452,8 @@
         <w:rPr>
           <w:lang w:val="en-IN"/>
         </w:rPr>
-        <w:t xml:space="preserve"> </w:t>
-      </w:r>
-      <w:proofErr w:type="spellStart"/>
-      <w:r>
-        <w:rPr>
-          <w:lang w:val="en-IN"/>
-        </w:rPr>
-        <w:t>useMemo</w:t>
-      </w:r>
-      <w:proofErr w:type="spellEnd"/>
+        <w:t xml:space="preserve"> useMemo</w:t>
+      </w:r>
     </w:p>
     <w:p>
       <w:pPr>
@@ -22012,16 +19472,8 @@
         <w:rPr>
           <w:lang w:val="en-IN"/>
         </w:rPr>
-        <w:t xml:space="preserve"> </w:t>
-      </w:r>
-      <w:proofErr w:type="spellStart"/>
-      <w:r>
-        <w:rPr>
-          <w:lang w:val="en-IN"/>
-        </w:rPr>
-        <w:t>useRef</w:t>
-      </w:r>
-      <w:proofErr w:type="spellEnd"/>
+        <w:t xml:space="preserve"> useRef</w:t>
+      </w:r>
     </w:p>
     <w:p>
       <w:pPr>
@@ -22034,22 +19486,15 @@
           <w:rFonts w:ascii="Segoe UI Symbol" w:hAnsi="Segoe UI Symbol" w:cs="Segoe UI Symbol"/>
           <w:lang w:val="en-IN"/>
         </w:rPr>
+        <w:lastRenderedPageBreak/>
         <w:t>➤</w:t>
       </w:r>
       <w:r>
         <w:rPr>
           <w:lang w:val="en-IN"/>
         </w:rPr>
-        <w:t xml:space="preserve"> </w:t>
-      </w:r>
-      <w:proofErr w:type="spellStart"/>
-      <w:r>
-        <w:rPr>
-          <w:lang w:val="en-IN"/>
-        </w:rPr>
-        <w:t>useImperativeHandle</w:t>
-      </w:r>
-      <w:proofErr w:type="spellEnd"/>
+        <w:t xml:space="preserve"> useImperativeHandle</w:t>
+      </w:r>
     </w:p>
     <w:p>
       <w:pPr>
@@ -22068,16 +19513,8 @@
         <w:rPr>
           <w:lang w:val="en-IN"/>
         </w:rPr>
-        <w:t xml:space="preserve"> </w:t>
-      </w:r>
-      <w:proofErr w:type="spellStart"/>
-      <w:r>
-        <w:rPr>
-          <w:lang w:val="en-IN"/>
-        </w:rPr>
-        <w:t>useLayoutEffect</w:t>
-      </w:r>
-      <w:proofErr w:type="spellEnd"/>
+        <w:t xml:space="preserve"> useLayoutEffect</w:t>
+      </w:r>
     </w:p>
     <w:p>
       <w:pPr>
@@ -22096,16 +19533,8 @@
         <w:rPr>
           <w:lang w:val="en-IN"/>
         </w:rPr>
-        <w:t xml:space="preserve"> </w:t>
-      </w:r>
-      <w:proofErr w:type="spellStart"/>
-      <w:r>
-        <w:rPr>
-          <w:lang w:val="en-IN"/>
-        </w:rPr>
-        <w:t>useDebugValue</w:t>
-      </w:r>
-      <w:proofErr w:type="spellEnd"/>
+        <w:t xml:space="preserve"> useDebugValue</w:t>
+      </w:r>
     </w:p>
     <w:p>
       <w:pPr>
@@ -22162,39 +19591,7 @@
     </w:p>
     <w:p>
       <w:r>
-        <w:t xml:space="preserve">The call stack in JavaScript is where commands waiting to be executed in First </w:t>
-      </w:r>
-      <w:proofErr w:type="gramStart"/>
-      <w:r>
-        <w:t>In</w:t>
-      </w:r>
-      <w:proofErr w:type="gramEnd"/>
-      <w:r>
-        <w:t xml:space="preserve"> Last Out (FILO) or Last </w:t>
-      </w:r>
-      <w:proofErr w:type="gramStart"/>
-      <w:r>
-        <w:t>In</w:t>
-      </w:r>
-      <w:proofErr w:type="gramEnd"/>
-      <w:r>
-        <w:t xml:space="preserve"> First Out (LIFO) manner. So, JavaScript may be single threaded but the environment in which it runs (</w:t>
-      </w:r>
-      <w:proofErr w:type="gramStart"/>
-      <w:r>
-        <w:t>i.e..</w:t>
-      </w:r>
-      <w:proofErr w:type="gramEnd"/>
-      <w:r>
-        <w:t xml:space="preserve"> browser or Node.js) is </w:t>
-      </w:r>
-      <w:proofErr w:type="spellStart"/>
-      <w:r>
-        <w:t>multi threaded</w:t>
-      </w:r>
-      <w:proofErr w:type="spellEnd"/>
-      <w:r>
-        <w:t>.</w:t>
+        <w:t>The call stack in JavaScript is where commands waiting to be executed in First In Last Out (FILO) or Last In First Out (LIFO) manner. So, JavaScript may be single threaded but the environment in which it runs (i.e.. browser or Node.js) is multi threaded.</w:t>
       </w:r>
     </w:p>
     <w:p>
@@ -22210,6 +19607,7 @@
         <w:rPr>
           <w:noProof/>
         </w:rPr>
+        <w:lastRenderedPageBreak/>
         <w:drawing>
           <wp:inline distT="0" distB="0" distL="0" distR="0" wp14:anchorId="48F6AD95" wp14:editId="10DC4DDC">
             <wp:extent cx="7018191" cy="1005840"/>
@@ -22249,31 +19647,7 @@
     </w:p>
     <w:p>
       <w:r>
-        <w:t xml:space="preserve">When we run the above in the browser console three function calls will be added to the JavaScript call stack for execution in the order. After the execution of first </w:t>
-      </w:r>
-      <w:proofErr w:type="gramStart"/>
-      <w:r>
-        <w:t>statement</w:t>
-      </w:r>
-      <w:proofErr w:type="gramEnd"/>
-      <w:r>
-        <w:t xml:space="preserve"> it is removed from call stack, when JavaScript sees the second statement (</w:t>
-      </w:r>
-      <w:proofErr w:type="spellStart"/>
-      <w:r>
-        <w:t>setTimeout</w:t>
-      </w:r>
-      <w:proofErr w:type="spellEnd"/>
-      <w:r>
-        <w:t xml:space="preserve">) it creates an event (that will indirectly be managed by JavaScript). It hands off to the browser to execute and then removes it from the call stack. Then third statement is executed.  The Web </w:t>
-      </w:r>
-      <w:proofErr w:type="gramStart"/>
-      <w:r>
-        <w:t>API ,</w:t>
-      </w:r>
-      <w:proofErr w:type="gramEnd"/>
-      <w:r>
-        <w:t xml:space="preserve"> in the meantime waits for 2 seconds and adds our function to the browser’s call back queue. The event loop (which is in charge of listening for events and registering events listeners in JavaScript environment) picks up the function from the call back queue and adds it to JavaScript</w:t>
+        <w:t>When we run the above in the browser console three function calls will be added to the JavaScript call stack for execution in the order. After the execution of first statement it is removed from call stack, when JavaScript sees the second statement (setTimeout) it creates an event (that will indirectly be managed by JavaScript). It hands off to the browser to execute and then removes it from the call stack. Then third statement is executed.  The Web API , in the meantime waits for 2 seconds and adds our function to the browser’s call back queue. The event loop (which is in charge of listening for events and registering events listeners in JavaScript environment) picks up the function from the call back queue and adds it to JavaScript</w:t>
       </w:r>
       <w:r>
         <w:t>’</w:t>
